--- a/1/docs/Теорія прийняття рішень[Лб1].docx
+++ b/1/docs/Теорія прийняття рішень[Лб1].docx
@@ -269,7 +269,7 @@
           <w:rFonts w:ascii="Times New Roman" w:eastAsia="Times New Roman" w:hAnsi="Times New Roman" w:cs="Times New Roman"/>
           <w:sz w:val="28"/>
           <w:szCs w:val="28"/>
-          <w:lang w:val="en-US"/>
+          <w:lang w:val="ru-RU"/>
         </w:rPr>
       </w:pPr>
     </w:p>
@@ -458,23 +458,13 @@
         </w:rPr>
         <w:t xml:space="preserve"> </w:t>
       </w:r>
-      <w:proofErr w:type="spellStart"/>
-      <w:r>
-        <w:rPr>
-          <w:rFonts w:ascii="Times New Roman" w:eastAsia="Times New Roman" w:hAnsi="Times New Roman" w:cs="Times New Roman"/>
-          <w:sz w:val="28"/>
-          <w:szCs w:val="28"/>
-        </w:rPr>
-        <w:t>Рилова</w:t>
-      </w:r>
-      <w:proofErr w:type="spellEnd"/>
-      <w:r>
-        <w:rPr>
-          <w:rFonts w:ascii="Times New Roman" w:eastAsia="Times New Roman" w:hAnsi="Times New Roman" w:cs="Times New Roman"/>
-          <w:sz w:val="28"/>
-          <w:szCs w:val="28"/>
-        </w:rPr>
-        <w:t xml:space="preserve"> Н</w:t>
+      <w:r>
+        <w:rPr>
+          <w:rFonts w:ascii="Times New Roman" w:eastAsia="Times New Roman" w:hAnsi="Times New Roman" w:cs="Times New Roman"/>
+          <w:sz w:val="28"/>
+          <w:szCs w:val="28"/>
+        </w:rPr>
+        <w:t>Рилова Н</w:t>
       </w:r>
       <w:r>
         <w:rPr>
@@ -713,39 +703,7 @@
           <w:sz w:val="28"/>
           <w:szCs w:val="28"/>
         </w:rPr>
-        <w:t>прийняття рішень під час проєктування. Отримання навичок вибору рішень у</w:t>
-      </w:r>
-      <w:r>
-        <w:rPr>
-          <w:rFonts w:ascii="Times New Roman" w:eastAsia="Times New Roman" w:hAnsi="Times New Roman" w:cs="Times New Roman"/>
-          <w:sz w:val="28"/>
-          <w:szCs w:val="28"/>
-        </w:rPr>
-        <w:t xml:space="preserve"> </w:t>
-      </w:r>
-      <w:r>
-        <w:rPr>
-          <w:rFonts w:ascii="Times New Roman" w:eastAsia="Times New Roman" w:hAnsi="Times New Roman" w:cs="Times New Roman"/>
-          <w:sz w:val="28"/>
-          <w:szCs w:val="28"/>
-        </w:rPr>
-        <w:t>різних ситуаціях інформованості людини, що приймає рішення (ОПР) про</w:t>
-      </w:r>
-      <w:r>
-        <w:rPr>
-          <w:rFonts w:ascii="Times New Roman" w:eastAsia="Times New Roman" w:hAnsi="Times New Roman" w:cs="Times New Roman"/>
-          <w:sz w:val="28"/>
-          <w:szCs w:val="28"/>
-        </w:rPr>
-        <w:t xml:space="preserve"> </w:t>
-      </w:r>
-      <w:r>
-        <w:rPr>
-          <w:rFonts w:ascii="Times New Roman" w:eastAsia="Times New Roman" w:hAnsi="Times New Roman" w:cs="Times New Roman"/>
-          <w:sz w:val="28"/>
-          <w:szCs w:val="28"/>
-        </w:rPr>
-        <w:t>важливість критеріїв.</w:t>
+        <w:t>прийняття рішень під час проєктування. Отримання навичок вибору рішень у різних ситуаціях інформованості людини, що приймає рішення (ОПР) про важливість критеріїв.</w:t>
       </w:r>
     </w:p>
     <w:p>
@@ -757,7 +715,6 @@
           <w:rFonts w:ascii="Times New Roman" w:eastAsia="Times New Roman" w:hAnsi="Times New Roman" w:cs="Times New Roman"/>
           <w:sz w:val="28"/>
           <w:szCs w:val="28"/>
-          <w:lang w:val="ru-RU"/>
         </w:rPr>
       </w:pPr>
     </w:p>
@@ -780,7 +737,7 @@
           <w:sz w:val="28"/>
           <w:szCs w:val="28"/>
         </w:rPr>
-        <w:t>Порядок виконання роботи</w:t>
+        <w:t>Завдання на лабораторну роботу</w:t>
       </w:r>
       <w:r>
         <w:rPr>
@@ -991,34 +948,7 @@
           <w:sz w:val="28"/>
           <w:szCs w:val="28"/>
         </w:rPr>
-        <w:t>Таблиця 1.5 – Значення вагових коефіцієнтів залежно від номера в</w:t>
-      </w:r>
-      <w:r>
-        <w:rPr>
-          <w:rFonts w:ascii="Times New Roman" w:eastAsia="Times New Roman" w:hAnsi="Times New Roman" w:cs="Times New Roman"/>
-          <w:color w:val="000009"/>
-          <w:sz w:val="28"/>
-          <w:szCs w:val="28"/>
-        </w:rPr>
-        <w:t xml:space="preserve"> ж</w:t>
-      </w:r>
-      <w:r>
-        <w:rPr>
-          <w:rFonts w:ascii="Times New Roman" w:eastAsia="Times New Roman" w:hAnsi="Times New Roman" w:cs="Times New Roman"/>
-          <w:color w:val="000009"/>
-          <w:sz w:val="28"/>
-          <w:szCs w:val="28"/>
-        </w:rPr>
-        <w:t>урналі</w:t>
-      </w:r>
-      <w:r>
-        <w:rPr>
-          <w:rFonts w:ascii="Times New Roman" w:eastAsia="Times New Roman" w:hAnsi="Times New Roman" w:cs="Times New Roman"/>
-          <w:color w:val="000009"/>
-          <w:sz w:val="28"/>
-          <w:szCs w:val="28"/>
-        </w:rPr>
-        <w:t>.</w:t>
+        <w:t>Таблиця 1.5 – Значення вагових коефіцієнтів залежно від номера в журналі.</w:t>
       </w:r>
     </w:p>
     <w:tbl>
@@ -1485,25 +1415,7 @@
           <w:sz w:val="28"/>
           <w:szCs w:val="28"/>
         </w:rPr>
-        <w:t>Уточнити оцінку об’єкта за кожним критерієм за допомогою вагових</w:t>
-      </w:r>
-      <w:r>
-        <w:rPr>
-          <w:rFonts w:ascii="Times New Roman" w:eastAsia="Times New Roman" w:hAnsi="Times New Roman" w:cs="Times New Roman"/>
-          <w:color w:val="000009"/>
-          <w:sz w:val="28"/>
-          <w:szCs w:val="28"/>
-        </w:rPr>
-        <w:t xml:space="preserve"> </w:t>
-      </w:r>
-      <w:r>
-        <w:rPr>
-          <w:rFonts w:ascii="Times New Roman" w:eastAsia="Times New Roman" w:hAnsi="Times New Roman" w:cs="Times New Roman"/>
-          <w:color w:val="000009"/>
-          <w:sz w:val="28"/>
-          <w:szCs w:val="28"/>
-        </w:rPr>
-        <w:t>коефіцієнтів.</w:t>
+        <w:t>Уточнити оцінку об’єкта за кожним критерієм за допомогою вагових коефіцієнтів.</w:t>
       </w:r>
     </w:p>
     <w:p>
@@ -1559,25 +1471,7 @@
           <w:sz w:val="28"/>
           <w:szCs w:val="28"/>
         </w:rPr>
-        <w:t>Розрахувати функцію корисності для кожного об’єкта з множини</w:t>
-      </w:r>
-      <w:r>
-        <w:rPr>
-          <w:rFonts w:ascii="Times New Roman" w:eastAsia="Times New Roman" w:hAnsi="Times New Roman" w:cs="Times New Roman"/>
-          <w:color w:val="000009"/>
-          <w:sz w:val="28"/>
-          <w:szCs w:val="28"/>
-        </w:rPr>
-        <w:t xml:space="preserve"> </w:t>
-      </w:r>
-      <w:r>
-        <w:rPr>
-          <w:rFonts w:ascii="Times New Roman" w:eastAsia="Times New Roman" w:hAnsi="Times New Roman" w:cs="Times New Roman"/>
-          <w:color w:val="000009"/>
-          <w:sz w:val="28"/>
-          <w:szCs w:val="28"/>
-        </w:rPr>
-        <w:t>Парето.</w:t>
+        <w:t>Розрахувати функцію корисності для кожного об’єкта з множини Парето.</w:t>
       </w:r>
     </w:p>
     <w:p>
@@ -1611,7 +1505,6 @@
     <w:p>
       <w:pPr>
         <w:spacing w:after="0" w:line="360" w:lineRule="auto"/>
-        <w:ind w:firstLine="709"/>
         <w:jc w:val="both"/>
         <w:rPr>
           <w:rFonts w:ascii="Times New Roman" w:eastAsia="Times New Roman" w:hAnsi="Times New Roman" w:cs="Times New Roman"/>
@@ -1729,7 +1622,6 @@
           <w:lang w:val="en-US"/>
         </w:rPr>
       </w:pPr>
-      <w:proofErr w:type="spellStart"/>
       <w:r>
         <w:rPr>
           <w:rFonts w:ascii="Courier New" w:eastAsia="Times New Roman" w:hAnsi="Courier New" w:cs="Courier New"/>
@@ -1740,7 +1632,6 @@
         </w:rPr>
         <w:t>import</w:t>
       </w:r>
-      <w:proofErr w:type="spellEnd"/>
       <w:r>
         <w:rPr>
           <w:rFonts w:ascii="Courier New" w:eastAsia="Times New Roman" w:hAnsi="Courier New" w:cs="Courier New"/>
@@ -1750,7 +1641,6 @@
         </w:rPr>
         <w:t xml:space="preserve"> </w:t>
       </w:r>
-      <w:proofErr w:type="spellStart"/>
       <w:r>
         <w:rPr>
           <w:rFonts w:ascii="Courier New" w:eastAsia="Times New Roman" w:hAnsi="Courier New" w:cs="Courier New"/>
@@ -1761,7 +1651,6 @@
         </w:rPr>
         <w:t>random</w:t>
       </w:r>
-      <w:proofErr w:type="spellEnd"/>
       <w:r>
         <w:rPr>
           <w:rFonts w:ascii="Courier New" w:eastAsia="Times New Roman" w:hAnsi="Courier New" w:cs="Courier New"/>
@@ -1771,7 +1660,6 @@
         </w:rPr>
         <w:br/>
       </w:r>
-      <w:proofErr w:type="spellStart"/>
       <w:r>
         <w:rPr>
           <w:rFonts w:ascii="Courier New" w:eastAsia="Times New Roman" w:hAnsi="Courier New" w:cs="Courier New"/>
@@ -1782,7 +1670,6 @@
         </w:rPr>
         <w:t>import</w:t>
       </w:r>
-      <w:proofErr w:type="spellEnd"/>
       <w:r>
         <w:rPr>
           <w:rFonts w:ascii="Courier New" w:eastAsia="Times New Roman" w:hAnsi="Courier New" w:cs="Courier New"/>
@@ -1792,7 +1679,6 @@
         </w:rPr>
         <w:t xml:space="preserve"> </w:t>
       </w:r>
-      <w:proofErr w:type="spellStart"/>
       <w:r>
         <w:rPr>
           <w:rFonts w:ascii="Courier New" w:eastAsia="Times New Roman" w:hAnsi="Courier New" w:cs="Courier New"/>
@@ -1803,7 +1689,6 @@
         </w:rPr>
         <w:t>pandas</w:t>
       </w:r>
-      <w:proofErr w:type="spellEnd"/>
       <w:r>
         <w:rPr>
           <w:rFonts w:ascii="Courier New" w:eastAsia="Times New Roman" w:hAnsi="Courier New" w:cs="Courier New"/>
@@ -1813,7 +1698,6 @@
         </w:rPr>
         <w:t xml:space="preserve"> </w:t>
       </w:r>
-      <w:proofErr w:type="spellStart"/>
       <w:r>
         <w:rPr>
           <w:rFonts w:ascii="Courier New" w:eastAsia="Times New Roman" w:hAnsi="Courier New" w:cs="Courier New"/>
@@ -1824,7 +1708,6 @@
         </w:rPr>
         <w:t>as</w:t>
       </w:r>
-      <w:proofErr w:type="spellEnd"/>
       <w:r>
         <w:rPr>
           <w:rFonts w:ascii="Courier New" w:eastAsia="Times New Roman" w:hAnsi="Courier New" w:cs="Courier New"/>
@@ -1834,7 +1717,6 @@
         </w:rPr>
         <w:t xml:space="preserve"> </w:t>
       </w:r>
-      <w:proofErr w:type="spellStart"/>
       <w:r>
         <w:rPr>
           <w:rFonts w:ascii="Courier New" w:eastAsia="Times New Roman" w:hAnsi="Courier New" w:cs="Courier New"/>
@@ -1845,7 +1727,6 @@
         </w:rPr>
         <w:t>pd</w:t>
       </w:r>
-      <w:proofErr w:type="spellEnd"/>
       <w:r>
         <w:rPr>
           <w:rFonts w:ascii="Courier New" w:eastAsia="Times New Roman" w:hAnsi="Courier New" w:cs="Courier New"/>
@@ -1919,7 +1800,6 @@
         </w:rPr>
         <w:br/>
       </w:r>
-      <w:proofErr w:type="spellStart"/>
       <w:r>
         <w:rPr>
           <w:rFonts w:ascii="Courier New" w:eastAsia="Times New Roman" w:hAnsi="Courier New" w:cs="Courier New"/>
@@ -1930,7 +1810,6 @@
         </w:rPr>
         <w:t>num</w:t>
       </w:r>
-      <w:proofErr w:type="spellEnd"/>
       <w:r>
         <w:rPr>
           <w:rFonts w:ascii="Courier New" w:eastAsia="Times New Roman" w:hAnsi="Courier New" w:cs="Courier New"/>
@@ -1940,7 +1819,6 @@
         </w:rPr>
         <w:t>_</w:t>
       </w:r>
-      <w:proofErr w:type="spellStart"/>
       <w:r>
         <w:rPr>
           <w:rFonts w:ascii="Courier New" w:eastAsia="Times New Roman" w:hAnsi="Courier New" w:cs="Courier New"/>
@@ -1951,7 +1829,6 @@
         </w:rPr>
         <w:t>objects</w:t>
       </w:r>
-      <w:proofErr w:type="spellEnd"/>
       <w:r>
         <w:rPr>
           <w:rFonts w:ascii="Courier New" w:eastAsia="Times New Roman" w:hAnsi="Courier New" w:cs="Courier New"/>
@@ -2025,7 +1902,6 @@
         </w:rPr>
         <w:t>1_</w:t>
       </w:r>
-      <w:proofErr w:type="spellStart"/>
       <w:r>
         <w:rPr>
           <w:rFonts w:ascii="Courier New" w:eastAsia="Times New Roman" w:hAnsi="Courier New" w:cs="Courier New"/>
@@ -2036,7 +1912,6 @@
         </w:rPr>
         <w:t>min</w:t>
       </w:r>
-      <w:proofErr w:type="spellEnd"/>
       <w:r>
         <w:rPr>
           <w:rFonts w:ascii="Courier New" w:eastAsia="Times New Roman" w:hAnsi="Courier New" w:cs="Courier New"/>
@@ -2065,7 +1940,6 @@
         </w:rPr>
         <w:t>1_</w:t>
       </w:r>
-      <w:proofErr w:type="spellStart"/>
       <w:r>
         <w:rPr>
           <w:rFonts w:ascii="Courier New" w:eastAsia="Times New Roman" w:hAnsi="Courier New" w:cs="Courier New"/>
@@ -2076,7 +1950,6 @@
         </w:rPr>
         <w:t>max</w:t>
       </w:r>
-      <w:proofErr w:type="spellEnd"/>
       <w:r>
         <w:rPr>
           <w:rFonts w:ascii="Courier New" w:eastAsia="Times New Roman" w:hAnsi="Courier New" w:cs="Courier New"/>
@@ -2224,7 +2097,6 @@
         </w:rPr>
         <w:t>2_</w:t>
       </w:r>
-      <w:proofErr w:type="spellStart"/>
       <w:r>
         <w:rPr>
           <w:rFonts w:ascii="Courier New" w:eastAsia="Times New Roman" w:hAnsi="Courier New" w:cs="Courier New"/>
@@ -2235,7 +2107,6 @@
         </w:rPr>
         <w:t>min</w:t>
       </w:r>
-      <w:proofErr w:type="spellEnd"/>
       <w:r>
         <w:rPr>
           <w:rFonts w:ascii="Courier New" w:eastAsia="Times New Roman" w:hAnsi="Courier New" w:cs="Courier New"/>
@@ -2264,7 +2135,6 @@
         </w:rPr>
         <w:t>2_</w:t>
       </w:r>
-      <w:proofErr w:type="spellStart"/>
       <w:r>
         <w:rPr>
           <w:rFonts w:ascii="Courier New" w:eastAsia="Times New Roman" w:hAnsi="Courier New" w:cs="Courier New"/>
@@ -2275,7 +2145,6 @@
         </w:rPr>
         <w:t>max</w:t>
       </w:r>
-      <w:proofErr w:type="spellEnd"/>
       <w:r>
         <w:rPr>
           <w:rFonts w:ascii="Courier New" w:eastAsia="Times New Roman" w:hAnsi="Courier New" w:cs="Courier New"/>
@@ -2396,7 +2265,6 @@
         </w:rPr>
         <w:t>3_</w:t>
       </w:r>
-      <w:proofErr w:type="spellStart"/>
       <w:r>
         <w:rPr>
           <w:rFonts w:ascii="Courier New" w:eastAsia="Times New Roman" w:hAnsi="Courier New" w:cs="Courier New"/>
@@ -2407,7 +2275,6 @@
         </w:rPr>
         <w:t>min</w:t>
       </w:r>
-      <w:proofErr w:type="spellEnd"/>
       <w:r>
         <w:rPr>
           <w:rFonts w:ascii="Courier New" w:eastAsia="Times New Roman" w:hAnsi="Courier New" w:cs="Courier New"/>
@@ -2436,7 +2303,6 @@
         </w:rPr>
         <w:t>3_</w:t>
       </w:r>
-      <w:proofErr w:type="spellStart"/>
       <w:r>
         <w:rPr>
           <w:rFonts w:ascii="Courier New" w:eastAsia="Times New Roman" w:hAnsi="Courier New" w:cs="Courier New"/>
@@ -2447,7 +2313,6 @@
         </w:rPr>
         <w:t>max</w:t>
       </w:r>
-      <w:proofErr w:type="spellEnd"/>
       <w:r>
         <w:rPr>
           <w:rFonts w:ascii="Courier New" w:eastAsia="Times New Roman" w:hAnsi="Courier New" w:cs="Courier New"/>
@@ -2568,7 +2433,6 @@
         </w:rPr>
         <w:br/>
       </w:r>
-      <w:proofErr w:type="spellStart"/>
       <w:r>
         <w:rPr>
           <w:rFonts w:ascii="Courier New" w:eastAsia="Times New Roman" w:hAnsi="Courier New" w:cs="Courier New"/>
@@ -2579,7 +2443,6 @@
         </w:rPr>
         <w:t>alpha</w:t>
       </w:r>
-      <w:proofErr w:type="spellEnd"/>
       <w:r>
         <w:rPr>
           <w:rFonts w:ascii="Courier New" w:eastAsia="Times New Roman" w:hAnsi="Courier New" w:cs="Courier New"/>
@@ -2589,7 +2452,6 @@
         </w:rPr>
         <w:t xml:space="preserve">1, </w:t>
       </w:r>
-      <w:proofErr w:type="spellStart"/>
       <w:r>
         <w:rPr>
           <w:rFonts w:ascii="Courier New" w:eastAsia="Times New Roman" w:hAnsi="Courier New" w:cs="Courier New"/>
@@ -2600,7 +2462,6 @@
         </w:rPr>
         <w:t>alpha</w:t>
       </w:r>
-      <w:proofErr w:type="spellEnd"/>
       <w:r>
         <w:rPr>
           <w:rFonts w:ascii="Courier New" w:eastAsia="Times New Roman" w:hAnsi="Courier New" w:cs="Courier New"/>
@@ -2610,7 +2471,6 @@
         </w:rPr>
         <w:t xml:space="preserve">2, </w:t>
       </w:r>
-      <w:proofErr w:type="spellStart"/>
       <w:r>
         <w:rPr>
           <w:rFonts w:ascii="Courier New" w:eastAsia="Times New Roman" w:hAnsi="Courier New" w:cs="Courier New"/>
@@ -2621,7 +2481,6 @@
         </w:rPr>
         <w:t>alpha</w:t>
       </w:r>
-      <w:proofErr w:type="spellEnd"/>
       <w:r>
         <w:rPr>
           <w:rFonts w:ascii="Courier New" w:eastAsia="Times New Roman" w:hAnsi="Courier New" w:cs="Courier New"/>
@@ -2703,7 +2562,6 @@
         </w:rPr>
         <w:t xml:space="preserve"># 1. </w:t>
       </w:r>
-      <w:proofErr w:type="spellStart"/>
       <w:r>
         <w:rPr>
           <w:rFonts w:ascii="Courier New" w:eastAsia="Times New Roman" w:hAnsi="Courier New" w:cs="Courier New"/>
@@ -2714,7 +2572,6 @@
         </w:rPr>
         <w:t>Генеруємо</w:t>
       </w:r>
-      <w:proofErr w:type="spellEnd"/>
       <w:r>
         <w:rPr>
           <w:rFonts w:ascii="Courier New" w:eastAsia="Times New Roman" w:hAnsi="Courier New" w:cs="Courier New"/>
@@ -2725,7 +2582,6 @@
         </w:rPr>
         <w:t xml:space="preserve"> </w:t>
       </w:r>
-      <w:proofErr w:type="spellStart"/>
       <w:r>
         <w:rPr>
           <w:rFonts w:ascii="Courier New" w:eastAsia="Times New Roman" w:hAnsi="Courier New" w:cs="Courier New"/>
@@ -2736,7 +2592,6 @@
         </w:rPr>
         <w:t>дані</w:t>
       </w:r>
-      <w:proofErr w:type="spellEnd"/>
       <w:r>
         <w:rPr>
           <w:rFonts w:ascii="Courier New" w:eastAsia="Times New Roman" w:hAnsi="Courier New" w:cs="Courier New"/>
@@ -2777,27 +2632,15 @@
         </w:rPr>
         <w:t xml:space="preserve">for </w:t>
       </w:r>
-      <w:proofErr w:type="spellStart"/>
-      <w:r>
-        <w:rPr>
-          <w:rFonts w:ascii="Courier New" w:eastAsia="Times New Roman" w:hAnsi="Courier New" w:cs="Courier New"/>
-          <w:color w:val="BCBEC4"/>
-          <w:sz w:val="20"/>
-          <w:szCs w:val="20"/>
-          <w:lang w:val="en-US"/>
-        </w:rPr>
-        <w:t>i</w:t>
-      </w:r>
-      <w:proofErr w:type="spellEnd"/>
-      <w:r>
-        <w:rPr>
-          <w:rFonts w:ascii="Courier New" w:eastAsia="Times New Roman" w:hAnsi="Courier New" w:cs="Courier New"/>
-          <w:color w:val="BCBEC4"/>
-          <w:sz w:val="20"/>
-          <w:szCs w:val="20"/>
-          <w:lang w:val="en-US"/>
-        </w:rPr>
-        <w:t xml:space="preserve"> </w:t>
+      <w:r>
+        <w:rPr>
+          <w:rFonts w:ascii="Courier New" w:eastAsia="Times New Roman" w:hAnsi="Courier New" w:cs="Courier New"/>
+          <w:color w:val="BCBEC4"/>
+          <w:sz w:val="20"/>
+          <w:szCs w:val="20"/>
+          <w:lang w:val="en-US"/>
+        </w:rPr>
+        <w:t xml:space="preserve">i </w:t>
       </w:r>
       <w:r>
         <w:rPr>
@@ -2878,29 +2721,7 @@
           <w:lang w:val="en-US"/>
         </w:rPr>
         <w:br/>
-        <w:t xml:space="preserve">    k1 = </w:t>
-      </w:r>
-      <w:proofErr w:type="spellStart"/>
-      <w:r>
-        <w:rPr>
-          <w:rFonts w:ascii="Courier New" w:eastAsia="Times New Roman" w:hAnsi="Courier New" w:cs="Courier New"/>
-          <w:color w:val="BCBEC4"/>
-          <w:sz w:val="20"/>
-          <w:szCs w:val="20"/>
-          <w:lang w:val="en-US"/>
-        </w:rPr>
-        <w:t>random.randint</w:t>
-      </w:r>
-      <w:proofErr w:type="spellEnd"/>
-      <w:r>
-        <w:rPr>
-          <w:rFonts w:ascii="Courier New" w:eastAsia="Times New Roman" w:hAnsi="Courier New" w:cs="Courier New"/>
-          <w:color w:val="BCBEC4"/>
-          <w:sz w:val="20"/>
-          <w:szCs w:val="20"/>
-          <w:lang w:val="en-US"/>
-        </w:rPr>
-        <w:t>(</w:t>
+        <w:t xml:space="preserve">    k1 = random.randint(</w:t>
       </w:r>
       <w:r>
         <w:rPr>
@@ -2951,29 +2772,7 @@
           <w:lang w:val="en-US"/>
         </w:rPr>
         <w:br/>
-        <w:t xml:space="preserve">    k2 = </w:t>
-      </w:r>
-      <w:proofErr w:type="spellStart"/>
-      <w:r>
-        <w:rPr>
-          <w:rFonts w:ascii="Courier New" w:eastAsia="Times New Roman" w:hAnsi="Courier New" w:cs="Courier New"/>
-          <w:color w:val="BCBEC4"/>
-          <w:sz w:val="20"/>
-          <w:szCs w:val="20"/>
-          <w:lang w:val="en-US"/>
-        </w:rPr>
-        <w:t>random.randint</w:t>
-      </w:r>
-      <w:proofErr w:type="spellEnd"/>
-      <w:r>
-        <w:rPr>
-          <w:rFonts w:ascii="Courier New" w:eastAsia="Times New Roman" w:hAnsi="Courier New" w:cs="Courier New"/>
-          <w:color w:val="BCBEC4"/>
-          <w:sz w:val="20"/>
-          <w:szCs w:val="20"/>
-          <w:lang w:val="en-US"/>
-        </w:rPr>
-        <w:t>(</w:t>
+        <w:t xml:space="preserve">    k2 = random.randint(</w:t>
       </w:r>
       <w:r>
         <w:rPr>
@@ -3044,39 +2843,259 @@
           <w:szCs w:val="20"/>
           <w:lang w:val="en-US"/>
         </w:rPr>
+        <w:t xml:space="preserve">(random.uniform(k3_min, k3_max), </w:t>
+      </w:r>
+      <w:r>
+        <w:rPr>
+          <w:rFonts w:ascii="Courier New" w:eastAsia="Times New Roman" w:hAnsi="Courier New" w:cs="Courier New"/>
+          <w:color w:val="2AACB8"/>
+          <w:sz w:val="20"/>
+          <w:szCs w:val="20"/>
+          <w:lang w:val="en-US"/>
+        </w:rPr>
+        <w:t>2</w:t>
+      </w:r>
+      <w:r>
+        <w:rPr>
+          <w:rFonts w:ascii="Courier New" w:eastAsia="Times New Roman" w:hAnsi="Courier New" w:cs="Courier New"/>
+          <w:color w:val="BCBEC4"/>
+          <w:sz w:val="20"/>
+          <w:szCs w:val="20"/>
+          <w:lang w:val="en-US"/>
+        </w:rPr>
+        <w:t>)</w:t>
+      </w:r>
+      <w:r>
+        <w:rPr>
+          <w:rFonts w:ascii="Courier New" w:eastAsia="Times New Roman" w:hAnsi="Courier New" w:cs="Courier New"/>
+          <w:color w:val="BCBEC4"/>
+          <w:sz w:val="20"/>
+          <w:szCs w:val="20"/>
+          <w:lang w:val="en-US"/>
+        </w:rPr>
+        <w:br/>
+        <w:t xml:space="preserve">    objects.append((i, k1, k2, k3))</w:t>
+      </w:r>
+      <w:r>
+        <w:rPr>
+          <w:rFonts w:ascii="Courier New" w:eastAsia="Times New Roman" w:hAnsi="Courier New" w:cs="Courier New"/>
+          <w:color w:val="BCBEC4"/>
+          <w:sz w:val="20"/>
+          <w:szCs w:val="20"/>
+          <w:lang w:val="en-US"/>
+        </w:rPr>
+        <w:br/>
+      </w:r>
+      <w:r>
+        <w:rPr>
+          <w:rFonts w:ascii="Courier New" w:eastAsia="Times New Roman" w:hAnsi="Courier New" w:cs="Courier New"/>
+          <w:color w:val="BCBEC4"/>
+          <w:sz w:val="20"/>
+          <w:szCs w:val="20"/>
+          <w:lang w:val="en-US"/>
+        </w:rPr>
+        <w:br/>
+        <w:t xml:space="preserve">df = pd.DataFrame(objects, </w:t>
+      </w:r>
+      <w:r>
+        <w:rPr>
+          <w:rFonts w:ascii="Courier New" w:eastAsia="Times New Roman" w:hAnsi="Courier New" w:cs="Courier New"/>
+          <w:color w:val="AA4926"/>
+          <w:sz w:val="20"/>
+          <w:szCs w:val="20"/>
+          <w:lang w:val="en-US"/>
+        </w:rPr>
+        <w:t>columns</w:t>
+      </w:r>
+      <w:r>
+        <w:rPr>
+          <w:rFonts w:ascii="Courier New" w:eastAsia="Times New Roman" w:hAnsi="Courier New" w:cs="Courier New"/>
+          <w:color w:val="BCBEC4"/>
+          <w:sz w:val="20"/>
+          <w:szCs w:val="20"/>
+          <w:lang w:val="en-US"/>
+        </w:rPr>
+        <w:t>=[</w:t>
+      </w:r>
+      <w:r>
+        <w:rPr>
+          <w:rFonts w:ascii="Courier New" w:eastAsia="Times New Roman" w:hAnsi="Courier New" w:cs="Courier New"/>
+          <w:color w:val="6AAB73"/>
+          <w:sz w:val="20"/>
+          <w:szCs w:val="20"/>
+          <w:lang w:val="en-US"/>
+        </w:rPr>
+        <w:t>"No"</w:t>
+      </w:r>
+      <w:r>
+        <w:rPr>
+          <w:rFonts w:ascii="Courier New" w:eastAsia="Times New Roman" w:hAnsi="Courier New" w:cs="Courier New"/>
+          <w:color w:val="BCBEC4"/>
+          <w:sz w:val="20"/>
+          <w:szCs w:val="20"/>
+          <w:lang w:val="en-US"/>
+        </w:rPr>
+        <w:t xml:space="preserve">, </w:t>
+      </w:r>
+      <w:r>
+        <w:rPr>
+          <w:rFonts w:ascii="Courier New" w:eastAsia="Times New Roman" w:hAnsi="Courier New" w:cs="Courier New"/>
+          <w:color w:val="6AAB73"/>
+          <w:sz w:val="20"/>
+          <w:szCs w:val="20"/>
+          <w:lang w:val="en-US"/>
+        </w:rPr>
+        <w:t>"k1"</w:t>
+      </w:r>
+      <w:r>
+        <w:rPr>
+          <w:rFonts w:ascii="Courier New" w:eastAsia="Times New Roman" w:hAnsi="Courier New" w:cs="Courier New"/>
+          <w:color w:val="BCBEC4"/>
+          <w:sz w:val="20"/>
+          <w:szCs w:val="20"/>
+          <w:lang w:val="en-US"/>
+        </w:rPr>
+        <w:t xml:space="preserve">, </w:t>
+      </w:r>
+      <w:r>
+        <w:rPr>
+          <w:rFonts w:ascii="Courier New" w:eastAsia="Times New Roman" w:hAnsi="Courier New" w:cs="Courier New"/>
+          <w:color w:val="6AAB73"/>
+          <w:sz w:val="20"/>
+          <w:szCs w:val="20"/>
+          <w:lang w:val="en-US"/>
+        </w:rPr>
+        <w:t>"k2"</w:t>
+      </w:r>
+      <w:r>
+        <w:rPr>
+          <w:rFonts w:ascii="Courier New" w:eastAsia="Times New Roman" w:hAnsi="Courier New" w:cs="Courier New"/>
+          <w:color w:val="BCBEC4"/>
+          <w:sz w:val="20"/>
+          <w:szCs w:val="20"/>
+          <w:lang w:val="en-US"/>
+        </w:rPr>
+        <w:t xml:space="preserve">, </w:t>
+      </w:r>
+      <w:r>
+        <w:rPr>
+          <w:rFonts w:ascii="Courier New" w:eastAsia="Times New Roman" w:hAnsi="Courier New" w:cs="Courier New"/>
+          <w:color w:val="6AAB73"/>
+          <w:sz w:val="20"/>
+          <w:szCs w:val="20"/>
+          <w:lang w:val="en-US"/>
+        </w:rPr>
+        <w:t>"k3"</w:t>
+      </w:r>
+      <w:r>
+        <w:rPr>
+          <w:rFonts w:ascii="Courier New" w:eastAsia="Times New Roman" w:hAnsi="Courier New" w:cs="Courier New"/>
+          <w:color w:val="BCBEC4"/>
+          <w:sz w:val="20"/>
+          <w:szCs w:val="20"/>
+          <w:lang w:val="en-US"/>
+        </w:rPr>
+        <w:t>])</w:t>
+      </w:r>
+      <w:r>
+        <w:rPr>
+          <w:rFonts w:ascii="Courier New" w:eastAsia="Times New Roman" w:hAnsi="Courier New" w:cs="Courier New"/>
+          <w:color w:val="BCBEC4"/>
+          <w:sz w:val="20"/>
+          <w:szCs w:val="20"/>
+          <w:lang w:val="en-US"/>
+        </w:rPr>
+        <w:br/>
+      </w:r>
+      <w:r>
+        <w:rPr>
+          <w:rFonts w:ascii="Courier New" w:eastAsia="Times New Roman" w:hAnsi="Courier New" w:cs="Courier New"/>
+          <w:color w:val="8888C6"/>
+          <w:sz w:val="20"/>
+          <w:szCs w:val="20"/>
+          <w:lang w:val="en-US"/>
+        </w:rPr>
+        <w:t>print</w:t>
+      </w:r>
+      <w:r>
+        <w:rPr>
+          <w:rFonts w:ascii="Courier New" w:eastAsia="Times New Roman" w:hAnsi="Courier New" w:cs="Courier New"/>
+          <w:color w:val="BCBEC4"/>
+          <w:sz w:val="20"/>
+          <w:szCs w:val="20"/>
+          <w:lang w:val="en-US"/>
+        </w:rPr>
         <w:t>(</w:t>
       </w:r>
-      <w:proofErr w:type="spellStart"/>
-      <w:r>
-        <w:rPr>
-          <w:rFonts w:ascii="Courier New" w:eastAsia="Times New Roman" w:hAnsi="Courier New" w:cs="Courier New"/>
-          <w:color w:val="BCBEC4"/>
-          <w:sz w:val="20"/>
-          <w:szCs w:val="20"/>
-          <w:lang w:val="en-US"/>
-        </w:rPr>
-        <w:t>random.uniform</w:t>
-      </w:r>
-      <w:proofErr w:type="spellEnd"/>
-      <w:r>
-        <w:rPr>
-          <w:rFonts w:ascii="Courier New" w:eastAsia="Times New Roman" w:hAnsi="Courier New" w:cs="Courier New"/>
-          <w:color w:val="BCBEC4"/>
-          <w:sz w:val="20"/>
-          <w:szCs w:val="20"/>
-          <w:lang w:val="en-US"/>
-        </w:rPr>
-        <w:t xml:space="preserve">(k3_min, k3_max), </w:t>
-      </w:r>
-      <w:r>
-        <w:rPr>
-          <w:rFonts w:ascii="Courier New" w:eastAsia="Times New Roman" w:hAnsi="Courier New" w:cs="Courier New"/>
-          <w:color w:val="2AACB8"/>
-          <w:sz w:val="20"/>
-          <w:szCs w:val="20"/>
-          <w:lang w:val="en-US"/>
-        </w:rPr>
-        <w:t>2</w:t>
+      <w:r>
+        <w:rPr>
+          <w:rFonts w:ascii="Courier New" w:eastAsia="Times New Roman" w:hAnsi="Courier New" w:cs="Courier New"/>
+          <w:color w:val="6AAB73"/>
+          <w:sz w:val="20"/>
+          <w:szCs w:val="20"/>
+          <w:lang w:val="en-US"/>
+        </w:rPr>
+        <w:t>"</w:t>
+      </w:r>
+      <w:r>
+        <w:rPr>
+          <w:rFonts w:ascii="Courier New" w:eastAsia="Times New Roman" w:hAnsi="Courier New" w:cs="Courier New"/>
+          <w:color w:val="CF8E6D"/>
+          <w:sz w:val="20"/>
+          <w:szCs w:val="20"/>
+          <w:lang w:val="en-US"/>
+        </w:rPr>
+        <w:t>\n</w:t>
+      </w:r>
+      <w:r>
+        <w:rPr>
+          <w:rFonts w:ascii="Courier New" w:eastAsia="Times New Roman" w:hAnsi="Courier New" w:cs="Courier New"/>
+          <w:color w:val="6AAB73"/>
+          <w:sz w:val="20"/>
+          <w:szCs w:val="20"/>
+          <w:lang w:val="en-US"/>
+        </w:rPr>
+        <w:t xml:space="preserve">=== </w:t>
+      </w:r>
+      <w:r>
+        <w:rPr>
+          <w:rFonts w:ascii="Courier New" w:eastAsia="Times New Roman" w:hAnsi="Courier New" w:cs="Courier New"/>
+          <w:color w:val="6AAB73"/>
+          <w:sz w:val="20"/>
+          <w:szCs w:val="20"/>
+          <w:lang w:val="ru-RU"/>
+        </w:rPr>
+        <w:t>Згенеровані</w:t>
+      </w:r>
+      <w:r>
+        <w:rPr>
+          <w:rFonts w:ascii="Courier New" w:eastAsia="Times New Roman" w:hAnsi="Courier New" w:cs="Courier New"/>
+          <w:color w:val="6AAB73"/>
+          <w:sz w:val="20"/>
+          <w:szCs w:val="20"/>
+          <w:lang w:val="en-US"/>
+        </w:rPr>
+        <w:t xml:space="preserve"> </w:t>
+      </w:r>
+      <w:r>
+        <w:rPr>
+          <w:rFonts w:ascii="Courier New" w:eastAsia="Times New Roman" w:hAnsi="Courier New" w:cs="Courier New"/>
+          <w:color w:val="6AAB73"/>
+          <w:sz w:val="20"/>
+          <w:szCs w:val="20"/>
+          <w:lang w:val="ru-RU"/>
+        </w:rPr>
+        <w:t>дані</w:t>
+      </w:r>
+      <w:r>
+        <w:rPr>
+          <w:rFonts w:ascii="Courier New" w:eastAsia="Times New Roman" w:hAnsi="Courier New" w:cs="Courier New"/>
+          <w:color w:val="6AAB73"/>
+          <w:sz w:val="20"/>
+          <w:szCs w:val="20"/>
+          <w:lang w:val="en-US"/>
+        </w:rPr>
+        <w:t xml:space="preserve"> ==="</w:t>
       </w:r>
       <w:r>
         <w:rPr>
@@ -3097,51 +3116,26 @@
           <w:lang w:val="en-US"/>
         </w:rPr>
         <w:br/>
-        <w:t xml:space="preserve">    </w:t>
-      </w:r>
-      <w:proofErr w:type="spellStart"/>
-      <w:r>
-        <w:rPr>
-          <w:rFonts w:ascii="Courier New" w:eastAsia="Times New Roman" w:hAnsi="Courier New" w:cs="Courier New"/>
-          <w:color w:val="BCBEC4"/>
-          <w:sz w:val="20"/>
-          <w:szCs w:val="20"/>
-          <w:lang w:val="en-US"/>
-        </w:rPr>
-        <w:t>objects.append</w:t>
-      </w:r>
-      <w:proofErr w:type="spellEnd"/>
-      <w:r>
-        <w:rPr>
-          <w:rFonts w:ascii="Courier New" w:eastAsia="Times New Roman" w:hAnsi="Courier New" w:cs="Courier New"/>
-          <w:color w:val="BCBEC4"/>
-          <w:sz w:val="20"/>
-          <w:szCs w:val="20"/>
-          <w:lang w:val="en-US"/>
-        </w:rPr>
-        <w:t>((</w:t>
-      </w:r>
-      <w:proofErr w:type="spellStart"/>
-      <w:r>
-        <w:rPr>
-          <w:rFonts w:ascii="Courier New" w:eastAsia="Times New Roman" w:hAnsi="Courier New" w:cs="Courier New"/>
-          <w:color w:val="BCBEC4"/>
-          <w:sz w:val="20"/>
-          <w:szCs w:val="20"/>
-          <w:lang w:val="en-US"/>
-        </w:rPr>
-        <w:t>i</w:t>
-      </w:r>
-      <w:proofErr w:type="spellEnd"/>
-      <w:r>
-        <w:rPr>
-          <w:rFonts w:ascii="Courier New" w:eastAsia="Times New Roman" w:hAnsi="Courier New" w:cs="Courier New"/>
-          <w:color w:val="BCBEC4"/>
-          <w:sz w:val="20"/>
-          <w:szCs w:val="20"/>
-          <w:lang w:val="en-US"/>
-        </w:rPr>
-        <w:t>, k1, k2, k3))</w:t>
+      </w:r>
+      <w:r>
+        <w:rPr>
+          <w:rFonts w:ascii="Courier New" w:eastAsia="Times New Roman" w:hAnsi="Courier New" w:cs="Courier New"/>
+          <w:color w:val="8888C6"/>
+          <w:sz w:val="20"/>
+          <w:szCs w:val="20"/>
+          <w:lang w:val="en-US"/>
+        </w:rPr>
+        <w:t>print</w:t>
+      </w:r>
+      <w:r>
+        <w:rPr>
+          <w:rFonts w:ascii="Courier New" w:eastAsia="Times New Roman" w:hAnsi="Courier New" w:cs="Courier New"/>
+          <w:color w:val="BCBEC4"/>
+          <w:sz w:val="20"/>
+          <w:szCs w:val="20"/>
+          <w:lang w:val="en-US"/>
+        </w:rPr>
+        <w:t>(df)</w:t>
       </w:r>
       <w:r>
         <w:rPr>
@@ -3162,134 +3156,71 @@
           <w:lang w:val="en-US"/>
         </w:rPr>
         <w:br/>
-        <w:t xml:space="preserve">df = </w:t>
-      </w:r>
-      <w:proofErr w:type="spellStart"/>
-      <w:r>
-        <w:rPr>
-          <w:rFonts w:ascii="Courier New" w:eastAsia="Times New Roman" w:hAnsi="Courier New" w:cs="Courier New"/>
-          <w:color w:val="BCBEC4"/>
-          <w:sz w:val="20"/>
-          <w:szCs w:val="20"/>
-          <w:lang w:val="en-US"/>
-        </w:rPr>
-        <w:t>pd.DataFrame</w:t>
-      </w:r>
-      <w:proofErr w:type="spellEnd"/>
-      <w:r>
-        <w:rPr>
-          <w:rFonts w:ascii="Courier New" w:eastAsia="Times New Roman" w:hAnsi="Courier New" w:cs="Courier New"/>
-          <w:color w:val="BCBEC4"/>
-          <w:sz w:val="20"/>
-          <w:szCs w:val="20"/>
-          <w:lang w:val="en-US"/>
-        </w:rPr>
-        <w:t xml:space="preserve">(objects, </w:t>
-      </w:r>
-      <w:r>
-        <w:rPr>
-          <w:rFonts w:ascii="Courier New" w:eastAsia="Times New Roman" w:hAnsi="Courier New" w:cs="Courier New"/>
-          <w:color w:val="AA4926"/>
-          <w:sz w:val="20"/>
-          <w:szCs w:val="20"/>
-          <w:lang w:val="en-US"/>
-        </w:rPr>
-        <w:t>columns</w:t>
-      </w:r>
-      <w:r>
-        <w:rPr>
-          <w:rFonts w:ascii="Courier New" w:eastAsia="Times New Roman" w:hAnsi="Courier New" w:cs="Courier New"/>
-          <w:color w:val="BCBEC4"/>
-          <w:sz w:val="20"/>
-          <w:szCs w:val="20"/>
-          <w:lang w:val="en-US"/>
-        </w:rPr>
-        <w:t>=[</w:t>
-      </w:r>
-      <w:r>
-        <w:rPr>
-          <w:rFonts w:ascii="Courier New" w:eastAsia="Times New Roman" w:hAnsi="Courier New" w:cs="Courier New"/>
-          <w:color w:val="6AAB73"/>
-          <w:sz w:val="20"/>
-          <w:szCs w:val="20"/>
-          <w:lang w:val="en-US"/>
-        </w:rPr>
-        <w:t>"No"</w:t>
-      </w:r>
-      <w:r>
-        <w:rPr>
-          <w:rFonts w:ascii="Courier New" w:eastAsia="Times New Roman" w:hAnsi="Courier New" w:cs="Courier New"/>
-          <w:color w:val="BCBEC4"/>
-          <w:sz w:val="20"/>
-          <w:szCs w:val="20"/>
-          <w:lang w:val="en-US"/>
-        </w:rPr>
-        <w:t xml:space="preserve">, </w:t>
-      </w:r>
-      <w:r>
-        <w:rPr>
-          <w:rFonts w:ascii="Courier New" w:eastAsia="Times New Roman" w:hAnsi="Courier New" w:cs="Courier New"/>
-          <w:color w:val="6AAB73"/>
-          <w:sz w:val="20"/>
-          <w:szCs w:val="20"/>
-          <w:lang w:val="en-US"/>
-        </w:rPr>
-        <w:t>"k1"</w:t>
-      </w:r>
-      <w:r>
-        <w:rPr>
-          <w:rFonts w:ascii="Courier New" w:eastAsia="Times New Roman" w:hAnsi="Courier New" w:cs="Courier New"/>
-          <w:color w:val="BCBEC4"/>
-          <w:sz w:val="20"/>
-          <w:szCs w:val="20"/>
-          <w:lang w:val="en-US"/>
-        </w:rPr>
-        <w:t xml:space="preserve">, </w:t>
-      </w:r>
-      <w:r>
-        <w:rPr>
-          <w:rFonts w:ascii="Courier New" w:eastAsia="Times New Roman" w:hAnsi="Courier New" w:cs="Courier New"/>
-          <w:color w:val="6AAB73"/>
-          <w:sz w:val="20"/>
-          <w:szCs w:val="20"/>
-          <w:lang w:val="en-US"/>
-        </w:rPr>
-        <w:t>"k2"</w:t>
-      </w:r>
-      <w:r>
-        <w:rPr>
-          <w:rFonts w:ascii="Courier New" w:eastAsia="Times New Roman" w:hAnsi="Courier New" w:cs="Courier New"/>
-          <w:color w:val="BCBEC4"/>
-          <w:sz w:val="20"/>
-          <w:szCs w:val="20"/>
-          <w:lang w:val="en-US"/>
-        </w:rPr>
-        <w:t xml:space="preserve">, </w:t>
-      </w:r>
-      <w:r>
-        <w:rPr>
-          <w:rFonts w:ascii="Courier New" w:eastAsia="Times New Roman" w:hAnsi="Courier New" w:cs="Courier New"/>
-          <w:color w:val="6AAB73"/>
-          <w:sz w:val="20"/>
-          <w:szCs w:val="20"/>
-          <w:lang w:val="en-US"/>
-        </w:rPr>
-        <w:t>"k3"</w:t>
-      </w:r>
-      <w:r>
-        <w:rPr>
-          <w:rFonts w:ascii="Courier New" w:eastAsia="Times New Roman" w:hAnsi="Courier New" w:cs="Courier New"/>
-          <w:color w:val="BCBEC4"/>
-          <w:sz w:val="20"/>
-          <w:szCs w:val="20"/>
-          <w:lang w:val="en-US"/>
-        </w:rPr>
-        <w:t>])</w:t>
-      </w:r>
-      <w:r>
-        <w:rPr>
-          <w:rFonts w:ascii="Courier New" w:eastAsia="Times New Roman" w:hAnsi="Courier New" w:cs="Courier New"/>
-          <w:color w:val="BCBEC4"/>
+      </w:r>
+      <w:r>
+        <w:rPr>
+          <w:rFonts w:ascii="Courier New" w:eastAsia="Times New Roman" w:hAnsi="Courier New" w:cs="Courier New"/>
+          <w:color w:val="7A7E85"/>
+          <w:sz w:val="20"/>
+          <w:szCs w:val="20"/>
+          <w:lang w:val="en-US"/>
+        </w:rPr>
+        <w:t xml:space="preserve"># 2. </w:t>
+      </w:r>
+      <w:r>
+        <w:rPr>
+          <w:rFonts w:ascii="Courier New" w:eastAsia="Times New Roman" w:hAnsi="Courier New" w:cs="Courier New"/>
+          <w:color w:val="7A7E85"/>
+          <w:sz w:val="20"/>
+          <w:szCs w:val="20"/>
+          <w:lang w:val="ru-RU"/>
+        </w:rPr>
+        <w:t>Формуємо</w:t>
+      </w:r>
+      <w:r>
+        <w:rPr>
+          <w:rFonts w:ascii="Courier New" w:eastAsia="Times New Roman" w:hAnsi="Courier New" w:cs="Courier New"/>
+          <w:color w:val="7A7E85"/>
+          <w:sz w:val="20"/>
+          <w:szCs w:val="20"/>
+          <w:lang w:val="en-US"/>
+        </w:rPr>
+        <w:t xml:space="preserve"> </w:t>
+      </w:r>
+      <w:r>
+        <w:rPr>
+          <w:rFonts w:ascii="Courier New" w:eastAsia="Times New Roman" w:hAnsi="Courier New" w:cs="Courier New"/>
+          <w:color w:val="7A7E85"/>
+          <w:sz w:val="20"/>
+          <w:szCs w:val="20"/>
+          <w:lang w:val="ru-RU"/>
+        </w:rPr>
+        <w:t>множину</w:t>
+      </w:r>
+      <w:r>
+        <w:rPr>
+          <w:rFonts w:ascii="Courier New" w:eastAsia="Times New Roman" w:hAnsi="Courier New" w:cs="Courier New"/>
+          <w:color w:val="7A7E85"/>
+          <w:sz w:val="20"/>
+          <w:szCs w:val="20"/>
+          <w:lang w:val="en-US"/>
+        </w:rPr>
+        <w:t xml:space="preserve"> </w:t>
+      </w:r>
+      <w:r>
+        <w:rPr>
+          <w:rFonts w:ascii="Courier New" w:eastAsia="Times New Roman" w:hAnsi="Courier New" w:cs="Courier New"/>
+          <w:color w:val="7A7E85"/>
+          <w:sz w:val="20"/>
+          <w:szCs w:val="20"/>
+          <w:lang w:val="ru-RU"/>
+        </w:rPr>
+        <w:t>Парето</w:t>
+      </w:r>
+      <w:r>
+        <w:rPr>
+          <w:rFonts w:ascii="Courier New" w:eastAsia="Times New Roman" w:hAnsi="Courier New" w:cs="Courier New"/>
+          <w:color w:val="7A7E85"/>
           <w:sz w:val="20"/>
           <w:szCs w:val="20"/>
           <w:lang w:val="en-US"/>
@@ -3299,32 +3230,22 @@
       <w:r>
         <w:rPr>
           <w:rFonts w:ascii="Courier New" w:eastAsia="Times New Roman" w:hAnsi="Courier New" w:cs="Courier New"/>
-          <w:color w:val="8888C6"/>
-          <w:sz w:val="20"/>
-          <w:szCs w:val="20"/>
-          <w:lang w:val="en-US"/>
-        </w:rPr>
-        <w:t>print</w:t>
-      </w:r>
-      <w:r>
-        <w:rPr>
-          <w:rFonts w:ascii="Courier New" w:eastAsia="Times New Roman" w:hAnsi="Courier New" w:cs="Courier New"/>
-          <w:color w:val="BCBEC4"/>
-          <w:sz w:val="20"/>
-          <w:szCs w:val="20"/>
-          <w:lang w:val="en-US"/>
-        </w:rPr>
-        <w:t>(</w:t>
-      </w:r>
-      <w:r>
-        <w:rPr>
-          <w:rFonts w:ascii="Courier New" w:eastAsia="Times New Roman" w:hAnsi="Courier New" w:cs="Courier New"/>
-          <w:color w:val="6AAB73"/>
-          <w:sz w:val="20"/>
-          <w:szCs w:val="20"/>
-          <w:lang w:val="en-US"/>
-        </w:rPr>
-        <w:t>"</w:t>
+          <w:color w:val="BCBEC4"/>
+          <w:sz w:val="20"/>
+          <w:szCs w:val="20"/>
+          <w:lang w:val="en-US"/>
+        </w:rPr>
+        <w:t>pareto = []</w:t>
+      </w:r>
+      <w:r>
+        <w:rPr>
+          <w:rFonts w:ascii="Courier New" w:eastAsia="Times New Roman" w:hAnsi="Courier New" w:cs="Courier New"/>
+          <w:color w:val="BCBEC4"/>
+          <w:sz w:val="20"/>
+          <w:szCs w:val="20"/>
+          <w:lang w:val="en-US"/>
+        </w:rPr>
+        <w:br/>
       </w:r>
       <w:r>
         <w:rPr>
@@ -3334,215 +3255,17 @@
           <w:szCs w:val="20"/>
           <w:lang w:val="en-US"/>
         </w:rPr>
-        <w:t>\n</w:t>
-      </w:r>
-      <w:r>
-        <w:rPr>
-          <w:rFonts w:ascii="Courier New" w:eastAsia="Times New Roman" w:hAnsi="Courier New" w:cs="Courier New"/>
-          <w:color w:val="6AAB73"/>
-          <w:sz w:val="20"/>
-          <w:szCs w:val="20"/>
-          <w:lang w:val="en-US"/>
-        </w:rPr>
-        <w:t xml:space="preserve">=== </w:t>
-      </w:r>
-      <w:proofErr w:type="spellStart"/>
-      <w:r>
-        <w:rPr>
-          <w:rFonts w:ascii="Courier New" w:eastAsia="Times New Roman" w:hAnsi="Courier New" w:cs="Courier New"/>
-          <w:color w:val="6AAB73"/>
-          <w:sz w:val="20"/>
-          <w:szCs w:val="20"/>
-          <w:lang w:val="ru-RU"/>
-        </w:rPr>
-        <w:t>Згенеровані</w:t>
-      </w:r>
-      <w:proofErr w:type="spellEnd"/>
-      <w:r>
-        <w:rPr>
-          <w:rFonts w:ascii="Courier New" w:eastAsia="Times New Roman" w:hAnsi="Courier New" w:cs="Courier New"/>
-          <w:color w:val="6AAB73"/>
-          <w:sz w:val="20"/>
-          <w:szCs w:val="20"/>
-          <w:lang w:val="en-US"/>
-        </w:rPr>
-        <w:t xml:space="preserve"> </w:t>
-      </w:r>
-      <w:proofErr w:type="spellStart"/>
-      <w:r>
-        <w:rPr>
-          <w:rFonts w:ascii="Courier New" w:eastAsia="Times New Roman" w:hAnsi="Courier New" w:cs="Courier New"/>
-          <w:color w:val="6AAB73"/>
-          <w:sz w:val="20"/>
-          <w:szCs w:val="20"/>
-          <w:lang w:val="ru-RU"/>
-        </w:rPr>
-        <w:t>дані</w:t>
-      </w:r>
-      <w:proofErr w:type="spellEnd"/>
-      <w:r>
-        <w:rPr>
-          <w:rFonts w:ascii="Courier New" w:eastAsia="Times New Roman" w:hAnsi="Courier New" w:cs="Courier New"/>
-          <w:color w:val="6AAB73"/>
-          <w:sz w:val="20"/>
-          <w:szCs w:val="20"/>
-          <w:lang w:val="en-US"/>
-        </w:rPr>
-        <w:t xml:space="preserve"> ==="</w:t>
-      </w:r>
-      <w:r>
-        <w:rPr>
-          <w:rFonts w:ascii="Courier New" w:eastAsia="Times New Roman" w:hAnsi="Courier New" w:cs="Courier New"/>
-          <w:color w:val="BCBEC4"/>
-          <w:sz w:val="20"/>
-          <w:szCs w:val="20"/>
-          <w:lang w:val="en-US"/>
-        </w:rPr>
-        <w:t>)</w:t>
-      </w:r>
-      <w:r>
-        <w:rPr>
-          <w:rFonts w:ascii="Courier New" w:eastAsia="Times New Roman" w:hAnsi="Courier New" w:cs="Courier New"/>
-          <w:color w:val="BCBEC4"/>
-          <w:sz w:val="20"/>
-          <w:szCs w:val="20"/>
-          <w:lang w:val="en-US"/>
-        </w:rPr>
-        <w:br/>
-      </w:r>
-      <w:r>
-        <w:rPr>
-          <w:rFonts w:ascii="Courier New" w:eastAsia="Times New Roman" w:hAnsi="Courier New" w:cs="Courier New"/>
-          <w:color w:val="8888C6"/>
-          <w:sz w:val="20"/>
-          <w:szCs w:val="20"/>
-          <w:lang w:val="en-US"/>
-        </w:rPr>
-        <w:t>print</w:t>
-      </w:r>
-      <w:r>
-        <w:rPr>
-          <w:rFonts w:ascii="Courier New" w:eastAsia="Times New Roman" w:hAnsi="Courier New" w:cs="Courier New"/>
-          <w:color w:val="BCBEC4"/>
-          <w:sz w:val="20"/>
-          <w:szCs w:val="20"/>
-          <w:lang w:val="en-US"/>
-        </w:rPr>
-        <w:t>(df)</w:t>
-      </w:r>
-      <w:r>
-        <w:rPr>
-          <w:rFonts w:ascii="Courier New" w:eastAsia="Times New Roman" w:hAnsi="Courier New" w:cs="Courier New"/>
-          <w:color w:val="BCBEC4"/>
-          <w:sz w:val="20"/>
-          <w:szCs w:val="20"/>
-          <w:lang w:val="en-US"/>
-        </w:rPr>
-        <w:br/>
-      </w:r>
-      <w:r>
-        <w:rPr>
-          <w:rFonts w:ascii="Courier New" w:eastAsia="Times New Roman" w:hAnsi="Courier New" w:cs="Courier New"/>
-          <w:color w:val="BCBEC4"/>
-          <w:sz w:val="20"/>
-          <w:szCs w:val="20"/>
-          <w:lang w:val="en-US"/>
-        </w:rPr>
-        <w:br/>
-      </w:r>
-      <w:r>
-        <w:rPr>
-          <w:rFonts w:ascii="Courier New" w:eastAsia="Times New Roman" w:hAnsi="Courier New" w:cs="Courier New"/>
-          <w:color w:val="7A7E85"/>
-          <w:sz w:val="20"/>
-          <w:szCs w:val="20"/>
-          <w:lang w:val="en-US"/>
-        </w:rPr>
-        <w:t xml:space="preserve"># 2. </w:t>
-      </w:r>
-      <w:proofErr w:type="spellStart"/>
-      <w:r>
-        <w:rPr>
-          <w:rFonts w:ascii="Courier New" w:eastAsia="Times New Roman" w:hAnsi="Courier New" w:cs="Courier New"/>
-          <w:color w:val="7A7E85"/>
-          <w:sz w:val="20"/>
-          <w:szCs w:val="20"/>
-          <w:lang w:val="ru-RU"/>
-        </w:rPr>
-        <w:t>Формуємо</w:t>
-      </w:r>
-      <w:proofErr w:type="spellEnd"/>
-      <w:r>
-        <w:rPr>
-          <w:rFonts w:ascii="Courier New" w:eastAsia="Times New Roman" w:hAnsi="Courier New" w:cs="Courier New"/>
-          <w:color w:val="7A7E85"/>
-          <w:sz w:val="20"/>
-          <w:szCs w:val="20"/>
-          <w:lang w:val="en-US"/>
-        </w:rPr>
-        <w:t xml:space="preserve"> </w:t>
-      </w:r>
-      <w:proofErr w:type="spellStart"/>
-      <w:r>
-        <w:rPr>
-          <w:rFonts w:ascii="Courier New" w:eastAsia="Times New Roman" w:hAnsi="Courier New" w:cs="Courier New"/>
-          <w:color w:val="7A7E85"/>
-          <w:sz w:val="20"/>
-          <w:szCs w:val="20"/>
-          <w:lang w:val="ru-RU"/>
-        </w:rPr>
-        <w:t>множину</w:t>
-      </w:r>
-      <w:proofErr w:type="spellEnd"/>
-      <w:r>
-        <w:rPr>
-          <w:rFonts w:ascii="Courier New" w:eastAsia="Times New Roman" w:hAnsi="Courier New" w:cs="Courier New"/>
-          <w:color w:val="7A7E85"/>
-          <w:sz w:val="20"/>
-          <w:szCs w:val="20"/>
-          <w:lang w:val="en-US"/>
-        </w:rPr>
-        <w:t xml:space="preserve"> </w:t>
-      </w:r>
-      <w:r>
-        <w:rPr>
-          <w:rFonts w:ascii="Courier New" w:eastAsia="Times New Roman" w:hAnsi="Courier New" w:cs="Courier New"/>
-          <w:color w:val="7A7E85"/>
-          <w:sz w:val="20"/>
-          <w:szCs w:val="20"/>
-          <w:lang w:val="ru-RU"/>
-        </w:rPr>
-        <w:t>Парето</w:t>
-      </w:r>
-      <w:r>
-        <w:rPr>
-          <w:rFonts w:ascii="Courier New" w:eastAsia="Times New Roman" w:hAnsi="Courier New" w:cs="Courier New"/>
-          <w:color w:val="7A7E85"/>
-          <w:sz w:val="20"/>
-          <w:szCs w:val="20"/>
-          <w:lang w:val="en-US"/>
-        </w:rPr>
-        <w:br/>
-      </w:r>
-      <w:r>
-        <w:rPr>
-          <w:rFonts w:ascii="Courier New" w:eastAsia="Times New Roman" w:hAnsi="Courier New" w:cs="Courier New"/>
-          <w:color w:val="BCBEC4"/>
-          <w:sz w:val="20"/>
-          <w:szCs w:val="20"/>
-          <w:lang w:val="en-US"/>
-        </w:rPr>
-        <w:t>pareto = []</w:t>
-      </w:r>
-      <w:r>
-        <w:rPr>
-          <w:rFonts w:ascii="Courier New" w:eastAsia="Times New Roman" w:hAnsi="Courier New" w:cs="Courier New"/>
-          <w:color w:val="BCBEC4"/>
-          <w:sz w:val="20"/>
-          <w:szCs w:val="20"/>
-          <w:lang w:val="en-US"/>
-        </w:rPr>
-        <w:br/>
+        <w:t xml:space="preserve">for </w:t>
+      </w:r>
+      <w:r>
+        <w:rPr>
+          <w:rFonts w:ascii="Courier New" w:eastAsia="Times New Roman" w:hAnsi="Courier New" w:cs="Courier New"/>
+          <w:color w:val="BCBEC4"/>
+          <w:sz w:val="20"/>
+          <w:szCs w:val="20"/>
+          <w:lang w:val="en-US"/>
+        </w:rPr>
+        <w:t xml:space="preserve">i, obj </w:t>
       </w:r>
       <w:r>
         <w:rPr>
@@ -3552,61 +3275,17 @@
           <w:szCs w:val="20"/>
           <w:lang w:val="en-US"/>
         </w:rPr>
-        <w:t xml:space="preserve">for </w:t>
-      </w:r>
-      <w:proofErr w:type="spellStart"/>
-      <w:r>
-        <w:rPr>
-          <w:rFonts w:ascii="Courier New" w:eastAsia="Times New Roman" w:hAnsi="Courier New" w:cs="Courier New"/>
-          <w:color w:val="BCBEC4"/>
-          <w:sz w:val="20"/>
-          <w:szCs w:val="20"/>
-          <w:lang w:val="en-US"/>
-        </w:rPr>
-        <w:t>i</w:t>
-      </w:r>
-      <w:proofErr w:type="spellEnd"/>
-      <w:r>
-        <w:rPr>
-          <w:rFonts w:ascii="Courier New" w:eastAsia="Times New Roman" w:hAnsi="Courier New" w:cs="Courier New"/>
-          <w:color w:val="BCBEC4"/>
-          <w:sz w:val="20"/>
-          <w:szCs w:val="20"/>
-          <w:lang w:val="en-US"/>
-        </w:rPr>
-        <w:t xml:space="preserve">, obj </w:t>
-      </w:r>
-      <w:r>
-        <w:rPr>
-          <w:rFonts w:ascii="Courier New" w:eastAsia="Times New Roman" w:hAnsi="Courier New" w:cs="Courier New"/>
-          <w:color w:val="CF8E6D"/>
-          <w:sz w:val="20"/>
-          <w:szCs w:val="20"/>
-          <w:lang w:val="en-US"/>
-        </w:rPr>
         <w:t xml:space="preserve">in </w:t>
       </w:r>
-      <w:proofErr w:type="spellStart"/>
-      <w:r>
-        <w:rPr>
-          <w:rFonts w:ascii="Courier New" w:eastAsia="Times New Roman" w:hAnsi="Courier New" w:cs="Courier New"/>
-          <w:color w:val="BCBEC4"/>
-          <w:sz w:val="20"/>
-          <w:szCs w:val="20"/>
-          <w:lang w:val="en-US"/>
-        </w:rPr>
-        <w:t>df.iterrows</w:t>
-      </w:r>
-      <w:proofErr w:type="spellEnd"/>
-      <w:r>
-        <w:rPr>
-          <w:rFonts w:ascii="Courier New" w:eastAsia="Times New Roman" w:hAnsi="Courier New" w:cs="Courier New"/>
-          <w:color w:val="BCBEC4"/>
-          <w:sz w:val="20"/>
-          <w:szCs w:val="20"/>
-          <w:lang w:val="en-US"/>
-        </w:rPr>
-        <w:t>():</w:t>
+      <w:r>
+        <w:rPr>
+          <w:rFonts w:ascii="Courier New" w:eastAsia="Times New Roman" w:hAnsi="Courier New" w:cs="Courier New"/>
+          <w:color w:val="BCBEC4"/>
+          <w:sz w:val="20"/>
+          <w:szCs w:val="20"/>
+          <w:lang w:val="en-US"/>
+        </w:rPr>
+        <w:t>df.iterrows():</w:t>
       </w:r>
       <w:r>
         <w:rPr>
@@ -3660,27 +3339,15 @@
         </w:rPr>
         <w:t xml:space="preserve">in </w:t>
       </w:r>
-      <w:proofErr w:type="spellStart"/>
-      <w:r>
-        <w:rPr>
-          <w:rFonts w:ascii="Courier New" w:eastAsia="Times New Roman" w:hAnsi="Courier New" w:cs="Courier New"/>
-          <w:color w:val="BCBEC4"/>
-          <w:sz w:val="20"/>
-          <w:szCs w:val="20"/>
-          <w:lang w:val="en-US"/>
-        </w:rPr>
-        <w:t>df.iterrows</w:t>
-      </w:r>
-      <w:proofErr w:type="spellEnd"/>
-      <w:r>
-        <w:rPr>
-          <w:rFonts w:ascii="Courier New" w:eastAsia="Times New Roman" w:hAnsi="Courier New" w:cs="Courier New"/>
-          <w:color w:val="BCBEC4"/>
-          <w:sz w:val="20"/>
-          <w:szCs w:val="20"/>
-          <w:lang w:val="en-US"/>
-        </w:rPr>
-        <w:t>():</w:t>
+      <w:r>
+        <w:rPr>
+          <w:rFonts w:ascii="Courier New" w:eastAsia="Times New Roman" w:hAnsi="Courier New" w:cs="Courier New"/>
+          <w:color w:val="BCBEC4"/>
+          <w:sz w:val="20"/>
+          <w:szCs w:val="20"/>
+          <w:lang w:val="en-US"/>
+        </w:rPr>
+        <w:t>df.iterrows():</w:t>
       </w:r>
       <w:r>
         <w:rPr>
@@ -4148,29 +3815,7 @@
           <w:lang w:val="en-US"/>
         </w:rPr>
         <w:br/>
-        <w:t xml:space="preserve">        </w:t>
-      </w:r>
-      <w:proofErr w:type="spellStart"/>
-      <w:r>
-        <w:rPr>
-          <w:rFonts w:ascii="Courier New" w:eastAsia="Times New Roman" w:hAnsi="Courier New" w:cs="Courier New"/>
-          <w:color w:val="BCBEC4"/>
-          <w:sz w:val="20"/>
-          <w:szCs w:val="20"/>
-          <w:lang w:val="en-US"/>
-        </w:rPr>
-        <w:t>pareto.append</w:t>
-      </w:r>
-      <w:proofErr w:type="spellEnd"/>
-      <w:r>
-        <w:rPr>
-          <w:rFonts w:ascii="Courier New" w:eastAsia="Times New Roman" w:hAnsi="Courier New" w:cs="Courier New"/>
-          <w:color w:val="BCBEC4"/>
-          <w:sz w:val="20"/>
-          <w:szCs w:val="20"/>
-          <w:lang w:val="en-US"/>
-        </w:rPr>
-        <w:t>(obj)</w:t>
+        <w:t xml:space="preserve">        pareto.append(obj)</w:t>
       </w:r>
       <w:r>
         <w:rPr>
@@ -4191,50 +3836,7 @@
           <w:lang w:val="en-US"/>
         </w:rPr>
         <w:br/>
-      </w:r>
-      <w:proofErr w:type="spellStart"/>
-      <w:r>
-        <w:rPr>
-          <w:rFonts w:ascii="Courier New" w:eastAsia="Times New Roman" w:hAnsi="Courier New" w:cs="Courier New"/>
-          <w:color w:val="BCBEC4"/>
-          <w:sz w:val="20"/>
-          <w:szCs w:val="20"/>
-          <w:lang w:val="en-US"/>
-        </w:rPr>
-        <w:t>pareto_df</w:t>
-      </w:r>
-      <w:proofErr w:type="spellEnd"/>
-      <w:r>
-        <w:rPr>
-          <w:rFonts w:ascii="Courier New" w:eastAsia="Times New Roman" w:hAnsi="Courier New" w:cs="Courier New"/>
-          <w:color w:val="BCBEC4"/>
-          <w:sz w:val="20"/>
-          <w:szCs w:val="20"/>
-          <w:lang w:val="en-US"/>
-        </w:rPr>
-        <w:t xml:space="preserve"> = </w:t>
-      </w:r>
-      <w:proofErr w:type="spellStart"/>
-      <w:r>
-        <w:rPr>
-          <w:rFonts w:ascii="Courier New" w:eastAsia="Times New Roman" w:hAnsi="Courier New" w:cs="Courier New"/>
-          <w:color w:val="BCBEC4"/>
-          <w:sz w:val="20"/>
-          <w:szCs w:val="20"/>
-          <w:lang w:val="en-US"/>
-        </w:rPr>
-        <w:t>pd.DataFrame</w:t>
-      </w:r>
-      <w:proofErr w:type="spellEnd"/>
-      <w:r>
-        <w:rPr>
-          <w:rFonts w:ascii="Courier New" w:eastAsia="Times New Roman" w:hAnsi="Courier New" w:cs="Courier New"/>
-          <w:color w:val="BCBEC4"/>
-          <w:sz w:val="20"/>
-          <w:szCs w:val="20"/>
-          <w:lang w:val="en-US"/>
-        </w:rPr>
-        <w:t>(pareto)</w:t>
+        <w:t>pareto_df = pd.DataFrame(pareto)</w:t>
       </w:r>
       <w:r>
         <w:rPr>
@@ -4296,7 +3898,6 @@
         </w:rPr>
         <w:t xml:space="preserve">=== </w:t>
       </w:r>
-      <w:proofErr w:type="spellStart"/>
       <w:r>
         <w:rPr>
           <w:rFonts w:ascii="Courier New" w:eastAsia="Times New Roman" w:hAnsi="Courier New" w:cs="Courier New"/>
@@ -4307,7 +3908,6 @@
         </w:rPr>
         <w:t>Множина</w:t>
       </w:r>
-      <w:proofErr w:type="spellEnd"/>
       <w:r>
         <w:rPr>
           <w:rFonts w:ascii="Courier New" w:eastAsia="Times New Roman" w:hAnsi="Courier New" w:cs="Courier New"/>
@@ -4376,20 +3976,932 @@
           <w:szCs w:val="20"/>
           <w:lang w:val="en-US"/>
         </w:rPr>
+        <w:t>(pareto_df)</w:t>
+      </w:r>
+      <w:r>
+        <w:rPr>
+          <w:rFonts w:ascii="Courier New" w:eastAsia="Times New Roman" w:hAnsi="Courier New" w:cs="Courier New"/>
+          <w:color w:val="BCBEC4"/>
+          <w:sz w:val="20"/>
+          <w:szCs w:val="20"/>
+          <w:lang w:val="en-US"/>
+        </w:rPr>
+        <w:br/>
+      </w:r>
+      <w:r>
+        <w:rPr>
+          <w:rFonts w:ascii="Courier New" w:eastAsia="Times New Roman" w:hAnsi="Courier New" w:cs="Courier New"/>
+          <w:color w:val="BCBEC4"/>
+          <w:sz w:val="20"/>
+          <w:szCs w:val="20"/>
+          <w:lang w:val="en-US"/>
+        </w:rPr>
+        <w:br/>
+      </w:r>
+      <w:r>
+        <w:rPr>
+          <w:rFonts w:ascii="Courier New" w:eastAsia="Times New Roman" w:hAnsi="Courier New" w:cs="Courier New"/>
+          <w:color w:val="7A7E85"/>
+          <w:sz w:val="20"/>
+          <w:szCs w:val="20"/>
+          <w:lang w:val="en-US"/>
+        </w:rPr>
+        <w:t xml:space="preserve"># 3. </w:t>
+      </w:r>
+      <w:r>
+        <w:rPr>
+          <w:rFonts w:ascii="Courier New" w:eastAsia="Times New Roman" w:hAnsi="Courier New" w:cs="Courier New"/>
+          <w:color w:val="7A7E85"/>
+          <w:sz w:val="20"/>
+          <w:szCs w:val="20"/>
+          <w:lang w:val="ru-RU"/>
+        </w:rPr>
+        <w:t>З</w:t>
+      </w:r>
+      <w:r>
+        <w:rPr>
+          <w:rFonts w:ascii="Courier New" w:eastAsia="Times New Roman" w:hAnsi="Courier New" w:cs="Courier New"/>
+          <w:color w:val="7A7E85"/>
+          <w:sz w:val="20"/>
+          <w:szCs w:val="20"/>
+          <w:lang w:val="en-US"/>
+        </w:rPr>
+        <w:t xml:space="preserve"> </w:t>
+      </w:r>
+      <w:r>
+        <w:rPr>
+          <w:rFonts w:ascii="Courier New" w:eastAsia="Times New Roman" w:hAnsi="Courier New" w:cs="Courier New"/>
+          <w:color w:val="7A7E85"/>
+          <w:sz w:val="20"/>
+          <w:szCs w:val="20"/>
+          <w:lang w:val="ru-RU"/>
+        </w:rPr>
+        <w:t>урахуванням</w:t>
+      </w:r>
+      <w:r>
+        <w:rPr>
+          <w:rFonts w:ascii="Courier New" w:eastAsia="Times New Roman" w:hAnsi="Courier New" w:cs="Courier New"/>
+          <w:color w:val="7A7E85"/>
+          <w:sz w:val="20"/>
+          <w:szCs w:val="20"/>
+          <w:lang w:val="en-US"/>
+        </w:rPr>
+        <w:t xml:space="preserve"> </w:t>
+      </w:r>
+      <w:r>
+        <w:rPr>
+          <w:rFonts w:ascii="Courier New" w:eastAsia="Times New Roman" w:hAnsi="Courier New" w:cs="Courier New"/>
+          <w:color w:val="7A7E85"/>
+          <w:sz w:val="20"/>
+          <w:szCs w:val="20"/>
+          <w:lang w:val="ru-RU"/>
+        </w:rPr>
+        <w:t>вагових</w:t>
+      </w:r>
+      <w:r>
+        <w:rPr>
+          <w:rFonts w:ascii="Courier New" w:eastAsia="Times New Roman" w:hAnsi="Courier New" w:cs="Courier New"/>
+          <w:color w:val="7A7E85"/>
+          <w:sz w:val="20"/>
+          <w:szCs w:val="20"/>
+          <w:lang w:val="en-US"/>
+        </w:rPr>
+        <w:t xml:space="preserve"> </w:t>
+      </w:r>
+      <w:r>
+        <w:rPr>
+          <w:rFonts w:ascii="Courier New" w:eastAsia="Times New Roman" w:hAnsi="Courier New" w:cs="Courier New"/>
+          <w:color w:val="7A7E85"/>
+          <w:sz w:val="20"/>
+          <w:szCs w:val="20"/>
+          <w:lang w:val="ru-RU"/>
+        </w:rPr>
+        <w:t>коефіцієнтів</w:t>
+      </w:r>
+      <w:r>
+        <w:rPr>
+          <w:rFonts w:ascii="Courier New" w:eastAsia="Times New Roman" w:hAnsi="Courier New" w:cs="Courier New"/>
+          <w:color w:val="7A7E85"/>
+          <w:sz w:val="20"/>
+          <w:szCs w:val="20"/>
+          <w:lang w:val="en-US"/>
+        </w:rPr>
+        <w:br/>
+      </w:r>
+      <w:r>
+        <w:rPr>
+          <w:rFonts w:ascii="Courier New" w:eastAsia="Times New Roman" w:hAnsi="Courier New" w:cs="Courier New"/>
+          <w:color w:val="BCBEC4"/>
+          <w:sz w:val="20"/>
+          <w:szCs w:val="20"/>
+          <w:lang w:val="en-US"/>
+        </w:rPr>
+        <w:t>pareto_df[</w:t>
+      </w:r>
+      <w:r>
+        <w:rPr>
+          <w:rFonts w:ascii="Courier New" w:eastAsia="Times New Roman" w:hAnsi="Courier New" w:cs="Courier New"/>
+          <w:color w:val="6AAB73"/>
+          <w:sz w:val="20"/>
+          <w:szCs w:val="20"/>
+          <w:lang w:val="en-US"/>
+        </w:rPr>
+        <w:t>"k1w"</w:t>
+      </w:r>
+      <w:r>
+        <w:rPr>
+          <w:rFonts w:ascii="Courier New" w:eastAsia="Times New Roman" w:hAnsi="Courier New" w:cs="Courier New"/>
+          <w:color w:val="BCBEC4"/>
+          <w:sz w:val="20"/>
+          <w:szCs w:val="20"/>
+          <w:lang w:val="en-US"/>
+        </w:rPr>
+        <w:t>] = pareto_df[</w:t>
+      </w:r>
+      <w:r>
+        <w:rPr>
+          <w:rFonts w:ascii="Courier New" w:eastAsia="Times New Roman" w:hAnsi="Courier New" w:cs="Courier New"/>
+          <w:color w:val="6AAB73"/>
+          <w:sz w:val="20"/>
+          <w:szCs w:val="20"/>
+          <w:lang w:val="en-US"/>
+        </w:rPr>
+        <w:t>"k1"</w:t>
+      </w:r>
+      <w:r>
+        <w:rPr>
+          <w:rFonts w:ascii="Courier New" w:eastAsia="Times New Roman" w:hAnsi="Courier New" w:cs="Courier New"/>
+          <w:color w:val="BCBEC4"/>
+          <w:sz w:val="20"/>
+          <w:szCs w:val="20"/>
+          <w:lang w:val="en-US"/>
+        </w:rPr>
+        <w:t>] * alpha1</w:t>
+      </w:r>
+      <w:r>
+        <w:rPr>
+          <w:rFonts w:ascii="Courier New" w:eastAsia="Times New Roman" w:hAnsi="Courier New" w:cs="Courier New"/>
+          <w:color w:val="BCBEC4"/>
+          <w:sz w:val="20"/>
+          <w:szCs w:val="20"/>
+          <w:lang w:val="en-US"/>
+        </w:rPr>
+        <w:br/>
+        <w:t>pareto_df[</w:t>
+      </w:r>
+      <w:r>
+        <w:rPr>
+          <w:rFonts w:ascii="Courier New" w:eastAsia="Times New Roman" w:hAnsi="Courier New" w:cs="Courier New"/>
+          <w:color w:val="6AAB73"/>
+          <w:sz w:val="20"/>
+          <w:szCs w:val="20"/>
+          <w:lang w:val="en-US"/>
+        </w:rPr>
+        <w:t>"k2w"</w:t>
+      </w:r>
+      <w:r>
+        <w:rPr>
+          <w:rFonts w:ascii="Courier New" w:eastAsia="Times New Roman" w:hAnsi="Courier New" w:cs="Courier New"/>
+          <w:color w:val="BCBEC4"/>
+          <w:sz w:val="20"/>
+          <w:szCs w:val="20"/>
+          <w:lang w:val="en-US"/>
+        </w:rPr>
+        <w:t>] = pareto_df[</w:t>
+      </w:r>
+      <w:r>
+        <w:rPr>
+          <w:rFonts w:ascii="Courier New" w:eastAsia="Times New Roman" w:hAnsi="Courier New" w:cs="Courier New"/>
+          <w:color w:val="6AAB73"/>
+          <w:sz w:val="20"/>
+          <w:szCs w:val="20"/>
+          <w:lang w:val="en-US"/>
+        </w:rPr>
+        <w:t>"k2"</w:t>
+      </w:r>
+      <w:r>
+        <w:rPr>
+          <w:rFonts w:ascii="Courier New" w:eastAsia="Times New Roman" w:hAnsi="Courier New" w:cs="Courier New"/>
+          <w:color w:val="BCBEC4"/>
+          <w:sz w:val="20"/>
+          <w:szCs w:val="20"/>
+          <w:lang w:val="en-US"/>
+        </w:rPr>
+        <w:t>] * alpha2</w:t>
+      </w:r>
+      <w:r>
+        <w:rPr>
+          <w:rFonts w:ascii="Courier New" w:eastAsia="Times New Roman" w:hAnsi="Courier New" w:cs="Courier New"/>
+          <w:color w:val="BCBEC4"/>
+          <w:sz w:val="20"/>
+          <w:szCs w:val="20"/>
+          <w:lang w:val="en-US"/>
+        </w:rPr>
+        <w:br/>
+        <w:t>pareto_df[</w:t>
+      </w:r>
+      <w:r>
+        <w:rPr>
+          <w:rFonts w:ascii="Courier New" w:eastAsia="Times New Roman" w:hAnsi="Courier New" w:cs="Courier New"/>
+          <w:color w:val="6AAB73"/>
+          <w:sz w:val="20"/>
+          <w:szCs w:val="20"/>
+          <w:lang w:val="en-US"/>
+        </w:rPr>
+        <w:t>"k3w"</w:t>
+      </w:r>
+      <w:r>
+        <w:rPr>
+          <w:rFonts w:ascii="Courier New" w:eastAsia="Times New Roman" w:hAnsi="Courier New" w:cs="Courier New"/>
+          <w:color w:val="BCBEC4"/>
+          <w:sz w:val="20"/>
+          <w:szCs w:val="20"/>
+          <w:lang w:val="en-US"/>
+        </w:rPr>
+        <w:t>] = pareto_df[</w:t>
+      </w:r>
+      <w:r>
+        <w:rPr>
+          <w:rFonts w:ascii="Courier New" w:eastAsia="Times New Roman" w:hAnsi="Courier New" w:cs="Courier New"/>
+          <w:color w:val="6AAB73"/>
+          <w:sz w:val="20"/>
+          <w:szCs w:val="20"/>
+          <w:lang w:val="en-US"/>
+        </w:rPr>
+        <w:t>"k3"</w:t>
+      </w:r>
+      <w:r>
+        <w:rPr>
+          <w:rFonts w:ascii="Courier New" w:eastAsia="Times New Roman" w:hAnsi="Courier New" w:cs="Courier New"/>
+          <w:color w:val="BCBEC4"/>
+          <w:sz w:val="20"/>
+          <w:szCs w:val="20"/>
+          <w:lang w:val="en-US"/>
+        </w:rPr>
+        <w:t>] * alpha3</w:t>
+      </w:r>
+      <w:r>
+        <w:rPr>
+          <w:rFonts w:ascii="Courier New" w:eastAsia="Times New Roman" w:hAnsi="Courier New" w:cs="Courier New"/>
+          <w:color w:val="BCBEC4"/>
+          <w:sz w:val="20"/>
+          <w:szCs w:val="20"/>
+          <w:lang w:val="en-US"/>
+        </w:rPr>
+        <w:br/>
+      </w:r>
+      <w:r>
+        <w:rPr>
+          <w:rFonts w:ascii="Courier New" w:eastAsia="Times New Roman" w:hAnsi="Courier New" w:cs="Courier New"/>
+          <w:color w:val="BCBEC4"/>
+          <w:sz w:val="20"/>
+          <w:szCs w:val="20"/>
+          <w:lang w:val="en-US"/>
+        </w:rPr>
+        <w:br/>
+      </w:r>
+      <w:r>
+        <w:rPr>
+          <w:rFonts w:ascii="Courier New" w:eastAsia="Times New Roman" w:hAnsi="Courier New" w:cs="Courier New"/>
+          <w:color w:val="7A7E85"/>
+          <w:sz w:val="20"/>
+          <w:szCs w:val="20"/>
+          <w:lang w:val="en-US"/>
+        </w:rPr>
+        <w:t xml:space="preserve"># 4. </w:t>
+      </w:r>
+      <w:r>
+        <w:rPr>
+          <w:rFonts w:ascii="Courier New" w:eastAsia="Times New Roman" w:hAnsi="Courier New" w:cs="Courier New"/>
+          <w:color w:val="7A7E85"/>
+          <w:sz w:val="20"/>
+          <w:szCs w:val="20"/>
+          <w:lang w:val="ru-RU"/>
+        </w:rPr>
+        <w:t>Нормування</w:t>
+      </w:r>
+      <w:r>
+        <w:rPr>
+          <w:rFonts w:ascii="Courier New" w:eastAsia="Times New Roman" w:hAnsi="Courier New" w:cs="Courier New"/>
+          <w:color w:val="7A7E85"/>
+          <w:sz w:val="20"/>
+          <w:szCs w:val="20"/>
+          <w:lang w:val="en-US"/>
+        </w:rPr>
+        <w:br/>
+      </w:r>
+      <w:r>
+        <w:rPr>
+          <w:rFonts w:ascii="Courier New" w:eastAsia="Times New Roman" w:hAnsi="Courier New" w:cs="Courier New"/>
+          <w:color w:val="BCBEC4"/>
+          <w:sz w:val="20"/>
+          <w:szCs w:val="20"/>
+          <w:lang w:val="en-US"/>
+        </w:rPr>
+        <w:t>pareto_df[</w:t>
+      </w:r>
+      <w:r>
+        <w:rPr>
+          <w:rFonts w:ascii="Courier New" w:eastAsia="Times New Roman" w:hAnsi="Courier New" w:cs="Courier New"/>
+          <w:color w:val="6AAB73"/>
+          <w:sz w:val="20"/>
+          <w:szCs w:val="20"/>
+          <w:lang w:val="en-US"/>
+        </w:rPr>
+        <w:t>"k1n"</w:t>
+      </w:r>
+      <w:r>
+        <w:rPr>
+          <w:rFonts w:ascii="Courier New" w:eastAsia="Times New Roman" w:hAnsi="Courier New" w:cs="Courier New"/>
+          <w:color w:val="BCBEC4"/>
+          <w:sz w:val="20"/>
+          <w:szCs w:val="20"/>
+          <w:lang w:val="en-US"/>
+        </w:rPr>
+        <w:t>] = pareto_df[</w:t>
+      </w:r>
+      <w:r>
+        <w:rPr>
+          <w:rFonts w:ascii="Courier New" w:eastAsia="Times New Roman" w:hAnsi="Courier New" w:cs="Courier New"/>
+          <w:color w:val="6AAB73"/>
+          <w:sz w:val="20"/>
+          <w:szCs w:val="20"/>
+          <w:lang w:val="en-US"/>
+        </w:rPr>
+        <w:t>"k1w"</w:t>
+      </w:r>
+      <w:r>
+        <w:rPr>
+          <w:rFonts w:ascii="Courier New" w:eastAsia="Times New Roman" w:hAnsi="Courier New" w:cs="Courier New"/>
+          <w:color w:val="BCBEC4"/>
+          <w:sz w:val="20"/>
+          <w:szCs w:val="20"/>
+          <w:lang w:val="en-US"/>
+        </w:rPr>
+        <w:t>] / pareto_df[</w:t>
+      </w:r>
+      <w:r>
+        <w:rPr>
+          <w:rFonts w:ascii="Courier New" w:eastAsia="Times New Roman" w:hAnsi="Courier New" w:cs="Courier New"/>
+          <w:color w:val="6AAB73"/>
+          <w:sz w:val="20"/>
+          <w:szCs w:val="20"/>
+          <w:lang w:val="en-US"/>
+        </w:rPr>
+        <w:t>"k1w"</w:t>
+      </w:r>
+      <w:r>
+        <w:rPr>
+          <w:rFonts w:ascii="Courier New" w:eastAsia="Times New Roman" w:hAnsi="Courier New" w:cs="Courier New"/>
+          <w:color w:val="BCBEC4"/>
+          <w:sz w:val="20"/>
+          <w:szCs w:val="20"/>
+          <w:lang w:val="en-US"/>
+        </w:rPr>
+        <w:t>].max()</w:t>
+      </w:r>
+      <w:r>
+        <w:rPr>
+          <w:rFonts w:ascii="Courier New" w:eastAsia="Times New Roman" w:hAnsi="Courier New" w:cs="Courier New"/>
+          <w:color w:val="BCBEC4"/>
+          <w:sz w:val="20"/>
+          <w:szCs w:val="20"/>
+          <w:lang w:val="en-US"/>
+        </w:rPr>
+        <w:br/>
+        <w:t>pareto_df[</w:t>
+      </w:r>
+      <w:r>
+        <w:rPr>
+          <w:rFonts w:ascii="Courier New" w:eastAsia="Times New Roman" w:hAnsi="Courier New" w:cs="Courier New"/>
+          <w:color w:val="6AAB73"/>
+          <w:sz w:val="20"/>
+          <w:szCs w:val="20"/>
+          <w:lang w:val="en-US"/>
+        </w:rPr>
+        <w:t>"k2n"</w:t>
+      </w:r>
+      <w:r>
+        <w:rPr>
+          <w:rFonts w:ascii="Courier New" w:eastAsia="Times New Roman" w:hAnsi="Courier New" w:cs="Courier New"/>
+          <w:color w:val="BCBEC4"/>
+          <w:sz w:val="20"/>
+          <w:szCs w:val="20"/>
+          <w:lang w:val="en-US"/>
+        </w:rPr>
+        <w:t>] = pareto_df[</w:t>
+      </w:r>
+      <w:r>
+        <w:rPr>
+          <w:rFonts w:ascii="Courier New" w:eastAsia="Times New Roman" w:hAnsi="Courier New" w:cs="Courier New"/>
+          <w:color w:val="6AAB73"/>
+          <w:sz w:val="20"/>
+          <w:szCs w:val="20"/>
+          <w:lang w:val="en-US"/>
+        </w:rPr>
+        <w:t>"k2w"</w:t>
+      </w:r>
+      <w:r>
+        <w:rPr>
+          <w:rFonts w:ascii="Courier New" w:eastAsia="Times New Roman" w:hAnsi="Courier New" w:cs="Courier New"/>
+          <w:color w:val="BCBEC4"/>
+          <w:sz w:val="20"/>
+          <w:szCs w:val="20"/>
+          <w:lang w:val="en-US"/>
+        </w:rPr>
+        <w:t>] / pareto_df[</w:t>
+      </w:r>
+      <w:r>
+        <w:rPr>
+          <w:rFonts w:ascii="Courier New" w:eastAsia="Times New Roman" w:hAnsi="Courier New" w:cs="Courier New"/>
+          <w:color w:val="6AAB73"/>
+          <w:sz w:val="20"/>
+          <w:szCs w:val="20"/>
+          <w:lang w:val="en-US"/>
+        </w:rPr>
+        <w:t>"k2w"</w:t>
+      </w:r>
+      <w:r>
+        <w:rPr>
+          <w:rFonts w:ascii="Courier New" w:eastAsia="Times New Roman" w:hAnsi="Courier New" w:cs="Courier New"/>
+          <w:color w:val="BCBEC4"/>
+          <w:sz w:val="20"/>
+          <w:szCs w:val="20"/>
+          <w:lang w:val="en-US"/>
+        </w:rPr>
+        <w:t>].max()</w:t>
+      </w:r>
+      <w:r>
+        <w:rPr>
+          <w:rFonts w:ascii="Courier New" w:eastAsia="Times New Roman" w:hAnsi="Courier New" w:cs="Courier New"/>
+          <w:color w:val="BCBEC4"/>
+          <w:sz w:val="20"/>
+          <w:szCs w:val="20"/>
+          <w:lang w:val="en-US"/>
+        </w:rPr>
+        <w:br/>
+        <w:t>pareto_df[</w:t>
+      </w:r>
+      <w:r>
+        <w:rPr>
+          <w:rFonts w:ascii="Courier New" w:eastAsia="Times New Roman" w:hAnsi="Courier New" w:cs="Courier New"/>
+          <w:color w:val="6AAB73"/>
+          <w:sz w:val="20"/>
+          <w:szCs w:val="20"/>
+          <w:lang w:val="en-US"/>
+        </w:rPr>
+        <w:t>"k3n"</w:t>
+      </w:r>
+      <w:r>
+        <w:rPr>
+          <w:rFonts w:ascii="Courier New" w:eastAsia="Times New Roman" w:hAnsi="Courier New" w:cs="Courier New"/>
+          <w:color w:val="BCBEC4"/>
+          <w:sz w:val="20"/>
+          <w:szCs w:val="20"/>
+          <w:lang w:val="en-US"/>
+        </w:rPr>
+        <w:t>] = pareto_df[</w:t>
+      </w:r>
+      <w:r>
+        <w:rPr>
+          <w:rFonts w:ascii="Courier New" w:eastAsia="Times New Roman" w:hAnsi="Courier New" w:cs="Courier New"/>
+          <w:color w:val="6AAB73"/>
+          <w:sz w:val="20"/>
+          <w:szCs w:val="20"/>
+          <w:lang w:val="en-US"/>
+        </w:rPr>
+        <w:t>"k3w"</w:t>
+      </w:r>
+      <w:r>
+        <w:rPr>
+          <w:rFonts w:ascii="Courier New" w:eastAsia="Times New Roman" w:hAnsi="Courier New" w:cs="Courier New"/>
+          <w:color w:val="BCBEC4"/>
+          <w:sz w:val="20"/>
+          <w:szCs w:val="20"/>
+          <w:lang w:val="en-US"/>
+        </w:rPr>
+        <w:t>] / pareto_df[</w:t>
+      </w:r>
+      <w:r>
+        <w:rPr>
+          <w:rFonts w:ascii="Courier New" w:eastAsia="Times New Roman" w:hAnsi="Courier New" w:cs="Courier New"/>
+          <w:color w:val="6AAB73"/>
+          <w:sz w:val="20"/>
+          <w:szCs w:val="20"/>
+          <w:lang w:val="en-US"/>
+        </w:rPr>
+        <w:t>"k3w"</w:t>
+      </w:r>
+      <w:r>
+        <w:rPr>
+          <w:rFonts w:ascii="Courier New" w:eastAsia="Times New Roman" w:hAnsi="Courier New" w:cs="Courier New"/>
+          <w:color w:val="BCBEC4"/>
+          <w:sz w:val="20"/>
+          <w:szCs w:val="20"/>
+          <w:lang w:val="en-US"/>
+        </w:rPr>
+        <w:t>].max()</w:t>
+      </w:r>
+      <w:r>
+        <w:rPr>
+          <w:rFonts w:ascii="Courier New" w:eastAsia="Times New Roman" w:hAnsi="Courier New" w:cs="Courier New"/>
+          <w:color w:val="BCBEC4"/>
+          <w:sz w:val="20"/>
+          <w:szCs w:val="20"/>
+          <w:lang w:val="en-US"/>
+        </w:rPr>
+        <w:br/>
+      </w:r>
+      <w:r>
+        <w:rPr>
+          <w:rFonts w:ascii="Courier New" w:eastAsia="Times New Roman" w:hAnsi="Courier New" w:cs="Courier New"/>
+          <w:color w:val="BCBEC4"/>
+          <w:sz w:val="20"/>
+          <w:szCs w:val="20"/>
+          <w:lang w:val="en-US"/>
+        </w:rPr>
+        <w:br/>
+      </w:r>
+      <w:r>
+        <w:rPr>
+          <w:rFonts w:ascii="Courier New" w:eastAsia="Times New Roman" w:hAnsi="Courier New" w:cs="Courier New"/>
+          <w:color w:val="7A7E85"/>
+          <w:sz w:val="20"/>
+          <w:szCs w:val="20"/>
+          <w:lang w:val="en-US"/>
+        </w:rPr>
+        <w:t xml:space="preserve"># 5. </w:t>
+      </w:r>
+      <w:r>
+        <w:rPr>
+          <w:rFonts w:ascii="Courier New" w:eastAsia="Times New Roman" w:hAnsi="Courier New" w:cs="Courier New"/>
+          <w:color w:val="7A7E85"/>
+          <w:sz w:val="20"/>
+          <w:szCs w:val="20"/>
+          <w:lang w:val="ru-RU"/>
+        </w:rPr>
+        <w:t>Функція</w:t>
+      </w:r>
+      <w:r>
+        <w:rPr>
+          <w:rFonts w:ascii="Courier New" w:eastAsia="Times New Roman" w:hAnsi="Courier New" w:cs="Courier New"/>
+          <w:color w:val="7A7E85"/>
+          <w:sz w:val="20"/>
+          <w:szCs w:val="20"/>
+          <w:lang w:val="en-US"/>
+        </w:rPr>
+        <w:t xml:space="preserve"> </w:t>
+      </w:r>
+      <w:r>
+        <w:rPr>
+          <w:rFonts w:ascii="Courier New" w:eastAsia="Times New Roman" w:hAnsi="Courier New" w:cs="Courier New"/>
+          <w:color w:val="7A7E85"/>
+          <w:sz w:val="20"/>
+          <w:szCs w:val="20"/>
+          <w:lang w:val="ru-RU"/>
+        </w:rPr>
+        <w:t>корисності</w:t>
+      </w:r>
+      <w:r>
+        <w:rPr>
+          <w:rFonts w:ascii="Courier New" w:eastAsia="Times New Roman" w:hAnsi="Courier New" w:cs="Courier New"/>
+          <w:color w:val="7A7E85"/>
+          <w:sz w:val="20"/>
+          <w:szCs w:val="20"/>
+          <w:lang w:val="en-US"/>
+        </w:rPr>
+        <w:t xml:space="preserve"> (k1 </w:t>
+      </w:r>
+      <w:r>
+        <w:rPr>
+          <w:rFonts w:ascii="Courier New" w:eastAsia="Times New Roman" w:hAnsi="Courier New" w:cs="Courier New"/>
+          <w:color w:val="7A7E85"/>
+          <w:sz w:val="20"/>
+          <w:szCs w:val="20"/>
+          <w:lang w:val="ru-RU"/>
+        </w:rPr>
+        <w:t>і</w:t>
+      </w:r>
+      <w:r>
+        <w:rPr>
+          <w:rFonts w:ascii="Courier New" w:eastAsia="Times New Roman" w:hAnsi="Courier New" w:cs="Courier New"/>
+          <w:color w:val="7A7E85"/>
+          <w:sz w:val="20"/>
+          <w:szCs w:val="20"/>
+          <w:lang w:val="en-US"/>
+        </w:rPr>
+        <w:t xml:space="preserve"> k3 </w:t>
+      </w:r>
+      <w:r>
+        <w:rPr>
+          <w:rFonts w:ascii="Courier New" w:eastAsia="Times New Roman" w:hAnsi="Courier New" w:cs="Courier New"/>
+          <w:color w:val="7A7E85"/>
+          <w:sz w:val="20"/>
+          <w:szCs w:val="20"/>
+          <w:lang w:val="ru-RU"/>
+        </w:rPr>
+        <w:t>додаємо</w:t>
+      </w:r>
+      <w:r>
+        <w:rPr>
+          <w:rFonts w:ascii="Courier New" w:eastAsia="Times New Roman" w:hAnsi="Courier New" w:cs="Courier New"/>
+          <w:color w:val="7A7E85"/>
+          <w:sz w:val="20"/>
+          <w:szCs w:val="20"/>
+          <w:lang w:val="en-US"/>
+        </w:rPr>
+        <w:t xml:space="preserve">, k2 </w:t>
+      </w:r>
+      <w:r>
+        <w:rPr>
+          <w:rFonts w:ascii="Courier New" w:eastAsia="Times New Roman" w:hAnsi="Courier New" w:cs="Courier New"/>
+          <w:color w:val="7A7E85"/>
+          <w:sz w:val="20"/>
+          <w:szCs w:val="20"/>
+          <w:lang w:val="ru-RU"/>
+        </w:rPr>
+        <w:t>віднімаємо</w:t>
+      </w:r>
+      <w:r>
+        <w:rPr>
+          <w:rFonts w:ascii="Courier New" w:eastAsia="Times New Roman" w:hAnsi="Courier New" w:cs="Courier New"/>
+          <w:color w:val="7A7E85"/>
+          <w:sz w:val="20"/>
+          <w:szCs w:val="20"/>
+          <w:lang w:val="en-US"/>
+        </w:rPr>
+        <w:t>)</w:t>
+      </w:r>
+      <w:r>
+        <w:rPr>
+          <w:rFonts w:ascii="Courier New" w:eastAsia="Times New Roman" w:hAnsi="Courier New" w:cs="Courier New"/>
+          <w:color w:val="7A7E85"/>
+          <w:sz w:val="20"/>
+          <w:szCs w:val="20"/>
+          <w:lang w:val="en-US"/>
+        </w:rPr>
+        <w:br/>
+      </w:r>
+      <w:r>
+        <w:rPr>
+          <w:rFonts w:ascii="Courier New" w:eastAsia="Times New Roman" w:hAnsi="Courier New" w:cs="Courier New"/>
+          <w:color w:val="BCBEC4"/>
+          <w:sz w:val="20"/>
+          <w:szCs w:val="20"/>
+          <w:lang w:val="en-US"/>
+        </w:rPr>
+        <w:t>pareto_df[</w:t>
+      </w:r>
+      <w:r>
+        <w:rPr>
+          <w:rFonts w:ascii="Courier New" w:eastAsia="Times New Roman" w:hAnsi="Courier New" w:cs="Courier New"/>
+          <w:color w:val="6AAB73"/>
+          <w:sz w:val="20"/>
+          <w:szCs w:val="20"/>
+          <w:lang w:val="en-US"/>
+        </w:rPr>
+        <w:t>"F"</w:t>
+      </w:r>
+      <w:r>
+        <w:rPr>
+          <w:rFonts w:ascii="Courier New" w:eastAsia="Times New Roman" w:hAnsi="Courier New" w:cs="Courier New"/>
+          <w:color w:val="BCBEC4"/>
+          <w:sz w:val="20"/>
+          <w:szCs w:val="20"/>
+          <w:lang w:val="en-US"/>
+        </w:rPr>
+        <w:t>] = pareto_df[</w:t>
+      </w:r>
+      <w:r>
+        <w:rPr>
+          <w:rFonts w:ascii="Courier New" w:eastAsia="Times New Roman" w:hAnsi="Courier New" w:cs="Courier New"/>
+          <w:color w:val="6AAB73"/>
+          <w:sz w:val="20"/>
+          <w:szCs w:val="20"/>
+          <w:lang w:val="en-US"/>
+        </w:rPr>
+        <w:t>"k1n"</w:t>
+      </w:r>
+      <w:r>
+        <w:rPr>
+          <w:rFonts w:ascii="Courier New" w:eastAsia="Times New Roman" w:hAnsi="Courier New" w:cs="Courier New"/>
+          <w:color w:val="BCBEC4"/>
+          <w:sz w:val="20"/>
+          <w:szCs w:val="20"/>
+          <w:lang w:val="en-US"/>
+        </w:rPr>
+        <w:t>] - pareto_df[</w:t>
+      </w:r>
+      <w:r>
+        <w:rPr>
+          <w:rFonts w:ascii="Courier New" w:eastAsia="Times New Roman" w:hAnsi="Courier New" w:cs="Courier New"/>
+          <w:color w:val="6AAB73"/>
+          <w:sz w:val="20"/>
+          <w:szCs w:val="20"/>
+          <w:lang w:val="en-US"/>
+        </w:rPr>
+        <w:t>"k2n"</w:t>
+      </w:r>
+      <w:r>
+        <w:rPr>
+          <w:rFonts w:ascii="Courier New" w:eastAsia="Times New Roman" w:hAnsi="Courier New" w:cs="Courier New"/>
+          <w:color w:val="BCBEC4"/>
+          <w:sz w:val="20"/>
+          <w:szCs w:val="20"/>
+          <w:lang w:val="en-US"/>
+        </w:rPr>
+        <w:t>] + pareto_df[</w:t>
+      </w:r>
+      <w:r>
+        <w:rPr>
+          <w:rFonts w:ascii="Courier New" w:eastAsia="Times New Roman" w:hAnsi="Courier New" w:cs="Courier New"/>
+          <w:color w:val="6AAB73"/>
+          <w:sz w:val="20"/>
+          <w:szCs w:val="20"/>
+          <w:lang w:val="en-US"/>
+        </w:rPr>
+        <w:t>"k3n"</w:t>
+      </w:r>
+      <w:r>
+        <w:rPr>
+          <w:rFonts w:ascii="Courier New" w:eastAsia="Times New Roman" w:hAnsi="Courier New" w:cs="Courier New"/>
+          <w:color w:val="BCBEC4"/>
+          <w:sz w:val="20"/>
+          <w:szCs w:val="20"/>
+          <w:lang w:val="en-US"/>
+        </w:rPr>
+        <w:t>]</w:t>
+      </w:r>
+      <w:r>
+        <w:rPr>
+          <w:rFonts w:ascii="Courier New" w:eastAsia="Times New Roman" w:hAnsi="Courier New" w:cs="Courier New"/>
+          <w:color w:val="BCBEC4"/>
+          <w:sz w:val="20"/>
+          <w:szCs w:val="20"/>
+          <w:lang w:val="en-US"/>
+        </w:rPr>
+        <w:br/>
+      </w:r>
+      <w:r>
+        <w:rPr>
+          <w:rFonts w:ascii="Courier New" w:eastAsia="Times New Roman" w:hAnsi="Courier New" w:cs="Courier New"/>
+          <w:color w:val="BCBEC4"/>
+          <w:sz w:val="20"/>
+          <w:szCs w:val="20"/>
+          <w:lang w:val="en-US"/>
+        </w:rPr>
+        <w:br/>
+      </w:r>
+      <w:r>
+        <w:rPr>
+          <w:rFonts w:ascii="Courier New" w:eastAsia="Times New Roman" w:hAnsi="Courier New" w:cs="Courier New"/>
+          <w:color w:val="8888C6"/>
+          <w:sz w:val="20"/>
+          <w:szCs w:val="20"/>
+          <w:lang w:val="en-US"/>
+        </w:rPr>
+        <w:t>print</w:t>
+      </w:r>
+      <w:r>
+        <w:rPr>
+          <w:rFonts w:ascii="Courier New" w:eastAsia="Times New Roman" w:hAnsi="Courier New" w:cs="Courier New"/>
+          <w:color w:val="BCBEC4"/>
+          <w:sz w:val="20"/>
+          <w:szCs w:val="20"/>
+          <w:lang w:val="en-US"/>
+        </w:rPr>
         <w:t>(</w:t>
       </w:r>
-      <w:proofErr w:type="spellStart"/>
-      <w:r>
-        <w:rPr>
-          <w:rFonts w:ascii="Courier New" w:eastAsia="Times New Roman" w:hAnsi="Courier New" w:cs="Courier New"/>
-          <w:color w:val="BCBEC4"/>
-          <w:sz w:val="20"/>
-          <w:szCs w:val="20"/>
-          <w:lang w:val="en-US"/>
-        </w:rPr>
-        <w:t>pareto_df</w:t>
-      </w:r>
-      <w:proofErr w:type="spellEnd"/>
+      <w:r>
+        <w:rPr>
+          <w:rFonts w:ascii="Courier New" w:eastAsia="Times New Roman" w:hAnsi="Courier New" w:cs="Courier New"/>
+          <w:color w:val="6AAB73"/>
+          <w:sz w:val="20"/>
+          <w:szCs w:val="20"/>
+          <w:lang w:val="en-US"/>
+        </w:rPr>
+        <w:t>"</w:t>
+      </w:r>
+      <w:r>
+        <w:rPr>
+          <w:rFonts w:ascii="Courier New" w:eastAsia="Times New Roman" w:hAnsi="Courier New" w:cs="Courier New"/>
+          <w:color w:val="CF8E6D"/>
+          <w:sz w:val="20"/>
+          <w:szCs w:val="20"/>
+          <w:lang w:val="en-US"/>
+        </w:rPr>
+        <w:t>\n</w:t>
+      </w:r>
+      <w:r>
+        <w:rPr>
+          <w:rFonts w:ascii="Courier New" w:eastAsia="Times New Roman" w:hAnsi="Courier New" w:cs="Courier New"/>
+          <w:color w:val="6AAB73"/>
+          <w:sz w:val="20"/>
+          <w:szCs w:val="20"/>
+          <w:lang w:val="en-US"/>
+        </w:rPr>
+        <w:t xml:space="preserve">=== </w:t>
+      </w:r>
+      <w:r>
+        <w:rPr>
+          <w:rFonts w:ascii="Courier New" w:eastAsia="Times New Roman" w:hAnsi="Courier New" w:cs="Courier New"/>
+          <w:color w:val="6AAB73"/>
+          <w:sz w:val="20"/>
+          <w:szCs w:val="20"/>
+          <w:lang w:val="ru-RU"/>
+        </w:rPr>
+        <w:t>Нормовані</w:t>
+      </w:r>
+      <w:r>
+        <w:rPr>
+          <w:rFonts w:ascii="Courier New" w:eastAsia="Times New Roman" w:hAnsi="Courier New" w:cs="Courier New"/>
+          <w:color w:val="6AAB73"/>
+          <w:sz w:val="20"/>
+          <w:szCs w:val="20"/>
+          <w:lang w:val="en-US"/>
+        </w:rPr>
+        <w:t xml:space="preserve"> </w:t>
+      </w:r>
+      <w:r>
+        <w:rPr>
+          <w:rFonts w:ascii="Courier New" w:eastAsia="Times New Roman" w:hAnsi="Courier New" w:cs="Courier New"/>
+          <w:color w:val="6AAB73"/>
+          <w:sz w:val="20"/>
+          <w:szCs w:val="20"/>
+          <w:lang w:val="ru-RU"/>
+        </w:rPr>
+        <w:t>значення</w:t>
+      </w:r>
+      <w:r>
+        <w:rPr>
+          <w:rFonts w:ascii="Courier New" w:eastAsia="Times New Roman" w:hAnsi="Courier New" w:cs="Courier New"/>
+          <w:color w:val="6AAB73"/>
+          <w:sz w:val="20"/>
+          <w:szCs w:val="20"/>
+          <w:lang w:val="en-US"/>
+        </w:rPr>
+        <w:t xml:space="preserve"> </w:t>
+      </w:r>
+      <w:r>
+        <w:rPr>
+          <w:rFonts w:ascii="Courier New" w:eastAsia="Times New Roman" w:hAnsi="Courier New" w:cs="Courier New"/>
+          <w:color w:val="6AAB73"/>
+          <w:sz w:val="20"/>
+          <w:szCs w:val="20"/>
+          <w:lang w:val="ru-RU"/>
+        </w:rPr>
+        <w:t>з</w:t>
+      </w:r>
+      <w:r>
+        <w:rPr>
+          <w:rFonts w:ascii="Courier New" w:eastAsia="Times New Roman" w:hAnsi="Courier New" w:cs="Courier New"/>
+          <w:color w:val="6AAB73"/>
+          <w:sz w:val="20"/>
+          <w:szCs w:val="20"/>
+          <w:lang w:val="en-US"/>
+        </w:rPr>
+        <w:t xml:space="preserve"> </w:t>
+      </w:r>
+      <w:r>
+        <w:rPr>
+          <w:rFonts w:ascii="Courier New" w:eastAsia="Times New Roman" w:hAnsi="Courier New" w:cs="Courier New"/>
+          <w:color w:val="6AAB73"/>
+          <w:sz w:val="20"/>
+          <w:szCs w:val="20"/>
+          <w:lang w:val="ru-RU"/>
+        </w:rPr>
+        <w:t>функцією</w:t>
+      </w:r>
+      <w:r>
+        <w:rPr>
+          <w:rFonts w:ascii="Courier New" w:eastAsia="Times New Roman" w:hAnsi="Courier New" w:cs="Courier New"/>
+          <w:color w:val="6AAB73"/>
+          <w:sz w:val="20"/>
+          <w:szCs w:val="20"/>
+          <w:lang w:val="en-US"/>
+        </w:rPr>
+        <w:t xml:space="preserve"> </w:t>
+      </w:r>
+      <w:r>
+        <w:rPr>
+          <w:rFonts w:ascii="Courier New" w:eastAsia="Times New Roman" w:hAnsi="Courier New" w:cs="Courier New"/>
+          <w:color w:val="6AAB73"/>
+          <w:sz w:val="20"/>
+          <w:szCs w:val="20"/>
+          <w:lang w:val="ru-RU"/>
+        </w:rPr>
+        <w:t>корисності</w:t>
+      </w:r>
+      <w:r>
+        <w:rPr>
+          <w:rFonts w:ascii="Courier New" w:eastAsia="Times New Roman" w:hAnsi="Courier New" w:cs="Courier New"/>
+          <w:color w:val="6AAB73"/>
+          <w:sz w:val="20"/>
+          <w:szCs w:val="20"/>
+          <w:lang w:val="en-US"/>
+        </w:rPr>
+        <w:t xml:space="preserve"> ==="</w:t>
+      </w:r>
       <w:r>
         <w:rPr>
           <w:rFonts w:ascii="Courier New" w:eastAsia="Times New Roman" w:hAnsi="Courier New" w:cs="Courier New"/>
@@ -4413,6 +4925,126 @@
       <w:r>
         <w:rPr>
           <w:rFonts w:ascii="Courier New" w:eastAsia="Times New Roman" w:hAnsi="Courier New" w:cs="Courier New"/>
+          <w:color w:val="8888C6"/>
+          <w:sz w:val="20"/>
+          <w:szCs w:val="20"/>
+          <w:lang w:val="en-US"/>
+        </w:rPr>
+        <w:t>print</w:t>
+      </w:r>
+      <w:r>
+        <w:rPr>
+          <w:rFonts w:ascii="Courier New" w:eastAsia="Times New Roman" w:hAnsi="Courier New" w:cs="Courier New"/>
+          <w:color w:val="BCBEC4"/>
+          <w:sz w:val="20"/>
+          <w:szCs w:val="20"/>
+          <w:lang w:val="en-US"/>
+        </w:rPr>
+        <w:t>(pareto_df[[</w:t>
+      </w:r>
+      <w:r>
+        <w:rPr>
+          <w:rFonts w:ascii="Courier New" w:eastAsia="Times New Roman" w:hAnsi="Courier New" w:cs="Courier New"/>
+          <w:color w:val="6AAB73"/>
+          <w:sz w:val="20"/>
+          <w:szCs w:val="20"/>
+          <w:lang w:val="en-US"/>
+        </w:rPr>
+        <w:t>"No"</w:t>
+      </w:r>
+      <w:r>
+        <w:rPr>
+          <w:rFonts w:ascii="Courier New" w:eastAsia="Times New Roman" w:hAnsi="Courier New" w:cs="Courier New"/>
+          <w:color w:val="BCBEC4"/>
+          <w:sz w:val="20"/>
+          <w:szCs w:val="20"/>
+          <w:lang w:val="en-US"/>
+        </w:rPr>
+        <w:t>,</w:t>
+      </w:r>
+      <w:r>
+        <w:rPr>
+          <w:rFonts w:ascii="Courier New" w:eastAsia="Times New Roman" w:hAnsi="Courier New" w:cs="Courier New"/>
+          <w:color w:val="6AAB73"/>
+          <w:sz w:val="20"/>
+          <w:szCs w:val="20"/>
+          <w:lang w:val="en-US"/>
+        </w:rPr>
+        <w:t>"k1n"</w:t>
+      </w:r>
+      <w:r>
+        <w:rPr>
+          <w:rFonts w:ascii="Courier New" w:eastAsia="Times New Roman" w:hAnsi="Courier New" w:cs="Courier New"/>
+          <w:color w:val="BCBEC4"/>
+          <w:sz w:val="20"/>
+          <w:szCs w:val="20"/>
+          <w:lang w:val="en-US"/>
+        </w:rPr>
+        <w:t>,</w:t>
+      </w:r>
+      <w:r>
+        <w:rPr>
+          <w:rFonts w:ascii="Courier New" w:eastAsia="Times New Roman" w:hAnsi="Courier New" w:cs="Courier New"/>
+          <w:color w:val="6AAB73"/>
+          <w:sz w:val="20"/>
+          <w:szCs w:val="20"/>
+          <w:lang w:val="en-US"/>
+        </w:rPr>
+        <w:t>"k2n"</w:t>
+      </w:r>
+      <w:r>
+        <w:rPr>
+          <w:rFonts w:ascii="Courier New" w:eastAsia="Times New Roman" w:hAnsi="Courier New" w:cs="Courier New"/>
+          <w:color w:val="BCBEC4"/>
+          <w:sz w:val="20"/>
+          <w:szCs w:val="20"/>
+          <w:lang w:val="en-US"/>
+        </w:rPr>
+        <w:t>,</w:t>
+      </w:r>
+      <w:r>
+        <w:rPr>
+          <w:rFonts w:ascii="Courier New" w:eastAsia="Times New Roman" w:hAnsi="Courier New" w:cs="Courier New"/>
+          <w:color w:val="6AAB73"/>
+          <w:sz w:val="20"/>
+          <w:szCs w:val="20"/>
+          <w:lang w:val="en-US"/>
+        </w:rPr>
+        <w:t>"k3n"</w:t>
+      </w:r>
+      <w:r>
+        <w:rPr>
+          <w:rFonts w:ascii="Courier New" w:eastAsia="Times New Roman" w:hAnsi="Courier New" w:cs="Courier New"/>
+          <w:color w:val="BCBEC4"/>
+          <w:sz w:val="20"/>
+          <w:szCs w:val="20"/>
+          <w:lang w:val="en-US"/>
+        </w:rPr>
+        <w:t>,</w:t>
+      </w:r>
+      <w:r>
+        <w:rPr>
+          <w:rFonts w:ascii="Courier New" w:eastAsia="Times New Roman" w:hAnsi="Courier New" w:cs="Courier New"/>
+          <w:color w:val="6AAB73"/>
+          <w:sz w:val="20"/>
+          <w:szCs w:val="20"/>
+          <w:lang w:val="en-US"/>
+        </w:rPr>
+        <w:t>"F"</w:t>
+      </w:r>
+      <w:r>
+        <w:rPr>
+          <w:rFonts w:ascii="Courier New" w:eastAsia="Times New Roman" w:hAnsi="Courier New" w:cs="Courier New"/>
+          <w:color w:val="BCBEC4"/>
+          <w:sz w:val="20"/>
+          <w:szCs w:val="20"/>
+          <w:lang w:val="en-US"/>
+        </w:rPr>
+        <w:t>]])</w:t>
+      </w:r>
+      <w:r>
+        <w:rPr>
+          <w:rFonts w:ascii="Courier New" w:eastAsia="Times New Roman" w:hAnsi="Courier New" w:cs="Courier New"/>
           <w:color w:val="BCBEC4"/>
           <w:sz w:val="20"/>
           <w:szCs w:val="20"/>
@@ -4423,12 +5055,22 @@
       <w:r>
         <w:rPr>
           <w:rFonts w:ascii="Courier New" w:eastAsia="Times New Roman" w:hAnsi="Courier New" w:cs="Courier New"/>
+          <w:color w:val="BCBEC4"/>
+          <w:sz w:val="20"/>
+          <w:szCs w:val="20"/>
+          <w:lang w:val="en-US"/>
+        </w:rPr>
+        <w:br/>
+      </w:r>
+      <w:r>
+        <w:rPr>
+          <w:rFonts w:ascii="Courier New" w:eastAsia="Times New Roman" w:hAnsi="Courier New" w:cs="Courier New"/>
           <w:color w:val="7A7E85"/>
           <w:sz w:val="20"/>
           <w:szCs w:val="20"/>
           <w:lang w:val="en-US"/>
         </w:rPr>
-        <w:t xml:space="preserve"># 3. </w:t>
+        <w:t xml:space="preserve"># 6. </w:t>
       </w:r>
       <w:r>
         <w:rPr>
@@ -4438,7 +5080,7 @@
           <w:szCs w:val="20"/>
           <w:lang w:val="ru-RU"/>
         </w:rPr>
-        <w:t>З</w:t>
+        <w:t>Оптимальне</w:t>
       </w:r>
       <w:r>
         <w:rPr>
@@ -4450,7 +5092,6 @@
         </w:rPr>
         <w:t xml:space="preserve"> </w:t>
       </w:r>
-      <w:proofErr w:type="spellStart"/>
       <w:r>
         <w:rPr>
           <w:rFonts w:ascii="Courier New" w:eastAsia="Times New Roman" w:hAnsi="Courier New" w:cs="Courier New"/>
@@ -4459,9 +5100,8 @@
           <w:szCs w:val="20"/>
           <w:lang w:val="ru-RU"/>
         </w:rPr>
-        <w:t>урахуванням</w:t>
-      </w:r>
-      <w:proofErr w:type="spellEnd"/>
+        <w:t>рішення</w:t>
+      </w:r>
       <w:r>
         <w:rPr>
           <w:rFonts w:ascii="Courier New" w:eastAsia="Times New Roman" w:hAnsi="Courier New" w:cs="Courier New"/>
@@ -4470,1695 +5110,129 @@
           <w:szCs w:val="20"/>
           <w:lang w:val="en-US"/>
         </w:rPr>
+        <w:br/>
+      </w:r>
+      <w:r>
+        <w:rPr>
+          <w:rFonts w:ascii="Courier New" w:eastAsia="Times New Roman" w:hAnsi="Courier New" w:cs="Courier New"/>
+          <w:color w:val="BCBEC4"/>
+          <w:sz w:val="20"/>
+          <w:szCs w:val="20"/>
+          <w:lang w:val="en-US"/>
+        </w:rPr>
+        <w:lastRenderedPageBreak/>
+        <w:t>best = pareto_df.loc[pareto_df[</w:t>
+      </w:r>
+      <w:r>
+        <w:rPr>
+          <w:rFonts w:ascii="Courier New" w:eastAsia="Times New Roman" w:hAnsi="Courier New" w:cs="Courier New"/>
+          <w:color w:val="6AAB73"/>
+          <w:sz w:val="20"/>
+          <w:szCs w:val="20"/>
+          <w:lang w:val="en-US"/>
+        </w:rPr>
+        <w:t>"F"</w:t>
+      </w:r>
+      <w:r>
+        <w:rPr>
+          <w:rFonts w:ascii="Courier New" w:eastAsia="Times New Roman" w:hAnsi="Courier New" w:cs="Courier New"/>
+          <w:color w:val="BCBEC4"/>
+          <w:sz w:val="20"/>
+          <w:szCs w:val="20"/>
+          <w:lang w:val="en-US"/>
+        </w:rPr>
+        <w:t>].idxmax()]</w:t>
+      </w:r>
+      <w:r>
+        <w:rPr>
+          <w:rFonts w:ascii="Courier New" w:eastAsia="Times New Roman" w:hAnsi="Courier New" w:cs="Courier New"/>
+          <w:color w:val="BCBEC4"/>
+          <w:sz w:val="20"/>
+          <w:szCs w:val="20"/>
+          <w:lang w:val="en-US"/>
+        </w:rPr>
+        <w:br/>
+      </w:r>
+      <w:r>
+        <w:rPr>
+          <w:rFonts w:ascii="Courier New" w:eastAsia="Times New Roman" w:hAnsi="Courier New" w:cs="Courier New"/>
+          <w:color w:val="8888C6"/>
+          <w:sz w:val="20"/>
+          <w:szCs w:val="20"/>
+          <w:lang w:val="en-US"/>
+        </w:rPr>
+        <w:t>print</w:t>
+      </w:r>
+      <w:r>
+        <w:rPr>
+          <w:rFonts w:ascii="Courier New" w:eastAsia="Times New Roman" w:hAnsi="Courier New" w:cs="Courier New"/>
+          <w:color w:val="BCBEC4"/>
+          <w:sz w:val="20"/>
+          <w:szCs w:val="20"/>
+          <w:lang w:val="en-US"/>
+        </w:rPr>
+        <w:t>(</w:t>
+      </w:r>
+      <w:r>
+        <w:rPr>
+          <w:rFonts w:ascii="Courier New" w:eastAsia="Times New Roman" w:hAnsi="Courier New" w:cs="Courier New"/>
+          <w:color w:val="6AAB73"/>
+          <w:sz w:val="20"/>
+          <w:szCs w:val="20"/>
+          <w:lang w:val="en-US"/>
+        </w:rPr>
+        <w:t>"</w:t>
+      </w:r>
+      <w:r>
+        <w:rPr>
+          <w:rFonts w:ascii="Courier New" w:eastAsia="Times New Roman" w:hAnsi="Courier New" w:cs="Courier New"/>
+          <w:color w:val="CF8E6D"/>
+          <w:sz w:val="20"/>
+          <w:szCs w:val="20"/>
+          <w:lang w:val="en-US"/>
+        </w:rPr>
+        <w:t>\n</w:t>
+      </w:r>
+      <w:r>
+        <w:rPr>
+          <w:rFonts w:ascii="Courier New" w:eastAsia="Times New Roman" w:hAnsi="Courier New" w:cs="Courier New"/>
+          <w:color w:val="6AAB73"/>
+          <w:sz w:val="20"/>
+          <w:szCs w:val="20"/>
+          <w:lang w:val="en-US"/>
+        </w:rPr>
+        <w:t xml:space="preserve">=== </w:t>
+      </w:r>
+      <w:r>
+        <w:rPr>
+          <w:rFonts w:ascii="Courier New" w:eastAsia="Times New Roman" w:hAnsi="Courier New" w:cs="Courier New"/>
+          <w:color w:val="6AAB73"/>
+          <w:sz w:val="20"/>
+          <w:szCs w:val="20"/>
+          <w:lang w:val="ru-RU"/>
+        </w:rPr>
+        <w:t>Оптимальне</w:t>
+      </w:r>
+      <w:r>
+        <w:rPr>
+          <w:rFonts w:ascii="Courier New" w:eastAsia="Times New Roman" w:hAnsi="Courier New" w:cs="Courier New"/>
+          <w:color w:val="6AAB73"/>
+          <w:sz w:val="20"/>
+          <w:szCs w:val="20"/>
+          <w:lang w:val="en-US"/>
+        </w:rPr>
         <w:t xml:space="preserve"> </w:t>
       </w:r>
-      <w:proofErr w:type="spellStart"/>
-      <w:r>
-        <w:rPr>
-          <w:rFonts w:ascii="Courier New" w:eastAsia="Times New Roman" w:hAnsi="Courier New" w:cs="Courier New"/>
-          <w:color w:val="7A7E85"/>
+      <w:r>
+        <w:rPr>
+          <w:rFonts w:ascii="Courier New" w:eastAsia="Times New Roman" w:hAnsi="Courier New" w:cs="Courier New"/>
+          <w:color w:val="6AAB73"/>
           <w:sz w:val="20"/>
           <w:szCs w:val="20"/>
           <w:lang w:val="ru-RU"/>
         </w:rPr>
-        <w:t>вагових</w:t>
-      </w:r>
-      <w:proofErr w:type="spellEnd"/>
-      <w:r>
-        <w:rPr>
-          <w:rFonts w:ascii="Courier New" w:eastAsia="Times New Roman" w:hAnsi="Courier New" w:cs="Courier New"/>
-          <w:color w:val="7A7E85"/>
-          <w:sz w:val="20"/>
-          <w:szCs w:val="20"/>
-          <w:lang w:val="en-US"/>
-        </w:rPr>
-        <w:t xml:space="preserve"> </w:t>
-      </w:r>
-      <w:proofErr w:type="spellStart"/>
-      <w:r>
-        <w:rPr>
-          <w:rFonts w:ascii="Courier New" w:eastAsia="Times New Roman" w:hAnsi="Courier New" w:cs="Courier New"/>
-          <w:color w:val="7A7E85"/>
-          <w:sz w:val="20"/>
-          <w:szCs w:val="20"/>
-          <w:lang w:val="ru-RU"/>
-        </w:rPr>
-        <w:t>коефіцієнтів</w:t>
-      </w:r>
-      <w:proofErr w:type="spellEnd"/>
-      <w:r>
-        <w:rPr>
-          <w:rFonts w:ascii="Courier New" w:eastAsia="Times New Roman" w:hAnsi="Courier New" w:cs="Courier New"/>
-          <w:color w:val="7A7E85"/>
-          <w:sz w:val="20"/>
-          <w:szCs w:val="20"/>
-          <w:lang w:val="en-US"/>
-        </w:rPr>
-        <w:br/>
-      </w:r>
-      <w:proofErr w:type="spellStart"/>
-      <w:r>
-        <w:rPr>
-          <w:rFonts w:ascii="Courier New" w:eastAsia="Times New Roman" w:hAnsi="Courier New" w:cs="Courier New"/>
-          <w:color w:val="BCBEC4"/>
-          <w:sz w:val="20"/>
-          <w:szCs w:val="20"/>
-          <w:lang w:val="en-US"/>
-        </w:rPr>
-        <w:t>pareto_df</w:t>
-      </w:r>
-      <w:proofErr w:type="spellEnd"/>
-      <w:r>
-        <w:rPr>
-          <w:rFonts w:ascii="Courier New" w:eastAsia="Times New Roman" w:hAnsi="Courier New" w:cs="Courier New"/>
-          <w:color w:val="BCBEC4"/>
-          <w:sz w:val="20"/>
-          <w:szCs w:val="20"/>
-          <w:lang w:val="en-US"/>
-        </w:rPr>
-        <w:t>[</w:t>
-      </w:r>
-      <w:r>
-        <w:rPr>
-          <w:rFonts w:ascii="Courier New" w:eastAsia="Times New Roman" w:hAnsi="Courier New" w:cs="Courier New"/>
-          <w:color w:val="6AAB73"/>
-          <w:sz w:val="20"/>
-          <w:szCs w:val="20"/>
-          <w:lang w:val="en-US"/>
-        </w:rPr>
-        <w:t>"k1w"</w:t>
-      </w:r>
-      <w:r>
-        <w:rPr>
-          <w:rFonts w:ascii="Courier New" w:eastAsia="Times New Roman" w:hAnsi="Courier New" w:cs="Courier New"/>
-          <w:color w:val="BCBEC4"/>
-          <w:sz w:val="20"/>
-          <w:szCs w:val="20"/>
-          <w:lang w:val="en-US"/>
-        </w:rPr>
-        <w:t xml:space="preserve">] = </w:t>
-      </w:r>
-      <w:proofErr w:type="spellStart"/>
-      <w:r>
-        <w:rPr>
-          <w:rFonts w:ascii="Courier New" w:eastAsia="Times New Roman" w:hAnsi="Courier New" w:cs="Courier New"/>
-          <w:color w:val="BCBEC4"/>
-          <w:sz w:val="20"/>
-          <w:szCs w:val="20"/>
-          <w:lang w:val="en-US"/>
-        </w:rPr>
-        <w:t>pareto_df</w:t>
-      </w:r>
-      <w:proofErr w:type="spellEnd"/>
-      <w:r>
-        <w:rPr>
-          <w:rFonts w:ascii="Courier New" w:eastAsia="Times New Roman" w:hAnsi="Courier New" w:cs="Courier New"/>
-          <w:color w:val="BCBEC4"/>
-          <w:sz w:val="20"/>
-          <w:szCs w:val="20"/>
-          <w:lang w:val="en-US"/>
-        </w:rPr>
-        <w:t>[</w:t>
-      </w:r>
-      <w:r>
-        <w:rPr>
-          <w:rFonts w:ascii="Courier New" w:eastAsia="Times New Roman" w:hAnsi="Courier New" w:cs="Courier New"/>
-          <w:color w:val="6AAB73"/>
-          <w:sz w:val="20"/>
-          <w:szCs w:val="20"/>
-          <w:lang w:val="en-US"/>
-        </w:rPr>
-        <w:t>"k1"</w:t>
-      </w:r>
-      <w:r>
-        <w:rPr>
-          <w:rFonts w:ascii="Courier New" w:eastAsia="Times New Roman" w:hAnsi="Courier New" w:cs="Courier New"/>
-          <w:color w:val="BCBEC4"/>
-          <w:sz w:val="20"/>
-          <w:szCs w:val="20"/>
-          <w:lang w:val="en-US"/>
-        </w:rPr>
-        <w:t>] * alpha1</w:t>
-      </w:r>
-      <w:r>
-        <w:rPr>
-          <w:rFonts w:ascii="Courier New" w:eastAsia="Times New Roman" w:hAnsi="Courier New" w:cs="Courier New"/>
-          <w:color w:val="BCBEC4"/>
-          <w:sz w:val="20"/>
-          <w:szCs w:val="20"/>
-          <w:lang w:val="en-US"/>
-        </w:rPr>
-        <w:br/>
-      </w:r>
-      <w:proofErr w:type="spellStart"/>
-      <w:r>
-        <w:rPr>
-          <w:rFonts w:ascii="Courier New" w:eastAsia="Times New Roman" w:hAnsi="Courier New" w:cs="Courier New"/>
-          <w:color w:val="BCBEC4"/>
-          <w:sz w:val="20"/>
-          <w:szCs w:val="20"/>
-          <w:lang w:val="en-US"/>
-        </w:rPr>
-        <w:t>pareto_df</w:t>
-      </w:r>
-      <w:proofErr w:type="spellEnd"/>
-      <w:r>
-        <w:rPr>
-          <w:rFonts w:ascii="Courier New" w:eastAsia="Times New Roman" w:hAnsi="Courier New" w:cs="Courier New"/>
-          <w:color w:val="BCBEC4"/>
-          <w:sz w:val="20"/>
-          <w:szCs w:val="20"/>
-          <w:lang w:val="en-US"/>
-        </w:rPr>
-        <w:t>[</w:t>
-      </w:r>
-      <w:r>
-        <w:rPr>
-          <w:rFonts w:ascii="Courier New" w:eastAsia="Times New Roman" w:hAnsi="Courier New" w:cs="Courier New"/>
-          <w:color w:val="6AAB73"/>
-          <w:sz w:val="20"/>
-          <w:szCs w:val="20"/>
-          <w:lang w:val="en-US"/>
-        </w:rPr>
-        <w:t>"k2w"</w:t>
-      </w:r>
-      <w:r>
-        <w:rPr>
-          <w:rFonts w:ascii="Courier New" w:eastAsia="Times New Roman" w:hAnsi="Courier New" w:cs="Courier New"/>
-          <w:color w:val="BCBEC4"/>
-          <w:sz w:val="20"/>
-          <w:szCs w:val="20"/>
-          <w:lang w:val="en-US"/>
-        </w:rPr>
-        <w:t xml:space="preserve">] = </w:t>
-      </w:r>
-      <w:proofErr w:type="spellStart"/>
-      <w:r>
-        <w:rPr>
-          <w:rFonts w:ascii="Courier New" w:eastAsia="Times New Roman" w:hAnsi="Courier New" w:cs="Courier New"/>
-          <w:color w:val="BCBEC4"/>
-          <w:sz w:val="20"/>
-          <w:szCs w:val="20"/>
-          <w:lang w:val="en-US"/>
-        </w:rPr>
-        <w:t>pareto_df</w:t>
-      </w:r>
-      <w:proofErr w:type="spellEnd"/>
-      <w:r>
-        <w:rPr>
-          <w:rFonts w:ascii="Courier New" w:eastAsia="Times New Roman" w:hAnsi="Courier New" w:cs="Courier New"/>
-          <w:color w:val="BCBEC4"/>
-          <w:sz w:val="20"/>
-          <w:szCs w:val="20"/>
-          <w:lang w:val="en-US"/>
-        </w:rPr>
-        <w:t>[</w:t>
-      </w:r>
-      <w:r>
-        <w:rPr>
-          <w:rFonts w:ascii="Courier New" w:eastAsia="Times New Roman" w:hAnsi="Courier New" w:cs="Courier New"/>
-          <w:color w:val="6AAB73"/>
-          <w:sz w:val="20"/>
-          <w:szCs w:val="20"/>
-          <w:lang w:val="en-US"/>
-        </w:rPr>
-        <w:t>"k2"</w:t>
-      </w:r>
-      <w:r>
-        <w:rPr>
-          <w:rFonts w:ascii="Courier New" w:eastAsia="Times New Roman" w:hAnsi="Courier New" w:cs="Courier New"/>
-          <w:color w:val="BCBEC4"/>
-          <w:sz w:val="20"/>
-          <w:szCs w:val="20"/>
-          <w:lang w:val="en-US"/>
-        </w:rPr>
-        <w:t>] * alpha2</w:t>
-      </w:r>
-      <w:r>
-        <w:rPr>
-          <w:rFonts w:ascii="Courier New" w:eastAsia="Times New Roman" w:hAnsi="Courier New" w:cs="Courier New"/>
-          <w:color w:val="BCBEC4"/>
-          <w:sz w:val="20"/>
-          <w:szCs w:val="20"/>
-          <w:lang w:val="en-US"/>
-        </w:rPr>
-        <w:br/>
-      </w:r>
-      <w:proofErr w:type="spellStart"/>
-      <w:r>
-        <w:rPr>
-          <w:rFonts w:ascii="Courier New" w:eastAsia="Times New Roman" w:hAnsi="Courier New" w:cs="Courier New"/>
-          <w:color w:val="BCBEC4"/>
-          <w:sz w:val="20"/>
-          <w:szCs w:val="20"/>
-          <w:lang w:val="en-US"/>
-        </w:rPr>
-        <w:t>pareto_df</w:t>
-      </w:r>
-      <w:proofErr w:type="spellEnd"/>
-      <w:r>
-        <w:rPr>
-          <w:rFonts w:ascii="Courier New" w:eastAsia="Times New Roman" w:hAnsi="Courier New" w:cs="Courier New"/>
-          <w:color w:val="BCBEC4"/>
-          <w:sz w:val="20"/>
-          <w:szCs w:val="20"/>
-          <w:lang w:val="en-US"/>
-        </w:rPr>
-        <w:t>[</w:t>
-      </w:r>
-      <w:r>
-        <w:rPr>
-          <w:rFonts w:ascii="Courier New" w:eastAsia="Times New Roman" w:hAnsi="Courier New" w:cs="Courier New"/>
-          <w:color w:val="6AAB73"/>
-          <w:sz w:val="20"/>
-          <w:szCs w:val="20"/>
-          <w:lang w:val="en-US"/>
-        </w:rPr>
-        <w:t>"k3w"</w:t>
-      </w:r>
-      <w:r>
-        <w:rPr>
-          <w:rFonts w:ascii="Courier New" w:eastAsia="Times New Roman" w:hAnsi="Courier New" w:cs="Courier New"/>
-          <w:color w:val="BCBEC4"/>
-          <w:sz w:val="20"/>
-          <w:szCs w:val="20"/>
-          <w:lang w:val="en-US"/>
-        </w:rPr>
-        <w:t xml:space="preserve">] = </w:t>
-      </w:r>
-      <w:proofErr w:type="spellStart"/>
-      <w:r>
-        <w:rPr>
-          <w:rFonts w:ascii="Courier New" w:eastAsia="Times New Roman" w:hAnsi="Courier New" w:cs="Courier New"/>
-          <w:color w:val="BCBEC4"/>
-          <w:sz w:val="20"/>
-          <w:szCs w:val="20"/>
-          <w:lang w:val="en-US"/>
-        </w:rPr>
-        <w:t>pareto_df</w:t>
-      </w:r>
-      <w:proofErr w:type="spellEnd"/>
-      <w:r>
-        <w:rPr>
-          <w:rFonts w:ascii="Courier New" w:eastAsia="Times New Roman" w:hAnsi="Courier New" w:cs="Courier New"/>
-          <w:color w:val="BCBEC4"/>
-          <w:sz w:val="20"/>
-          <w:szCs w:val="20"/>
-          <w:lang w:val="en-US"/>
-        </w:rPr>
-        <w:t>[</w:t>
-      </w:r>
-      <w:r>
-        <w:rPr>
-          <w:rFonts w:ascii="Courier New" w:eastAsia="Times New Roman" w:hAnsi="Courier New" w:cs="Courier New"/>
-          <w:color w:val="6AAB73"/>
-          <w:sz w:val="20"/>
-          <w:szCs w:val="20"/>
-          <w:lang w:val="en-US"/>
-        </w:rPr>
-        <w:t>"k3"</w:t>
-      </w:r>
-      <w:r>
-        <w:rPr>
-          <w:rFonts w:ascii="Courier New" w:eastAsia="Times New Roman" w:hAnsi="Courier New" w:cs="Courier New"/>
-          <w:color w:val="BCBEC4"/>
-          <w:sz w:val="20"/>
-          <w:szCs w:val="20"/>
-          <w:lang w:val="en-US"/>
-        </w:rPr>
-        <w:t>] * alpha3</w:t>
-      </w:r>
-      <w:r>
-        <w:rPr>
-          <w:rFonts w:ascii="Courier New" w:eastAsia="Times New Roman" w:hAnsi="Courier New" w:cs="Courier New"/>
-          <w:color w:val="BCBEC4"/>
-          <w:sz w:val="20"/>
-          <w:szCs w:val="20"/>
-          <w:lang w:val="en-US"/>
-        </w:rPr>
-        <w:br/>
-      </w:r>
-      <w:r>
-        <w:rPr>
-          <w:rFonts w:ascii="Courier New" w:eastAsia="Times New Roman" w:hAnsi="Courier New" w:cs="Courier New"/>
-          <w:color w:val="BCBEC4"/>
-          <w:sz w:val="20"/>
-          <w:szCs w:val="20"/>
-          <w:lang w:val="en-US"/>
-        </w:rPr>
-        <w:br/>
-      </w:r>
-      <w:r>
-        <w:rPr>
-          <w:rFonts w:ascii="Courier New" w:eastAsia="Times New Roman" w:hAnsi="Courier New" w:cs="Courier New"/>
-          <w:color w:val="7A7E85"/>
-          <w:sz w:val="20"/>
-          <w:szCs w:val="20"/>
-          <w:lang w:val="en-US"/>
-        </w:rPr>
-        <w:t xml:space="preserve"># 4. </w:t>
-      </w:r>
-      <w:proofErr w:type="spellStart"/>
-      <w:r>
-        <w:rPr>
-          <w:rFonts w:ascii="Courier New" w:eastAsia="Times New Roman" w:hAnsi="Courier New" w:cs="Courier New"/>
-          <w:color w:val="7A7E85"/>
-          <w:sz w:val="20"/>
-          <w:szCs w:val="20"/>
-          <w:lang w:val="ru-RU"/>
-        </w:rPr>
-        <w:t>Нормування</w:t>
-      </w:r>
-      <w:proofErr w:type="spellEnd"/>
-      <w:r>
-        <w:rPr>
-          <w:rFonts w:ascii="Courier New" w:eastAsia="Times New Roman" w:hAnsi="Courier New" w:cs="Courier New"/>
-          <w:color w:val="7A7E85"/>
-          <w:sz w:val="20"/>
-          <w:szCs w:val="20"/>
-          <w:lang w:val="en-US"/>
-        </w:rPr>
-        <w:br/>
-      </w:r>
-      <w:proofErr w:type="spellStart"/>
-      <w:r>
-        <w:rPr>
-          <w:rFonts w:ascii="Courier New" w:eastAsia="Times New Roman" w:hAnsi="Courier New" w:cs="Courier New"/>
-          <w:color w:val="BCBEC4"/>
-          <w:sz w:val="20"/>
-          <w:szCs w:val="20"/>
-          <w:lang w:val="en-US"/>
-        </w:rPr>
-        <w:t>pareto_df</w:t>
-      </w:r>
-      <w:proofErr w:type="spellEnd"/>
-      <w:r>
-        <w:rPr>
-          <w:rFonts w:ascii="Courier New" w:eastAsia="Times New Roman" w:hAnsi="Courier New" w:cs="Courier New"/>
-          <w:color w:val="BCBEC4"/>
-          <w:sz w:val="20"/>
-          <w:szCs w:val="20"/>
-          <w:lang w:val="en-US"/>
-        </w:rPr>
-        <w:t>[</w:t>
-      </w:r>
-      <w:r>
-        <w:rPr>
-          <w:rFonts w:ascii="Courier New" w:eastAsia="Times New Roman" w:hAnsi="Courier New" w:cs="Courier New"/>
-          <w:color w:val="6AAB73"/>
-          <w:sz w:val="20"/>
-          <w:szCs w:val="20"/>
-          <w:lang w:val="en-US"/>
-        </w:rPr>
-        <w:t>"k1n"</w:t>
-      </w:r>
-      <w:r>
-        <w:rPr>
-          <w:rFonts w:ascii="Courier New" w:eastAsia="Times New Roman" w:hAnsi="Courier New" w:cs="Courier New"/>
-          <w:color w:val="BCBEC4"/>
-          <w:sz w:val="20"/>
-          <w:szCs w:val="20"/>
-          <w:lang w:val="en-US"/>
-        </w:rPr>
-        <w:t xml:space="preserve">] = </w:t>
-      </w:r>
-      <w:proofErr w:type="spellStart"/>
-      <w:r>
-        <w:rPr>
-          <w:rFonts w:ascii="Courier New" w:eastAsia="Times New Roman" w:hAnsi="Courier New" w:cs="Courier New"/>
-          <w:color w:val="BCBEC4"/>
-          <w:sz w:val="20"/>
-          <w:szCs w:val="20"/>
-          <w:lang w:val="en-US"/>
-        </w:rPr>
-        <w:t>pareto_df</w:t>
-      </w:r>
-      <w:proofErr w:type="spellEnd"/>
-      <w:r>
-        <w:rPr>
-          <w:rFonts w:ascii="Courier New" w:eastAsia="Times New Roman" w:hAnsi="Courier New" w:cs="Courier New"/>
-          <w:color w:val="BCBEC4"/>
-          <w:sz w:val="20"/>
-          <w:szCs w:val="20"/>
-          <w:lang w:val="en-US"/>
-        </w:rPr>
-        <w:t>[</w:t>
-      </w:r>
-      <w:r>
-        <w:rPr>
-          <w:rFonts w:ascii="Courier New" w:eastAsia="Times New Roman" w:hAnsi="Courier New" w:cs="Courier New"/>
-          <w:color w:val="6AAB73"/>
-          <w:sz w:val="20"/>
-          <w:szCs w:val="20"/>
-          <w:lang w:val="en-US"/>
-        </w:rPr>
-        <w:t>"k1w"</w:t>
-      </w:r>
-      <w:r>
-        <w:rPr>
-          <w:rFonts w:ascii="Courier New" w:eastAsia="Times New Roman" w:hAnsi="Courier New" w:cs="Courier New"/>
-          <w:color w:val="BCBEC4"/>
-          <w:sz w:val="20"/>
-          <w:szCs w:val="20"/>
-          <w:lang w:val="en-US"/>
-        </w:rPr>
-        <w:t xml:space="preserve">] / </w:t>
-      </w:r>
-      <w:proofErr w:type="spellStart"/>
-      <w:r>
-        <w:rPr>
-          <w:rFonts w:ascii="Courier New" w:eastAsia="Times New Roman" w:hAnsi="Courier New" w:cs="Courier New"/>
-          <w:color w:val="BCBEC4"/>
-          <w:sz w:val="20"/>
-          <w:szCs w:val="20"/>
-          <w:lang w:val="en-US"/>
-        </w:rPr>
-        <w:t>pareto_df</w:t>
-      </w:r>
-      <w:proofErr w:type="spellEnd"/>
-      <w:r>
-        <w:rPr>
-          <w:rFonts w:ascii="Courier New" w:eastAsia="Times New Roman" w:hAnsi="Courier New" w:cs="Courier New"/>
-          <w:color w:val="BCBEC4"/>
-          <w:sz w:val="20"/>
-          <w:szCs w:val="20"/>
-          <w:lang w:val="en-US"/>
-        </w:rPr>
-        <w:t>[</w:t>
-      </w:r>
-      <w:r>
-        <w:rPr>
-          <w:rFonts w:ascii="Courier New" w:eastAsia="Times New Roman" w:hAnsi="Courier New" w:cs="Courier New"/>
-          <w:color w:val="6AAB73"/>
-          <w:sz w:val="20"/>
-          <w:szCs w:val="20"/>
-          <w:lang w:val="en-US"/>
-        </w:rPr>
-        <w:t>"k1w"</w:t>
-      </w:r>
-      <w:r>
-        <w:rPr>
-          <w:rFonts w:ascii="Courier New" w:eastAsia="Times New Roman" w:hAnsi="Courier New" w:cs="Courier New"/>
-          <w:color w:val="BCBEC4"/>
-          <w:sz w:val="20"/>
-          <w:szCs w:val="20"/>
-          <w:lang w:val="en-US"/>
-        </w:rPr>
-        <w:t>].max()</w:t>
-      </w:r>
-      <w:r>
-        <w:rPr>
-          <w:rFonts w:ascii="Courier New" w:eastAsia="Times New Roman" w:hAnsi="Courier New" w:cs="Courier New"/>
-          <w:color w:val="BCBEC4"/>
-          <w:sz w:val="20"/>
-          <w:szCs w:val="20"/>
-          <w:lang w:val="en-US"/>
-        </w:rPr>
-        <w:br/>
-      </w:r>
-      <w:proofErr w:type="spellStart"/>
-      <w:r>
-        <w:rPr>
-          <w:rFonts w:ascii="Courier New" w:eastAsia="Times New Roman" w:hAnsi="Courier New" w:cs="Courier New"/>
-          <w:color w:val="BCBEC4"/>
-          <w:sz w:val="20"/>
-          <w:szCs w:val="20"/>
-          <w:lang w:val="en-US"/>
-        </w:rPr>
-        <w:t>pareto_df</w:t>
-      </w:r>
-      <w:proofErr w:type="spellEnd"/>
-      <w:r>
-        <w:rPr>
-          <w:rFonts w:ascii="Courier New" w:eastAsia="Times New Roman" w:hAnsi="Courier New" w:cs="Courier New"/>
-          <w:color w:val="BCBEC4"/>
-          <w:sz w:val="20"/>
-          <w:szCs w:val="20"/>
-          <w:lang w:val="en-US"/>
-        </w:rPr>
-        <w:t>[</w:t>
-      </w:r>
-      <w:r>
-        <w:rPr>
-          <w:rFonts w:ascii="Courier New" w:eastAsia="Times New Roman" w:hAnsi="Courier New" w:cs="Courier New"/>
-          <w:color w:val="6AAB73"/>
-          <w:sz w:val="20"/>
-          <w:szCs w:val="20"/>
-          <w:lang w:val="en-US"/>
-        </w:rPr>
-        <w:t>"k2n"</w:t>
-      </w:r>
-      <w:r>
-        <w:rPr>
-          <w:rFonts w:ascii="Courier New" w:eastAsia="Times New Roman" w:hAnsi="Courier New" w:cs="Courier New"/>
-          <w:color w:val="BCBEC4"/>
-          <w:sz w:val="20"/>
-          <w:szCs w:val="20"/>
-          <w:lang w:val="en-US"/>
-        </w:rPr>
-        <w:t xml:space="preserve">] = </w:t>
-      </w:r>
-      <w:proofErr w:type="spellStart"/>
-      <w:r>
-        <w:rPr>
-          <w:rFonts w:ascii="Courier New" w:eastAsia="Times New Roman" w:hAnsi="Courier New" w:cs="Courier New"/>
-          <w:color w:val="BCBEC4"/>
-          <w:sz w:val="20"/>
-          <w:szCs w:val="20"/>
-          <w:lang w:val="en-US"/>
-        </w:rPr>
-        <w:t>pareto_df</w:t>
-      </w:r>
-      <w:proofErr w:type="spellEnd"/>
-      <w:r>
-        <w:rPr>
-          <w:rFonts w:ascii="Courier New" w:eastAsia="Times New Roman" w:hAnsi="Courier New" w:cs="Courier New"/>
-          <w:color w:val="BCBEC4"/>
-          <w:sz w:val="20"/>
-          <w:szCs w:val="20"/>
-          <w:lang w:val="en-US"/>
-        </w:rPr>
-        <w:t>[</w:t>
-      </w:r>
-      <w:r>
-        <w:rPr>
-          <w:rFonts w:ascii="Courier New" w:eastAsia="Times New Roman" w:hAnsi="Courier New" w:cs="Courier New"/>
-          <w:color w:val="6AAB73"/>
-          <w:sz w:val="20"/>
-          <w:szCs w:val="20"/>
-          <w:lang w:val="en-US"/>
-        </w:rPr>
-        <w:t>"k2w"</w:t>
-      </w:r>
-      <w:r>
-        <w:rPr>
-          <w:rFonts w:ascii="Courier New" w:eastAsia="Times New Roman" w:hAnsi="Courier New" w:cs="Courier New"/>
-          <w:color w:val="BCBEC4"/>
-          <w:sz w:val="20"/>
-          <w:szCs w:val="20"/>
-          <w:lang w:val="en-US"/>
-        </w:rPr>
-        <w:t xml:space="preserve">] / </w:t>
-      </w:r>
-      <w:proofErr w:type="spellStart"/>
-      <w:r>
-        <w:rPr>
-          <w:rFonts w:ascii="Courier New" w:eastAsia="Times New Roman" w:hAnsi="Courier New" w:cs="Courier New"/>
-          <w:color w:val="BCBEC4"/>
-          <w:sz w:val="20"/>
-          <w:szCs w:val="20"/>
-          <w:lang w:val="en-US"/>
-        </w:rPr>
-        <w:t>pareto_df</w:t>
-      </w:r>
-      <w:proofErr w:type="spellEnd"/>
-      <w:r>
-        <w:rPr>
-          <w:rFonts w:ascii="Courier New" w:eastAsia="Times New Roman" w:hAnsi="Courier New" w:cs="Courier New"/>
-          <w:color w:val="BCBEC4"/>
-          <w:sz w:val="20"/>
-          <w:szCs w:val="20"/>
-          <w:lang w:val="en-US"/>
-        </w:rPr>
-        <w:t>[</w:t>
-      </w:r>
-      <w:r>
-        <w:rPr>
-          <w:rFonts w:ascii="Courier New" w:eastAsia="Times New Roman" w:hAnsi="Courier New" w:cs="Courier New"/>
-          <w:color w:val="6AAB73"/>
-          <w:sz w:val="20"/>
-          <w:szCs w:val="20"/>
-          <w:lang w:val="en-US"/>
-        </w:rPr>
-        <w:t>"k2w"</w:t>
-      </w:r>
-      <w:r>
-        <w:rPr>
-          <w:rFonts w:ascii="Courier New" w:eastAsia="Times New Roman" w:hAnsi="Courier New" w:cs="Courier New"/>
-          <w:color w:val="BCBEC4"/>
-          <w:sz w:val="20"/>
-          <w:szCs w:val="20"/>
-          <w:lang w:val="en-US"/>
-        </w:rPr>
-        <w:t>].max()</w:t>
-      </w:r>
-      <w:r>
-        <w:rPr>
-          <w:rFonts w:ascii="Courier New" w:eastAsia="Times New Roman" w:hAnsi="Courier New" w:cs="Courier New"/>
-          <w:color w:val="BCBEC4"/>
-          <w:sz w:val="20"/>
-          <w:szCs w:val="20"/>
-          <w:lang w:val="en-US"/>
-        </w:rPr>
-        <w:br/>
-      </w:r>
-      <w:proofErr w:type="spellStart"/>
-      <w:r>
-        <w:rPr>
-          <w:rFonts w:ascii="Courier New" w:eastAsia="Times New Roman" w:hAnsi="Courier New" w:cs="Courier New"/>
-          <w:color w:val="BCBEC4"/>
-          <w:sz w:val="20"/>
-          <w:szCs w:val="20"/>
-          <w:lang w:val="en-US"/>
-        </w:rPr>
-        <w:t>pareto_df</w:t>
-      </w:r>
-      <w:proofErr w:type="spellEnd"/>
-      <w:r>
-        <w:rPr>
-          <w:rFonts w:ascii="Courier New" w:eastAsia="Times New Roman" w:hAnsi="Courier New" w:cs="Courier New"/>
-          <w:color w:val="BCBEC4"/>
-          <w:sz w:val="20"/>
-          <w:szCs w:val="20"/>
-          <w:lang w:val="en-US"/>
-        </w:rPr>
-        <w:t>[</w:t>
-      </w:r>
-      <w:r>
-        <w:rPr>
-          <w:rFonts w:ascii="Courier New" w:eastAsia="Times New Roman" w:hAnsi="Courier New" w:cs="Courier New"/>
-          <w:color w:val="6AAB73"/>
-          <w:sz w:val="20"/>
-          <w:szCs w:val="20"/>
-          <w:lang w:val="en-US"/>
-        </w:rPr>
-        <w:t>"k3n"</w:t>
-      </w:r>
-      <w:r>
-        <w:rPr>
-          <w:rFonts w:ascii="Courier New" w:eastAsia="Times New Roman" w:hAnsi="Courier New" w:cs="Courier New"/>
-          <w:color w:val="BCBEC4"/>
-          <w:sz w:val="20"/>
-          <w:szCs w:val="20"/>
-          <w:lang w:val="en-US"/>
-        </w:rPr>
-        <w:t xml:space="preserve">] = </w:t>
-      </w:r>
-      <w:proofErr w:type="spellStart"/>
-      <w:r>
-        <w:rPr>
-          <w:rFonts w:ascii="Courier New" w:eastAsia="Times New Roman" w:hAnsi="Courier New" w:cs="Courier New"/>
-          <w:color w:val="BCBEC4"/>
-          <w:sz w:val="20"/>
-          <w:szCs w:val="20"/>
-          <w:lang w:val="en-US"/>
-        </w:rPr>
-        <w:t>pareto_df</w:t>
-      </w:r>
-      <w:proofErr w:type="spellEnd"/>
-      <w:r>
-        <w:rPr>
-          <w:rFonts w:ascii="Courier New" w:eastAsia="Times New Roman" w:hAnsi="Courier New" w:cs="Courier New"/>
-          <w:color w:val="BCBEC4"/>
-          <w:sz w:val="20"/>
-          <w:szCs w:val="20"/>
-          <w:lang w:val="en-US"/>
-        </w:rPr>
-        <w:t>[</w:t>
-      </w:r>
-      <w:r>
-        <w:rPr>
-          <w:rFonts w:ascii="Courier New" w:eastAsia="Times New Roman" w:hAnsi="Courier New" w:cs="Courier New"/>
-          <w:color w:val="6AAB73"/>
-          <w:sz w:val="20"/>
-          <w:szCs w:val="20"/>
-          <w:lang w:val="en-US"/>
-        </w:rPr>
-        <w:t>"k3w"</w:t>
-      </w:r>
-      <w:r>
-        <w:rPr>
-          <w:rFonts w:ascii="Courier New" w:eastAsia="Times New Roman" w:hAnsi="Courier New" w:cs="Courier New"/>
-          <w:color w:val="BCBEC4"/>
-          <w:sz w:val="20"/>
-          <w:szCs w:val="20"/>
-          <w:lang w:val="en-US"/>
-        </w:rPr>
-        <w:t xml:space="preserve">] / </w:t>
-      </w:r>
-      <w:proofErr w:type="spellStart"/>
-      <w:r>
-        <w:rPr>
-          <w:rFonts w:ascii="Courier New" w:eastAsia="Times New Roman" w:hAnsi="Courier New" w:cs="Courier New"/>
-          <w:color w:val="BCBEC4"/>
-          <w:sz w:val="20"/>
-          <w:szCs w:val="20"/>
-          <w:lang w:val="en-US"/>
-        </w:rPr>
-        <w:t>pareto_df</w:t>
-      </w:r>
-      <w:proofErr w:type="spellEnd"/>
-      <w:r>
-        <w:rPr>
-          <w:rFonts w:ascii="Courier New" w:eastAsia="Times New Roman" w:hAnsi="Courier New" w:cs="Courier New"/>
-          <w:color w:val="BCBEC4"/>
-          <w:sz w:val="20"/>
-          <w:szCs w:val="20"/>
-          <w:lang w:val="en-US"/>
-        </w:rPr>
-        <w:t>[</w:t>
-      </w:r>
-      <w:r>
-        <w:rPr>
-          <w:rFonts w:ascii="Courier New" w:eastAsia="Times New Roman" w:hAnsi="Courier New" w:cs="Courier New"/>
-          <w:color w:val="6AAB73"/>
-          <w:sz w:val="20"/>
-          <w:szCs w:val="20"/>
-          <w:lang w:val="en-US"/>
-        </w:rPr>
-        <w:t>"k3w"</w:t>
-      </w:r>
-      <w:r>
-        <w:rPr>
-          <w:rFonts w:ascii="Courier New" w:eastAsia="Times New Roman" w:hAnsi="Courier New" w:cs="Courier New"/>
-          <w:color w:val="BCBEC4"/>
-          <w:sz w:val="20"/>
-          <w:szCs w:val="20"/>
-          <w:lang w:val="en-US"/>
-        </w:rPr>
-        <w:t>].max()</w:t>
-      </w:r>
-      <w:r>
-        <w:rPr>
-          <w:rFonts w:ascii="Courier New" w:eastAsia="Times New Roman" w:hAnsi="Courier New" w:cs="Courier New"/>
-          <w:color w:val="BCBEC4"/>
-          <w:sz w:val="20"/>
-          <w:szCs w:val="20"/>
-          <w:lang w:val="en-US"/>
-        </w:rPr>
-        <w:br/>
-      </w:r>
-      <w:r>
-        <w:rPr>
-          <w:rFonts w:ascii="Courier New" w:eastAsia="Times New Roman" w:hAnsi="Courier New" w:cs="Courier New"/>
-          <w:color w:val="BCBEC4"/>
-          <w:sz w:val="20"/>
-          <w:szCs w:val="20"/>
-          <w:lang w:val="en-US"/>
-        </w:rPr>
-        <w:br/>
-      </w:r>
-      <w:r>
-        <w:rPr>
-          <w:rFonts w:ascii="Courier New" w:eastAsia="Times New Roman" w:hAnsi="Courier New" w:cs="Courier New"/>
-          <w:color w:val="7A7E85"/>
-          <w:sz w:val="20"/>
-          <w:szCs w:val="20"/>
-          <w:lang w:val="en-US"/>
-        </w:rPr>
-        <w:t xml:space="preserve"># 5. </w:t>
-      </w:r>
-      <w:proofErr w:type="spellStart"/>
-      <w:r>
-        <w:rPr>
-          <w:rFonts w:ascii="Courier New" w:eastAsia="Times New Roman" w:hAnsi="Courier New" w:cs="Courier New"/>
-          <w:color w:val="7A7E85"/>
-          <w:sz w:val="20"/>
-          <w:szCs w:val="20"/>
-          <w:lang w:val="ru-RU"/>
-        </w:rPr>
-        <w:t>Функція</w:t>
-      </w:r>
-      <w:proofErr w:type="spellEnd"/>
-      <w:r>
-        <w:rPr>
-          <w:rFonts w:ascii="Courier New" w:eastAsia="Times New Roman" w:hAnsi="Courier New" w:cs="Courier New"/>
-          <w:color w:val="7A7E85"/>
-          <w:sz w:val="20"/>
-          <w:szCs w:val="20"/>
-          <w:lang w:val="en-US"/>
-        </w:rPr>
-        <w:t xml:space="preserve"> </w:t>
-      </w:r>
-      <w:proofErr w:type="spellStart"/>
-      <w:r>
-        <w:rPr>
-          <w:rFonts w:ascii="Courier New" w:eastAsia="Times New Roman" w:hAnsi="Courier New" w:cs="Courier New"/>
-          <w:color w:val="7A7E85"/>
-          <w:sz w:val="20"/>
-          <w:szCs w:val="20"/>
-          <w:lang w:val="ru-RU"/>
-        </w:rPr>
-        <w:t>корисності</w:t>
-      </w:r>
-      <w:proofErr w:type="spellEnd"/>
-      <w:r>
-        <w:rPr>
-          <w:rFonts w:ascii="Courier New" w:eastAsia="Times New Roman" w:hAnsi="Courier New" w:cs="Courier New"/>
-          <w:color w:val="7A7E85"/>
-          <w:sz w:val="20"/>
-          <w:szCs w:val="20"/>
-          <w:lang w:val="en-US"/>
-        </w:rPr>
-        <w:t xml:space="preserve"> (k1 </w:t>
-      </w:r>
-      <w:r>
-        <w:rPr>
-          <w:rFonts w:ascii="Courier New" w:eastAsia="Times New Roman" w:hAnsi="Courier New" w:cs="Courier New"/>
-          <w:color w:val="7A7E85"/>
-          <w:sz w:val="20"/>
-          <w:szCs w:val="20"/>
-          <w:lang w:val="ru-RU"/>
-        </w:rPr>
-        <w:t>і</w:t>
-      </w:r>
-      <w:r>
-        <w:rPr>
-          <w:rFonts w:ascii="Courier New" w:eastAsia="Times New Roman" w:hAnsi="Courier New" w:cs="Courier New"/>
-          <w:color w:val="7A7E85"/>
-          <w:sz w:val="20"/>
-          <w:szCs w:val="20"/>
-          <w:lang w:val="en-US"/>
-        </w:rPr>
-        <w:t xml:space="preserve"> k3 </w:t>
-      </w:r>
-      <w:proofErr w:type="spellStart"/>
-      <w:r>
-        <w:rPr>
-          <w:rFonts w:ascii="Courier New" w:eastAsia="Times New Roman" w:hAnsi="Courier New" w:cs="Courier New"/>
-          <w:color w:val="7A7E85"/>
-          <w:sz w:val="20"/>
-          <w:szCs w:val="20"/>
-          <w:lang w:val="ru-RU"/>
-        </w:rPr>
-        <w:t>додаємо</w:t>
-      </w:r>
-      <w:proofErr w:type="spellEnd"/>
-      <w:r>
-        <w:rPr>
-          <w:rFonts w:ascii="Courier New" w:eastAsia="Times New Roman" w:hAnsi="Courier New" w:cs="Courier New"/>
-          <w:color w:val="7A7E85"/>
-          <w:sz w:val="20"/>
-          <w:szCs w:val="20"/>
-          <w:lang w:val="en-US"/>
-        </w:rPr>
-        <w:t xml:space="preserve">, k2 </w:t>
-      </w:r>
-      <w:proofErr w:type="spellStart"/>
-      <w:r>
-        <w:rPr>
-          <w:rFonts w:ascii="Courier New" w:eastAsia="Times New Roman" w:hAnsi="Courier New" w:cs="Courier New"/>
-          <w:color w:val="7A7E85"/>
-          <w:sz w:val="20"/>
-          <w:szCs w:val="20"/>
-          <w:lang w:val="ru-RU"/>
-        </w:rPr>
-        <w:t>віднімаємо</w:t>
-      </w:r>
-      <w:proofErr w:type="spellEnd"/>
-      <w:r>
-        <w:rPr>
-          <w:rFonts w:ascii="Courier New" w:eastAsia="Times New Roman" w:hAnsi="Courier New" w:cs="Courier New"/>
-          <w:color w:val="7A7E85"/>
-          <w:sz w:val="20"/>
-          <w:szCs w:val="20"/>
-          <w:lang w:val="en-US"/>
-        </w:rPr>
-        <w:t>)</w:t>
-      </w:r>
-      <w:r>
-        <w:rPr>
-          <w:rFonts w:ascii="Courier New" w:eastAsia="Times New Roman" w:hAnsi="Courier New" w:cs="Courier New"/>
-          <w:color w:val="7A7E85"/>
-          <w:sz w:val="20"/>
-          <w:szCs w:val="20"/>
-          <w:lang w:val="en-US"/>
-        </w:rPr>
-        <w:br/>
-      </w:r>
-      <w:proofErr w:type="spellStart"/>
-      <w:r>
-        <w:rPr>
-          <w:rFonts w:ascii="Courier New" w:eastAsia="Times New Roman" w:hAnsi="Courier New" w:cs="Courier New"/>
-          <w:color w:val="BCBEC4"/>
-          <w:sz w:val="20"/>
-          <w:szCs w:val="20"/>
-          <w:lang w:val="en-US"/>
-        </w:rPr>
-        <w:t>pareto_df</w:t>
-      </w:r>
-      <w:proofErr w:type="spellEnd"/>
-      <w:r>
-        <w:rPr>
-          <w:rFonts w:ascii="Courier New" w:eastAsia="Times New Roman" w:hAnsi="Courier New" w:cs="Courier New"/>
-          <w:color w:val="BCBEC4"/>
-          <w:sz w:val="20"/>
-          <w:szCs w:val="20"/>
-          <w:lang w:val="en-US"/>
-        </w:rPr>
-        <w:t>[</w:t>
-      </w:r>
-      <w:r>
-        <w:rPr>
-          <w:rFonts w:ascii="Courier New" w:eastAsia="Times New Roman" w:hAnsi="Courier New" w:cs="Courier New"/>
-          <w:color w:val="6AAB73"/>
-          <w:sz w:val="20"/>
-          <w:szCs w:val="20"/>
-          <w:lang w:val="en-US"/>
-        </w:rPr>
-        <w:t>"F"</w:t>
-      </w:r>
-      <w:r>
-        <w:rPr>
-          <w:rFonts w:ascii="Courier New" w:eastAsia="Times New Roman" w:hAnsi="Courier New" w:cs="Courier New"/>
-          <w:color w:val="BCBEC4"/>
-          <w:sz w:val="20"/>
-          <w:szCs w:val="20"/>
-          <w:lang w:val="en-US"/>
-        </w:rPr>
-        <w:t xml:space="preserve">] = </w:t>
-      </w:r>
-      <w:proofErr w:type="spellStart"/>
-      <w:r>
-        <w:rPr>
-          <w:rFonts w:ascii="Courier New" w:eastAsia="Times New Roman" w:hAnsi="Courier New" w:cs="Courier New"/>
-          <w:color w:val="BCBEC4"/>
-          <w:sz w:val="20"/>
-          <w:szCs w:val="20"/>
-          <w:lang w:val="en-US"/>
-        </w:rPr>
-        <w:t>pareto_df</w:t>
-      </w:r>
-      <w:proofErr w:type="spellEnd"/>
-      <w:r>
-        <w:rPr>
-          <w:rFonts w:ascii="Courier New" w:eastAsia="Times New Roman" w:hAnsi="Courier New" w:cs="Courier New"/>
-          <w:color w:val="BCBEC4"/>
-          <w:sz w:val="20"/>
-          <w:szCs w:val="20"/>
-          <w:lang w:val="en-US"/>
-        </w:rPr>
-        <w:t>[</w:t>
-      </w:r>
-      <w:r>
-        <w:rPr>
-          <w:rFonts w:ascii="Courier New" w:eastAsia="Times New Roman" w:hAnsi="Courier New" w:cs="Courier New"/>
-          <w:color w:val="6AAB73"/>
-          <w:sz w:val="20"/>
-          <w:szCs w:val="20"/>
-          <w:lang w:val="en-US"/>
-        </w:rPr>
-        <w:t>"k1n"</w:t>
-      </w:r>
-      <w:r>
-        <w:rPr>
-          <w:rFonts w:ascii="Courier New" w:eastAsia="Times New Roman" w:hAnsi="Courier New" w:cs="Courier New"/>
-          <w:color w:val="BCBEC4"/>
-          <w:sz w:val="20"/>
-          <w:szCs w:val="20"/>
-          <w:lang w:val="en-US"/>
-        </w:rPr>
-        <w:t xml:space="preserve">] - </w:t>
-      </w:r>
-      <w:proofErr w:type="spellStart"/>
-      <w:r>
-        <w:rPr>
-          <w:rFonts w:ascii="Courier New" w:eastAsia="Times New Roman" w:hAnsi="Courier New" w:cs="Courier New"/>
-          <w:color w:val="BCBEC4"/>
-          <w:sz w:val="20"/>
-          <w:szCs w:val="20"/>
-          <w:lang w:val="en-US"/>
-        </w:rPr>
-        <w:t>pareto_df</w:t>
-      </w:r>
-      <w:proofErr w:type="spellEnd"/>
-      <w:r>
-        <w:rPr>
-          <w:rFonts w:ascii="Courier New" w:eastAsia="Times New Roman" w:hAnsi="Courier New" w:cs="Courier New"/>
-          <w:color w:val="BCBEC4"/>
-          <w:sz w:val="20"/>
-          <w:szCs w:val="20"/>
-          <w:lang w:val="en-US"/>
-        </w:rPr>
-        <w:t>[</w:t>
-      </w:r>
-      <w:r>
-        <w:rPr>
-          <w:rFonts w:ascii="Courier New" w:eastAsia="Times New Roman" w:hAnsi="Courier New" w:cs="Courier New"/>
-          <w:color w:val="6AAB73"/>
-          <w:sz w:val="20"/>
-          <w:szCs w:val="20"/>
-          <w:lang w:val="en-US"/>
-        </w:rPr>
-        <w:t>"k2n"</w:t>
-      </w:r>
-      <w:r>
-        <w:rPr>
-          <w:rFonts w:ascii="Courier New" w:eastAsia="Times New Roman" w:hAnsi="Courier New" w:cs="Courier New"/>
-          <w:color w:val="BCBEC4"/>
-          <w:sz w:val="20"/>
-          <w:szCs w:val="20"/>
-          <w:lang w:val="en-US"/>
-        </w:rPr>
-        <w:t xml:space="preserve">] + </w:t>
-      </w:r>
-      <w:proofErr w:type="spellStart"/>
-      <w:r>
-        <w:rPr>
-          <w:rFonts w:ascii="Courier New" w:eastAsia="Times New Roman" w:hAnsi="Courier New" w:cs="Courier New"/>
-          <w:color w:val="BCBEC4"/>
-          <w:sz w:val="20"/>
-          <w:szCs w:val="20"/>
-          <w:lang w:val="en-US"/>
-        </w:rPr>
-        <w:t>pareto_df</w:t>
-      </w:r>
-      <w:proofErr w:type="spellEnd"/>
-      <w:r>
-        <w:rPr>
-          <w:rFonts w:ascii="Courier New" w:eastAsia="Times New Roman" w:hAnsi="Courier New" w:cs="Courier New"/>
-          <w:color w:val="BCBEC4"/>
-          <w:sz w:val="20"/>
-          <w:szCs w:val="20"/>
-          <w:lang w:val="en-US"/>
-        </w:rPr>
-        <w:t>[</w:t>
-      </w:r>
-      <w:r>
-        <w:rPr>
-          <w:rFonts w:ascii="Courier New" w:eastAsia="Times New Roman" w:hAnsi="Courier New" w:cs="Courier New"/>
-          <w:color w:val="6AAB73"/>
-          <w:sz w:val="20"/>
-          <w:szCs w:val="20"/>
-          <w:lang w:val="en-US"/>
-        </w:rPr>
-        <w:t>"k3n"</w:t>
-      </w:r>
-      <w:r>
-        <w:rPr>
-          <w:rFonts w:ascii="Courier New" w:eastAsia="Times New Roman" w:hAnsi="Courier New" w:cs="Courier New"/>
-          <w:color w:val="BCBEC4"/>
-          <w:sz w:val="20"/>
-          <w:szCs w:val="20"/>
-          <w:lang w:val="en-US"/>
-        </w:rPr>
-        <w:t>]</w:t>
-      </w:r>
-      <w:r>
-        <w:rPr>
-          <w:rFonts w:ascii="Courier New" w:eastAsia="Times New Roman" w:hAnsi="Courier New" w:cs="Courier New"/>
-          <w:color w:val="BCBEC4"/>
-          <w:sz w:val="20"/>
-          <w:szCs w:val="20"/>
-          <w:lang w:val="en-US"/>
-        </w:rPr>
-        <w:br/>
-      </w:r>
-      <w:r>
-        <w:rPr>
-          <w:rFonts w:ascii="Courier New" w:eastAsia="Times New Roman" w:hAnsi="Courier New" w:cs="Courier New"/>
-          <w:color w:val="BCBEC4"/>
-          <w:sz w:val="20"/>
-          <w:szCs w:val="20"/>
-          <w:lang w:val="en-US"/>
-        </w:rPr>
-        <w:br/>
-      </w:r>
-      <w:r>
-        <w:rPr>
-          <w:rFonts w:ascii="Courier New" w:eastAsia="Times New Roman" w:hAnsi="Courier New" w:cs="Courier New"/>
-          <w:color w:val="8888C6"/>
-          <w:sz w:val="20"/>
-          <w:szCs w:val="20"/>
-          <w:lang w:val="en-US"/>
-        </w:rPr>
-        <w:t>print</w:t>
-      </w:r>
-      <w:r>
-        <w:rPr>
-          <w:rFonts w:ascii="Courier New" w:eastAsia="Times New Roman" w:hAnsi="Courier New" w:cs="Courier New"/>
-          <w:color w:val="BCBEC4"/>
-          <w:sz w:val="20"/>
-          <w:szCs w:val="20"/>
-          <w:lang w:val="en-US"/>
-        </w:rPr>
-        <w:t>(</w:t>
-      </w:r>
-      <w:r>
-        <w:rPr>
-          <w:rFonts w:ascii="Courier New" w:eastAsia="Times New Roman" w:hAnsi="Courier New" w:cs="Courier New"/>
-          <w:color w:val="6AAB73"/>
-          <w:sz w:val="20"/>
-          <w:szCs w:val="20"/>
-          <w:lang w:val="en-US"/>
-        </w:rPr>
-        <w:t>"</w:t>
-      </w:r>
-      <w:r>
-        <w:rPr>
-          <w:rFonts w:ascii="Courier New" w:eastAsia="Times New Roman" w:hAnsi="Courier New" w:cs="Courier New"/>
-          <w:color w:val="CF8E6D"/>
-          <w:sz w:val="20"/>
-          <w:szCs w:val="20"/>
-          <w:lang w:val="en-US"/>
-        </w:rPr>
-        <w:t>\n</w:t>
-      </w:r>
-      <w:r>
-        <w:rPr>
-          <w:rFonts w:ascii="Courier New" w:eastAsia="Times New Roman" w:hAnsi="Courier New" w:cs="Courier New"/>
-          <w:color w:val="6AAB73"/>
-          <w:sz w:val="20"/>
-          <w:szCs w:val="20"/>
-          <w:lang w:val="en-US"/>
-        </w:rPr>
-        <w:t xml:space="preserve">=== </w:t>
-      </w:r>
-      <w:proofErr w:type="spellStart"/>
-      <w:r>
-        <w:rPr>
-          <w:rFonts w:ascii="Courier New" w:eastAsia="Times New Roman" w:hAnsi="Courier New" w:cs="Courier New"/>
-          <w:color w:val="6AAB73"/>
-          <w:sz w:val="20"/>
-          <w:szCs w:val="20"/>
-          <w:lang w:val="ru-RU"/>
-        </w:rPr>
-        <w:t>Нормовані</w:t>
-      </w:r>
-      <w:proofErr w:type="spellEnd"/>
-      <w:r>
-        <w:rPr>
-          <w:rFonts w:ascii="Courier New" w:eastAsia="Times New Roman" w:hAnsi="Courier New" w:cs="Courier New"/>
-          <w:color w:val="6AAB73"/>
-          <w:sz w:val="20"/>
-          <w:szCs w:val="20"/>
-          <w:lang w:val="en-US"/>
-        </w:rPr>
-        <w:t xml:space="preserve"> </w:t>
-      </w:r>
-      <w:proofErr w:type="spellStart"/>
-      <w:r>
-        <w:rPr>
-          <w:rFonts w:ascii="Courier New" w:eastAsia="Times New Roman" w:hAnsi="Courier New" w:cs="Courier New"/>
-          <w:color w:val="6AAB73"/>
-          <w:sz w:val="20"/>
-          <w:szCs w:val="20"/>
-          <w:lang w:val="ru-RU"/>
-        </w:rPr>
-        <w:t>значення</w:t>
-      </w:r>
-      <w:proofErr w:type="spellEnd"/>
-      <w:r>
-        <w:rPr>
-          <w:rFonts w:ascii="Courier New" w:eastAsia="Times New Roman" w:hAnsi="Courier New" w:cs="Courier New"/>
-          <w:color w:val="6AAB73"/>
-          <w:sz w:val="20"/>
-          <w:szCs w:val="20"/>
-          <w:lang w:val="en-US"/>
-        </w:rPr>
-        <w:t xml:space="preserve"> </w:t>
-      </w:r>
-      <w:r>
-        <w:rPr>
-          <w:rFonts w:ascii="Courier New" w:eastAsia="Times New Roman" w:hAnsi="Courier New" w:cs="Courier New"/>
-          <w:color w:val="6AAB73"/>
-          <w:sz w:val="20"/>
-          <w:szCs w:val="20"/>
-          <w:lang w:val="ru-RU"/>
-        </w:rPr>
-        <w:t>з</w:t>
-      </w:r>
-      <w:r>
-        <w:rPr>
-          <w:rFonts w:ascii="Courier New" w:eastAsia="Times New Roman" w:hAnsi="Courier New" w:cs="Courier New"/>
-          <w:color w:val="6AAB73"/>
-          <w:sz w:val="20"/>
-          <w:szCs w:val="20"/>
-          <w:lang w:val="en-US"/>
-        </w:rPr>
-        <w:t xml:space="preserve"> </w:t>
-      </w:r>
-      <w:proofErr w:type="spellStart"/>
-      <w:r>
-        <w:rPr>
-          <w:rFonts w:ascii="Courier New" w:eastAsia="Times New Roman" w:hAnsi="Courier New" w:cs="Courier New"/>
-          <w:color w:val="6AAB73"/>
-          <w:sz w:val="20"/>
-          <w:szCs w:val="20"/>
-          <w:lang w:val="ru-RU"/>
-        </w:rPr>
-        <w:t>функцією</w:t>
-      </w:r>
-      <w:proofErr w:type="spellEnd"/>
-      <w:r>
-        <w:rPr>
-          <w:rFonts w:ascii="Courier New" w:eastAsia="Times New Roman" w:hAnsi="Courier New" w:cs="Courier New"/>
-          <w:color w:val="6AAB73"/>
-          <w:sz w:val="20"/>
-          <w:szCs w:val="20"/>
-          <w:lang w:val="en-US"/>
-        </w:rPr>
-        <w:t xml:space="preserve"> </w:t>
-      </w:r>
-      <w:proofErr w:type="spellStart"/>
-      <w:r>
-        <w:rPr>
-          <w:rFonts w:ascii="Courier New" w:eastAsia="Times New Roman" w:hAnsi="Courier New" w:cs="Courier New"/>
-          <w:color w:val="6AAB73"/>
-          <w:sz w:val="20"/>
-          <w:szCs w:val="20"/>
-          <w:lang w:val="ru-RU"/>
-        </w:rPr>
-        <w:t>корисності</w:t>
-      </w:r>
-      <w:proofErr w:type="spellEnd"/>
-      <w:r>
-        <w:rPr>
-          <w:rFonts w:ascii="Courier New" w:eastAsia="Times New Roman" w:hAnsi="Courier New" w:cs="Courier New"/>
-          <w:color w:val="6AAB73"/>
-          <w:sz w:val="20"/>
-          <w:szCs w:val="20"/>
-          <w:lang w:val="en-US"/>
-        </w:rPr>
-        <w:t xml:space="preserve"> ==="</w:t>
-      </w:r>
-      <w:r>
-        <w:rPr>
-          <w:rFonts w:ascii="Courier New" w:eastAsia="Times New Roman" w:hAnsi="Courier New" w:cs="Courier New"/>
-          <w:color w:val="BCBEC4"/>
-          <w:sz w:val="20"/>
-          <w:szCs w:val="20"/>
-          <w:lang w:val="en-US"/>
-        </w:rPr>
-        <w:t>)</w:t>
-      </w:r>
-      <w:r>
-        <w:rPr>
-          <w:rFonts w:ascii="Courier New" w:eastAsia="Times New Roman" w:hAnsi="Courier New" w:cs="Courier New"/>
-          <w:color w:val="BCBEC4"/>
-          <w:sz w:val="20"/>
-          <w:szCs w:val="20"/>
-          <w:lang w:val="en-US"/>
-        </w:rPr>
-        <w:br/>
-      </w:r>
-      <w:r>
-        <w:rPr>
-          <w:rFonts w:ascii="Courier New" w:eastAsia="Times New Roman" w:hAnsi="Courier New" w:cs="Courier New"/>
-          <w:color w:val="8888C6"/>
-          <w:sz w:val="20"/>
-          <w:szCs w:val="20"/>
-          <w:lang w:val="en-US"/>
-        </w:rPr>
-        <w:t>print</w:t>
-      </w:r>
-      <w:r>
-        <w:rPr>
-          <w:rFonts w:ascii="Courier New" w:eastAsia="Times New Roman" w:hAnsi="Courier New" w:cs="Courier New"/>
-          <w:color w:val="BCBEC4"/>
-          <w:sz w:val="20"/>
-          <w:szCs w:val="20"/>
-          <w:lang w:val="en-US"/>
-        </w:rPr>
-        <w:t>(</w:t>
-      </w:r>
-      <w:proofErr w:type="spellStart"/>
-      <w:r>
-        <w:rPr>
-          <w:rFonts w:ascii="Courier New" w:eastAsia="Times New Roman" w:hAnsi="Courier New" w:cs="Courier New"/>
-          <w:color w:val="BCBEC4"/>
-          <w:sz w:val="20"/>
-          <w:szCs w:val="20"/>
-          <w:lang w:val="en-US"/>
-        </w:rPr>
-        <w:t>pareto_df</w:t>
-      </w:r>
-      <w:proofErr w:type="spellEnd"/>
-      <w:r>
-        <w:rPr>
-          <w:rFonts w:ascii="Courier New" w:eastAsia="Times New Roman" w:hAnsi="Courier New" w:cs="Courier New"/>
-          <w:color w:val="BCBEC4"/>
-          <w:sz w:val="20"/>
-          <w:szCs w:val="20"/>
-          <w:lang w:val="en-US"/>
-        </w:rPr>
-        <w:t>[[</w:t>
-      </w:r>
-      <w:r>
-        <w:rPr>
-          <w:rFonts w:ascii="Courier New" w:eastAsia="Times New Roman" w:hAnsi="Courier New" w:cs="Courier New"/>
-          <w:color w:val="6AAB73"/>
-          <w:sz w:val="20"/>
-          <w:szCs w:val="20"/>
-          <w:lang w:val="en-US"/>
-        </w:rPr>
-        <w:t>"No"</w:t>
-      </w:r>
-      <w:r>
-        <w:rPr>
-          <w:rFonts w:ascii="Courier New" w:eastAsia="Times New Roman" w:hAnsi="Courier New" w:cs="Courier New"/>
-          <w:color w:val="BCBEC4"/>
-          <w:sz w:val="20"/>
-          <w:szCs w:val="20"/>
-          <w:lang w:val="en-US"/>
-        </w:rPr>
-        <w:t>,</w:t>
-      </w:r>
-      <w:r>
-        <w:rPr>
-          <w:rFonts w:ascii="Courier New" w:eastAsia="Times New Roman" w:hAnsi="Courier New" w:cs="Courier New"/>
-          <w:color w:val="6AAB73"/>
-          <w:sz w:val="20"/>
-          <w:szCs w:val="20"/>
-          <w:lang w:val="en-US"/>
-        </w:rPr>
-        <w:t>"k1n"</w:t>
-      </w:r>
-      <w:r>
-        <w:rPr>
-          <w:rFonts w:ascii="Courier New" w:eastAsia="Times New Roman" w:hAnsi="Courier New" w:cs="Courier New"/>
-          <w:color w:val="BCBEC4"/>
-          <w:sz w:val="20"/>
-          <w:szCs w:val="20"/>
-          <w:lang w:val="en-US"/>
-        </w:rPr>
-        <w:t>,</w:t>
-      </w:r>
-      <w:r>
-        <w:rPr>
-          <w:rFonts w:ascii="Courier New" w:eastAsia="Times New Roman" w:hAnsi="Courier New" w:cs="Courier New"/>
-          <w:color w:val="6AAB73"/>
-          <w:sz w:val="20"/>
-          <w:szCs w:val="20"/>
-          <w:lang w:val="en-US"/>
-        </w:rPr>
-        <w:t>"k2n"</w:t>
-      </w:r>
-      <w:r>
-        <w:rPr>
-          <w:rFonts w:ascii="Courier New" w:eastAsia="Times New Roman" w:hAnsi="Courier New" w:cs="Courier New"/>
-          <w:color w:val="BCBEC4"/>
-          <w:sz w:val="20"/>
-          <w:szCs w:val="20"/>
-          <w:lang w:val="en-US"/>
-        </w:rPr>
-        <w:t>,</w:t>
-      </w:r>
-      <w:r>
-        <w:rPr>
-          <w:rFonts w:ascii="Courier New" w:eastAsia="Times New Roman" w:hAnsi="Courier New" w:cs="Courier New"/>
-          <w:color w:val="6AAB73"/>
-          <w:sz w:val="20"/>
-          <w:szCs w:val="20"/>
-          <w:lang w:val="en-US"/>
-        </w:rPr>
-        <w:t>"k3n"</w:t>
-      </w:r>
-      <w:r>
-        <w:rPr>
-          <w:rFonts w:ascii="Courier New" w:eastAsia="Times New Roman" w:hAnsi="Courier New" w:cs="Courier New"/>
-          <w:color w:val="BCBEC4"/>
-          <w:sz w:val="20"/>
-          <w:szCs w:val="20"/>
-          <w:lang w:val="en-US"/>
-        </w:rPr>
-        <w:t>,</w:t>
-      </w:r>
-      <w:r>
-        <w:rPr>
-          <w:rFonts w:ascii="Courier New" w:eastAsia="Times New Roman" w:hAnsi="Courier New" w:cs="Courier New"/>
-          <w:color w:val="6AAB73"/>
-          <w:sz w:val="20"/>
-          <w:szCs w:val="20"/>
-          <w:lang w:val="en-US"/>
-        </w:rPr>
-        <w:t>"F"</w:t>
-      </w:r>
-      <w:r>
-        <w:rPr>
-          <w:rFonts w:ascii="Courier New" w:eastAsia="Times New Roman" w:hAnsi="Courier New" w:cs="Courier New"/>
-          <w:color w:val="BCBEC4"/>
-          <w:sz w:val="20"/>
-          <w:szCs w:val="20"/>
-          <w:lang w:val="en-US"/>
-        </w:rPr>
-        <w:t>]])</w:t>
-      </w:r>
-      <w:r>
-        <w:rPr>
-          <w:rFonts w:ascii="Courier New" w:eastAsia="Times New Roman" w:hAnsi="Courier New" w:cs="Courier New"/>
-          <w:color w:val="BCBEC4"/>
-          <w:sz w:val="20"/>
-          <w:szCs w:val="20"/>
-          <w:lang w:val="en-US"/>
-        </w:rPr>
-        <w:br/>
-      </w:r>
-      <w:r>
-        <w:rPr>
-          <w:rFonts w:ascii="Courier New" w:eastAsia="Times New Roman" w:hAnsi="Courier New" w:cs="Courier New"/>
-          <w:color w:val="BCBEC4"/>
-          <w:sz w:val="20"/>
-          <w:szCs w:val="20"/>
-          <w:lang w:val="en-US"/>
-        </w:rPr>
-        <w:br/>
-      </w:r>
-      <w:r>
-        <w:rPr>
-          <w:rFonts w:ascii="Courier New" w:eastAsia="Times New Roman" w:hAnsi="Courier New" w:cs="Courier New"/>
-          <w:color w:val="7A7E85"/>
-          <w:sz w:val="20"/>
-          <w:szCs w:val="20"/>
-          <w:lang w:val="en-US"/>
-        </w:rPr>
-        <w:t xml:space="preserve"># 6. </w:t>
-      </w:r>
-      <w:proofErr w:type="spellStart"/>
-      <w:r>
-        <w:rPr>
-          <w:rFonts w:ascii="Courier New" w:eastAsia="Times New Roman" w:hAnsi="Courier New" w:cs="Courier New"/>
-          <w:color w:val="7A7E85"/>
-          <w:sz w:val="20"/>
-          <w:szCs w:val="20"/>
-          <w:lang w:val="ru-RU"/>
-        </w:rPr>
-        <w:t>Оптимальне</w:t>
-      </w:r>
-      <w:proofErr w:type="spellEnd"/>
-      <w:r>
-        <w:rPr>
-          <w:rFonts w:ascii="Courier New" w:eastAsia="Times New Roman" w:hAnsi="Courier New" w:cs="Courier New"/>
-          <w:color w:val="7A7E85"/>
-          <w:sz w:val="20"/>
-          <w:szCs w:val="20"/>
-          <w:lang w:val="en-US"/>
-        </w:rPr>
-        <w:t xml:space="preserve"> </w:t>
-      </w:r>
-      <w:proofErr w:type="spellStart"/>
-      <w:r>
-        <w:rPr>
-          <w:rFonts w:ascii="Courier New" w:eastAsia="Times New Roman" w:hAnsi="Courier New" w:cs="Courier New"/>
-          <w:color w:val="7A7E85"/>
-          <w:sz w:val="20"/>
-          <w:szCs w:val="20"/>
-          <w:lang w:val="ru-RU"/>
-        </w:rPr>
         <w:t>рішення</w:t>
       </w:r>
-      <w:proofErr w:type="spellEnd"/>
-      <w:r>
-        <w:rPr>
-          <w:rFonts w:ascii="Courier New" w:eastAsia="Times New Roman" w:hAnsi="Courier New" w:cs="Courier New"/>
-          <w:color w:val="7A7E85"/>
-          <w:sz w:val="20"/>
-          <w:szCs w:val="20"/>
-          <w:lang w:val="en-US"/>
-        </w:rPr>
-        <w:br/>
-      </w:r>
-      <w:r>
-        <w:rPr>
-          <w:rFonts w:ascii="Courier New" w:eastAsia="Times New Roman" w:hAnsi="Courier New" w:cs="Courier New"/>
-          <w:color w:val="BCBEC4"/>
-          <w:sz w:val="20"/>
-          <w:szCs w:val="20"/>
-          <w:lang w:val="en-US"/>
-        </w:rPr>
-        <w:lastRenderedPageBreak/>
-        <w:t xml:space="preserve">best = </w:t>
-      </w:r>
-      <w:proofErr w:type="spellStart"/>
-      <w:r>
-        <w:rPr>
-          <w:rFonts w:ascii="Courier New" w:eastAsia="Times New Roman" w:hAnsi="Courier New" w:cs="Courier New"/>
-          <w:color w:val="BCBEC4"/>
-          <w:sz w:val="20"/>
-          <w:szCs w:val="20"/>
-          <w:lang w:val="en-US"/>
-        </w:rPr>
-        <w:t>pareto_df.loc</w:t>
-      </w:r>
-      <w:proofErr w:type="spellEnd"/>
-      <w:r>
-        <w:rPr>
-          <w:rFonts w:ascii="Courier New" w:eastAsia="Times New Roman" w:hAnsi="Courier New" w:cs="Courier New"/>
-          <w:color w:val="BCBEC4"/>
-          <w:sz w:val="20"/>
-          <w:szCs w:val="20"/>
-          <w:lang w:val="en-US"/>
-        </w:rPr>
-        <w:t>[</w:t>
-      </w:r>
-      <w:proofErr w:type="spellStart"/>
-      <w:r>
-        <w:rPr>
-          <w:rFonts w:ascii="Courier New" w:eastAsia="Times New Roman" w:hAnsi="Courier New" w:cs="Courier New"/>
-          <w:color w:val="BCBEC4"/>
-          <w:sz w:val="20"/>
-          <w:szCs w:val="20"/>
-          <w:lang w:val="en-US"/>
-        </w:rPr>
-        <w:t>pareto_df</w:t>
-      </w:r>
-      <w:proofErr w:type="spellEnd"/>
-      <w:r>
-        <w:rPr>
-          <w:rFonts w:ascii="Courier New" w:eastAsia="Times New Roman" w:hAnsi="Courier New" w:cs="Courier New"/>
-          <w:color w:val="BCBEC4"/>
-          <w:sz w:val="20"/>
-          <w:szCs w:val="20"/>
-          <w:lang w:val="en-US"/>
-        </w:rPr>
-        <w:t>[</w:t>
-      </w:r>
-      <w:r>
-        <w:rPr>
-          <w:rFonts w:ascii="Courier New" w:eastAsia="Times New Roman" w:hAnsi="Courier New" w:cs="Courier New"/>
-          <w:color w:val="6AAB73"/>
-          <w:sz w:val="20"/>
-          <w:szCs w:val="20"/>
-          <w:lang w:val="en-US"/>
-        </w:rPr>
-        <w:t>"F"</w:t>
-      </w:r>
-      <w:r>
-        <w:rPr>
-          <w:rFonts w:ascii="Courier New" w:eastAsia="Times New Roman" w:hAnsi="Courier New" w:cs="Courier New"/>
-          <w:color w:val="BCBEC4"/>
-          <w:sz w:val="20"/>
-          <w:szCs w:val="20"/>
-          <w:lang w:val="en-US"/>
-        </w:rPr>
-        <w:t>].</w:t>
-      </w:r>
-      <w:proofErr w:type="spellStart"/>
-      <w:r>
-        <w:rPr>
-          <w:rFonts w:ascii="Courier New" w:eastAsia="Times New Roman" w:hAnsi="Courier New" w:cs="Courier New"/>
-          <w:color w:val="BCBEC4"/>
-          <w:sz w:val="20"/>
-          <w:szCs w:val="20"/>
-          <w:lang w:val="en-US"/>
-        </w:rPr>
-        <w:t>idxmax</w:t>
-      </w:r>
-      <w:proofErr w:type="spellEnd"/>
-      <w:r>
-        <w:rPr>
-          <w:rFonts w:ascii="Courier New" w:eastAsia="Times New Roman" w:hAnsi="Courier New" w:cs="Courier New"/>
-          <w:color w:val="BCBEC4"/>
-          <w:sz w:val="20"/>
-          <w:szCs w:val="20"/>
-          <w:lang w:val="en-US"/>
-        </w:rPr>
-        <w:t>()]</w:t>
-      </w:r>
-      <w:r>
-        <w:rPr>
-          <w:rFonts w:ascii="Courier New" w:eastAsia="Times New Roman" w:hAnsi="Courier New" w:cs="Courier New"/>
-          <w:color w:val="BCBEC4"/>
-          <w:sz w:val="20"/>
-          <w:szCs w:val="20"/>
-          <w:lang w:val="en-US"/>
-        </w:rPr>
-        <w:br/>
-      </w:r>
-      <w:r>
-        <w:rPr>
-          <w:rFonts w:ascii="Courier New" w:eastAsia="Times New Roman" w:hAnsi="Courier New" w:cs="Courier New"/>
-          <w:color w:val="8888C6"/>
-          <w:sz w:val="20"/>
-          <w:szCs w:val="20"/>
-          <w:lang w:val="en-US"/>
-        </w:rPr>
-        <w:t>print</w:t>
-      </w:r>
-      <w:r>
-        <w:rPr>
-          <w:rFonts w:ascii="Courier New" w:eastAsia="Times New Roman" w:hAnsi="Courier New" w:cs="Courier New"/>
-          <w:color w:val="BCBEC4"/>
-          <w:sz w:val="20"/>
-          <w:szCs w:val="20"/>
-          <w:lang w:val="en-US"/>
-        </w:rPr>
-        <w:t>(</w:t>
-      </w:r>
-      <w:r>
-        <w:rPr>
-          <w:rFonts w:ascii="Courier New" w:eastAsia="Times New Roman" w:hAnsi="Courier New" w:cs="Courier New"/>
-          <w:color w:val="6AAB73"/>
-          <w:sz w:val="20"/>
-          <w:szCs w:val="20"/>
-          <w:lang w:val="en-US"/>
-        </w:rPr>
-        <w:t>"</w:t>
-      </w:r>
-      <w:r>
-        <w:rPr>
-          <w:rFonts w:ascii="Courier New" w:eastAsia="Times New Roman" w:hAnsi="Courier New" w:cs="Courier New"/>
-          <w:color w:val="CF8E6D"/>
-          <w:sz w:val="20"/>
-          <w:szCs w:val="20"/>
-          <w:lang w:val="en-US"/>
-        </w:rPr>
-        <w:t>\n</w:t>
-      </w:r>
-      <w:r>
-        <w:rPr>
-          <w:rFonts w:ascii="Courier New" w:eastAsia="Times New Roman" w:hAnsi="Courier New" w:cs="Courier New"/>
-          <w:color w:val="6AAB73"/>
-          <w:sz w:val="20"/>
-          <w:szCs w:val="20"/>
-          <w:lang w:val="en-US"/>
-        </w:rPr>
-        <w:t xml:space="preserve">=== </w:t>
-      </w:r>
-      <w:proofErr w:type="spellStart"/>
-      <w:r>
-        <w:rPr>
-          <w:rFonts w:ascii="Courier New" w:eastAsia="Times New Roman" w:hAnsi="Courier New" w:cs="Courier New"/>
-          <w:color w:val="6AAB73"/>
-          <w:sz w:val="20"/>
-          <w:szCs w:val="20"/>
-          <w:lang w:val="ru-RU"/>
-        </w:rPr>
-        <w:t>Оптимальне</w:t>
-      </w:r>
-      <w:proofErr w:type="spellEnd"/>
-      <w:r>
-        <w:rPr>
-          <w:rFonts w:ascii="Courier New" w:eastAsia="Times New Roman" w:hAnsi="Courier New" w:cs="Courier New"/>
-          <w:color w:val="6AAB73"/>
-          <w:sz w:val="20"/>
-          <w:szCs w:val="20"/>
-          <w:lang w:val="en-US"/>
-        </w:rPr>
-        <w:t xml:space="preserve"> </w:t>
-      </w:r>
-      <w:proofErr w:type="spellStart"/>
-      <w:r>
-        <w:rPr>
-          <w:rFonts w:ascii="Courier New" w:eastAsia="Times New Roman" w:hAnsi="Courier New" w:cs="Courier New"/>
-          <w:color w:val="6AAB73"/>
-          <w:sz w:val="20"/>
-          <w:szCs w:val="20"/>
-          <w:lang w:val="ru-RU"/>
-        </w:rPr>
-        <w:t>рішення</w:t>
-      </w:r>
-      <w:proofErr w:type="spellEnd"/>
       <w:r>
         <w:rPr>
           <w:rFonts w:ascii="Courier New" w:eastAsia="Times New Roman" w:hAnsi="Courier New" w:cs="Courier New"/>
@@ -6266,6 +5340,7 @@
           <w:rFonts w:ascii="Times New Roman" w:hAnsi="Times New Roman" w:cs="Times New Roman"/>
           <w:b/>
           <w:bCs/>
+          <w:noProof/>
           <w:sz w:val="28"/>
           <w:szCs w:val="28"/>
         </w:rPr>
@@ -6395,6 +5470,7 @@
           <w:rFonts w:ascii="Times New Roman" w:hAnsi="Times New Roman" w:cs="Times New Roman"/>
           <w:b/>
           <w:bCs/>
+          <w:noProof/>
           <w:sz w:val="28"/>
           <w:szCs w:val="28"/>
         </w:rPr>
@@ -6452,7 +5528,24 @@
           <w:sz w:val="28"/>
           <w:szCs w:val="28"/>
         </w:rPr>
-        <w:t xml:space="preserve">Рисунок 1.1 – </w:t>
+        <w:t>Рисунок 1.</w:t>
+      </w:r>
+      <w:r>
+        <w:rPr>
+          <w:rFonts w:ascii="Times New Roman" w:hAnsi="Times New Roman" w:cs="Times New Roman"/>
+          <w:sz w:val="28"/>
+          <w:szCs w:val="28"/>
+          <w:lang w:val="ru-RU"/>
+        </w:rPr>
+        <w:t>2</w:t>
+      </w:r>
+      <w:r>
+        <w:rPr>
+          <w:rFonts w:ascii="Times New Roman" w:hAnsi="Times New Roman" w:cs="Times New Roman"/>
+          <w:sz w:val="28"/>
+          <w:szCs w:val="28"/>
+        </w:rPr>
+        <w:t xml:space="preserve"> – </w:t>
       </w:r>
       <w:r>
         <w:rPr>
@@ -12231,6 +11324,7 @@
   <w:style w:type="character" w:default="1" w:styleId="a0">
     <w:name w:val="Default Paragraph Font"/>
     <w:uiPriority w:val="1"/>
+    <w:semiHidden/>
     <w:unhideWhenUsed/>
   </w:style>
   <w:style w:type="table" w:default="1" w:styleId="a1">
